--- a/STM32F746G Discovery board/contents/Module10_FFT_Part2/Lab05_Documents/Lab05_FFT.docx
+++ b/STM32F746G Discovery board/contents/Module10_FFT_Part2/Lab05_Documents/Lab05_FFT.docx
@@ -1,6 +1,6 @@
 
 <file path=word/document.xml><?xml version="1.0" encoding="utf-8"?>
-<w:document xmlns:wpc="http://schemas.microsoft.com/office/word/2010/wordprocessingCanvas" xmlns:cx="http://schemas.microsoft.com/office/drawing/2014/chartex" xmlns:cx1="http://schemas.microsoft.com/office/drawing/2015/9/8/chartex" xmlns:cx2="http://schemas.microsoft.com/office/drawing/2015/10/21/chartex" xmlns:cx3="http://schemas.microsoft.com/office/drawing/2016/5/9/chartex" xmlns:cx4="http://schemas.microsoft.com/office/drawing/2016/5/10/chartex" xmlns:cx5="http://schemas.microsoft.com/office/drawing/2016/5/11/chartex" xmlns:cx6="http://schemas.microsoft.com/office/drawing/2016/5/12/chartex" xmlns:cx7="http://schemas.microsoft.com/office/drawing/2016/5/13/chartex" xmlns:cx8="http://schemas.microsoft.com/office/drawing/2016/5/14/chartex" xmlns:mc="http://schemas.openxmlformats.org/markup-compatibility/2006" xmlns:aink="http://schemas.microsoft.com/office/drawing/2016/ink" xmlns:am3d="http://schemas.microsoft.com/office/drawing/2017/model3d" xmlns:o="urn:schemas-microsoft-com:office:office" xmlns:oel="http://schemas.microsoft.com/office/2019/extlst" xmlns:r="http://schemas.openxmlformats.org/officeDocument/2006/relationships" xmlns:m="http://schemas.openxmlformats.org/officeDocument/2006/math" xmlns:v="urn:schemas-microsoft-com:vml" xmlns:wp14="http://schemas.microsoft.com/office/word/2010/wordprocessingDrawing" xmlns:wp="http://schemas.openxmlformats.org/drawingml/2006/wordprocessingDrawing" xmlns:w10="urn:schemas-microsoft-com:office:word" xmlns:w="http://schemas.openxmlformats.org/wordprocessingml/2006/main" xmlns:w14="http://schemas.microsoft.com/office/word/2010/wordml" xmlns:w15="http://schemas.microsoft.com/office/word/2012/wordml" xmlns:w16cex="http://schemas.microsoft.com/office/word/2018/wordml/cex" xmlns:w16cid="http://schemas.microsoft.com/office/word/2016/wordml/cid" xmlns:w16="http://schemas.microsoft.com/office/word/2018/wordml" xmlns:w16du="http://schemas.microsoft.com/office/word/2023/wordml/word16du" xmlns:w16sdtdh="http://schemas.microsoft.com/office/word/2020/wordml/sdtdatahash" xmlns:w16se="http://schemas.microsoft.com/office/word/2015/wordml/symex" xmlns:wpg="http://schemas.microsoft.com/office/word/2010/wordprocessingGroup" xmlns:wpi="http://schemas.microsoft.com/office/word/2010/wordprocessingInk" xmlns:wne="http://schemas.microsoft.com/office/word/2006/wordml" xmlns:wps="http://schemas.microsoft.com/office/word/2010/wordprocessingShape" mc:Ignorable="w14 w15 w16se w16cid w16 w16cex w16sdtdh wp14">
+<w:document xmlns:wpc="http://schemas.microsoft.com/office/word/2010/wordprocessingCanvas" xmlns:cx="http://schemas.microsoft.com/office/drawing/2014/chartex" xmlns:cx1="http://schemas.microsoft.com/office/drawing/2015/9/8/chartex" xmlns:cx2="http://schemas.microsoft.com/office/drawing/2015/10/21/chartex" xmlns:cx3="http://schemas.microsoft.com/office/drawing/2016/5/9/chartex" xmlns:cx4="http://schemas.microsoft.com/office/drawing/2016/5/10/chartex" xmlns:cx5="http://schemas.microsoft.com/office/drawing/2016/5/11/chartex" xmlns:cx6="http://schemas.microsoft.com/office/drawing/2016/5/12/chartex" xmlns:cx7="http://schemas.microsoft.com/office/drawing/2016/5/13/chartex" xmlns:cx8="http://schemas.microsoft.com/office/drawing/2016/5/14/chartex" xmlns:mc="http://schemas.openxmlformats.org/markup-compatibility/2006" xmlns:aink="http://schemas.microsoft.com/office/drawing/2016/ink" xmlns:am3d="http://schemas.microsoft.com/office/drawing/2017/model3d" xmlns:o="urn:schemas-microsoft-com:office:office" xmlns:oel="http://schemas.microsoft.com/office/2019/extlst" xmlns:r="http://schemas.openxmlformats.org/officeDocument/2006/relationships" xmlns:m="http://schemas.openxmlformats.org/officeDocument/2006/math" xmlns:v="urn:schemas-microsoft-com:vml" xmlns:wp14="http://schemas.microsoft.com/office/word/2010/wordprocessingDrawing" xmlns:wp="http://schemas.openxmlformats.org/drawingml/2006/wordprocessingDrawing" xmlns:w10="urn:schemas-microsoft-com:office:word" xmlns:w="http://schemas.openxmlformats.org/wordprocessingml/2006/main" xmlns:w14="http://schemas.microsoft.com/office/word/2010/wordml" xmlns:w15="http://schemas.microsoft.com/office/word/2012/wordml" xmlns:w16cex="http://schemas.microsoft.com/office/word/2018/wordml/cex" xmlns:w16cid="http://schemas.microsoft.com/office/word/2016/wordml/cid" xmlns:w16="http://schemas.microsoft.com/office/word/2018/wordml" xmlns:w16du="http://schemas.microsoft.com/office/word/2023/wordml/word16du" xmlns:w16sdtdh="http://schemas.microsoft.com/office/word/2020/wordml/sdtdatahash" xmlns:w16sdtfl="http://schemas.microsoft.com/office/word/2024/wordml/sdtformatlock" xmlns:w16se="http://schemas.microsoft.com/office/word/2015/wordml/symex" xmlns:wpg="http://schemas.microsoft.com/office/word/2010/wordprocessingGroup" xmlns:wpi="http://schemas.microsoft.com/office/word/2010/wordprocessingInk" xmlns:wne="http://schemas.microsoft.com/office/word/2006/wordml" xmlns:wps="http://schemas.microsoft.com/office/word/2010/wordprocessingShape" mc:Ignorable="w14 w15 w16se w16cid w16 w16cex w16sdtdh w16sdtfl w16du wp14">
   <w:body>
     <w:p>
       <w:pPr>
@@ -86,14 +86,14 @@
           <w:b/>
           <w:sz w:val="52"/>
         </w:rPr>
-        <w:t>0</w:t>
+        <w:t>5</w:t>
       </w:r>
       <w:r>
         <w:rPr>
           <w:b/>
           <w:sz w:val="52"/>
         </w:rPr>
-        <w:t>5</w:t>
+        <w:t xml:space="preserve">: </w:t>
       </w:r>
     </w:p>
     <w:p>
@@ -228,7 +228,11 @@
               <w:rFonts w:asciiTheme="minorHAnsi" w:hAnsiTheme="minorHAnsi"/>
               <w:b w:val="0"/>
               <w:color w:val="auto"/>
-              <w:sz w:val="22"/>
+              <w:kern w:val="2"/>
+              <w:sz w:val="24"/>
+              <w:szCs w:val="24"/>
+              <w:lang w:val="en-GB" w:eastAsia="en-GB"/>
+              <w14:ligatures w14:val="standardContextual"/>
             </w:rPr>
           </w:pPr>
           <w:r>
@@ -244,7 +248,7 @@
             </w:rPr>
             <w:fldChar w:fldCharType="separate"/>
           </w:r>
-          <w:hyperlink w:anchor="_Toc29195657" w:history="1">
+          <w:hyperlink w:anchor="_Toc225511371" w:history="1">
             <w:r>
               <w:rPr>
                 <w:rStyle w:val="Hyperlink"/>
@@ -256,7 +260,11 @@
                 <w:rFonts w:asciiTheme="minorHAnsi" w:hAnsiTheme="minorHAnsi"/>
                 <w:b w:val="0"/>
                 <w:color w:val="auto"/>
-                <w:sz w:val="22"/>
+                <w:kern w:val="2"/>
+                <w:sz w:val="24"/>
+                <w:szCs w:val="24"/>
+                <w:lang w:val="en-GB" w:eastAsia="en-GB"/>
+                <w14:ligatures w14:val="standardContextual"/>
               </w:rPr>
               <w:tab/>
             </w:r>
@@ -282,7 +290,7 @@
               <w:rPr>
                 <w:webHidden/>
               </w:rPr>
-              <w:instrText xml:space="preserve"> PAGEREF _Toc29195657 \h </w:instrText>
+              <w:instrText xml:space="preserve"> PAGEREF _Toc225511371 \h </w:instrText>
             </w:r>
             <w:r>
               <w:rPr>
@@ -313,16 +321,21 @@
           <w:pPr>
             <w:pStyle w:val="TOC2"/>
             <w:tabs>
-              <w:tab w:val="left" w:pos="880"/>
+              <w:tab w:val="left" w:pos="960"/>
               <w:tab w:val="right" w:leader="dot" w:pos="9016"/>
             </w:tabs>
             <w:rPr>
               <w:rFonts w:asciiTheme="minorHAnsi" w:hAnsiTheme="minorHAnsi"/>
               <w:noProof/>
               <w:color w:val="auto"/>
+              <w:kern w:val="2"/>
+              <w:sz w:val="24"/>
+              <w:szCs w:val="24"/>
+              <w:lang w:val="en-GB" w:eastAsia="en-GB"/>
+              <w14:ligatures w14:val="standardContextual"/>
             </w:rPr>
           </w:pPr>
-          <w:hyperlink w:anchor="_Toc29195658" w:history="1">
+          <w:hyperlink w:anchor="_Toc225511372" w:history="1">
             <w:r>
               <w:rPr>
                 <w:rStyle w:val="Hyperlink"/>
@@ -335,6 +348,11 @@
                 <w:rFonts w:asciiTheme="minorHAnsi" w:hAnsiTheme="minorHAnsi"/>
                 <w:noProof/>
                 <w:color w:val="auto"/>
+                <w:kern w:val="2"/>
+                <w:sz w:val="24"/>
+                <w:szCs w:val="24"/>
+                <w:lang w:val="en-GB" w:eastAsia="en-GB"/>
+                <w14:ligatures w14:val="standardContextual"/>
               </w:rPr>
               <w:tab/>
             </w:r>
@@ -343,7 +361,7 @@
                 <w:rStyle w:val="Hyperlink"/>
                 <w:noProof/>
               </w:rPr>
-              <w:t>Lab overview</w:t>
+              <w:t>Lab Overview</w:t>
             </w:r>
             <w:r>
               <w:rPr>
@@ -364,7 +382,7 @@
                 <w:noProof/>
                 <w:webHidden/>
               </w:rPr>
-              <w:instrText xml:space="preserve"> PAGEREF _Toc29195658 \h </w:instrText>
+              <w:instrText xml:space="preserve"> PAGEREF _Toc225511372 \h </w:instrText>
             </w:r>
             <w:r>
               <w:rPr>
@@ -402,10 +420,14 @@
               <w:rFonts w:asciiTheme="minorHAnsi" w:hAnsiTheme="minorHAnsi"/>
               <w:b w:val="0"/>
               <w:color w:val="auto"/>
-              <w:sz w:val="22"/>
+              <w:kern w:val="2"/>
+              <w:sz w:val="24"/>
+              <w:szCs w:val="24"/>
+              <w:lang w:val="en-GB" w:eastAsia="en-GB"/>
+              <w14:ligatures w14:val="standardContextual"/>
             </w:rPr>
           </w:pPr>
-          <w:hyperlink w:anchor="_Toc29195659" w:history="1">
+          <w:hyperlink w:anchor="_Toc225511373" w:history="1">
             <w:r>
               <w:rPr>
                 <w:rStyle w:val="Hyperlink"/>
@@ -417,7 +439,11 @@
                 <w:rFonts w:asciiTheme="minorHAnsi" w:hAnsiTheme="minorHAnsi"/>
                 <w:b w:val="0"/>
                 <w:color w:val="auto"/>
-                <w:sz w:val="22"/>
+                <w:kern w:val="2"/>
+                <w:sz w:val="24"/>
+                <w:szCs w:val="24"/>
+                <w:lang w:val="en-GB" w:eastAsia="en-GB"/>
+                <w14:ligatures w14:val="standardContextual"/>
               </w:rPr>
               <w:tab/>
             </w:r>
@@ -443,7 +469,7 @@
               <w:rPr>
                 <w:webHidden/>
               </w:rPr>
-              <w:instrText xml:space="preserve"> PAGEREF _Toc29195659 \h </w:instrText>
+              <w:instrText xml:space="preserve"> PAGEREF _Toc225511373 \h </w:instrText>
             </w:r>
             <w:r>
               <w:rPr>
@@ -477,10 +503,14 @@
               <w:rFonts w:asciiTheme="minorHAnsi" w:hAnsiTheme="minorHAnsi"/>
               <w:b w:val="0"/>
               <w:color w:val="auto"/>
-              <w:sz w:val="22"/>
+              <w:kern w:val="2"/>
+              <w:sz w:val="24"/>
+              <w:szCs w:val="24"/>
+              <w:lang w:val="en-GB" w:eastAsia="en-GB"/>
+              <w14:ligatures w14:val="standardContextual"/>
             </w:rPr>
           </w:pPr>
-          <w:hyperlink w:anchor="_Toc29195660" w:history="1">
+          <w:hyperlink w:anchor="_Toc225511374" w:history="1">
             <w:r>
               <w:rPr>
                 <w:rStyle w:val="Hyperlink"/>
@@ -492,7 +522,11 @@
                 <w:rFonts w:asciiTheme="minorHAnsi" w:hAnsiTheme="minorHAnsi"/>
                 <w:b w:val="0"/>
                 <w:color w:val="auto"/>
-                <w:sz w:val="22"/>
+                <w:kern w:val="2"/>
+                <w:sz w:val="24"/>
+                <w:szCs w:val="24"/>
+                <w:lang w:val="en-GB" w:eastAsia="en-GB"/>
+                <w14:ligatures w14:val="standardContextual"/>
               </w:rPr>
               <w:tab/>
             </w:r>
@@ -518,7 +552,7 @@
               <w:rPr>
                 <w:webHidden/>
               </w:rPr>
-              <w:instrText xml:space="preserve"> PAGEREF _Toc29195660 \h </w:instrText>
+              <w:instrText xml:space="preserve"> PAGEREF _Toc225511374 \h </w:instrText>
             </w:r>
             <w:r>
               <w:rPr>
@@ -549,16 +583,21 @@
           <w:pPr>
             <w:pStyle w:val="TOC2"/>
             <w:tabs>
-              <w:tab w:val="left" w:pos="880"/>
+              <w:tab w:val="left" w:pos="960"/>
               <w:tab w:val="right" w:leader="dot" w:pos="9016"/>
             </w:tabs>
             <w:rPr>
               <w:rFonts w:asciiTheme="minorHAnsi" w:hAnsiTheme="minorHAnsi"/>
               <w:noProof/>
               <w:color w:val="auto"/>
+              <w:kern w:val="2"/>
+              <w:sz w:val="24"/>
+              <w:szCs w:val="24"/>
+              <w:lang w:val="en-GB" w:eastAsia="en-GB"/>
+              <w14:ligatures w14:val="standardContextual"/>
             </w:rPr>
           </w:pPr>
-          <w:hyperlink w:anchor="_Toc29195661" w:history="1">
+          <w:hyperlink w:anchor="_Toc225511375" w:history="1">
             <w:r>
               <w:rPr>
                 <w:rStyle w:val="Hyperlink"/>
@@ -571,6 +610,11 @@
                 <w:rFonts w:asciiTheme="minorHAnsi" w:hAnsiTheme="minorHAnsi"/>
                 <w:noProof/>
                 <w:color w:val="auto"/>
+                <w:kern w:val="2"/>
+                <w:sz w:val="24"/>
+                <w:szCs w:val="24"/>
+                <w:lang w:val="en-GB" w:eastAsia="en-GB"/>
+                <w14:ligatures w14:val="standardContextual"/>
               </w:rPr>
               <w:tab/>
             </w:r>
@@ -600,7 +644,7 @@
                 <w:noProof/>
                 <w:webHidden/>
               </w:rPr>
-              <w:instrText xml:space="preserve"> PAGEREF _Toc29195661 \h </w:instrText>
+              <w:instrText xml:space="preserve"> PAGEREF _Toc225511375 \h </w:instrText>
             </w:r>
             <w:r>
               <w:rPr>
@@ -638,10 +682,14 @@
               <w:rFonts w:asciiTheme="minorHAnsi" w:hAnsiTheme="minorHAnsi"/>
               <w:b w:val="0"/>
               <w:color w:val="auto"/>
-              <w:sz w:val="22"/>
+              <w:kern w:val="2"/>
+              <w:sz w:val="24"/>
+              <w:szCs w:val="24"/>
+              <w:lang w:val="en-GB" w:eastAsia="en-GB"/>
+              <w14:ligatures w14:val="standardContextual"/>
             </w:rPr>
           </w:pPr>
-          <w:hyperlink w:anchor="_Toc29195662" w:history="1">
+          <w:hyperlink w:anchor="_Toc225511376" w:history="1">
             <w:r>
               <w:rPr>
                 <w:rStyle w:val="Hyperlink"/>
@@ -653,7 +701,11 @@
                 <w:rFonts w:asciiTheme="minorHAnsi" w:hAnsiTheme="minorHAnsi"/>
                 <w:b w:val="0"/>
                 <w:color w:val="auto"/>
-                <w:sz w:val="22"/>
+                <w:kern w:val="2"/>
+                <w:sz w:val="24"/>
+                <w:szCs w:val="24"/>
+                <w:lang w:val="en-GB" w:eastAsia="en-GB"/>
+                <w14:ligatures w14:val="standardContextual"/>
               </w:rPr>
               <w:tab/>
             </w:r>
@@ -679,7 +731,7 @@
               <w:rPr>
                 <w:webHidden/>
               </w:rPr>
-              <w:instrText xml:space="preserve"> PAGEREF _Toc29195662 \h </w:instrText>
+              <w:instrText xml:space="preserve"> PAGEREF _Toc225511376 \h </w:instrText>
             </w:r>
             <w:r>
               <w:rPr>
@@ -710,16 +762,21 @@
           <w:pPr>
             <w:pStyle w:val="TOC2"/>
             <w:tabs>
-              <w:tab w:val="left" w:pos="880"/>
+              <w:tab w:val="left" w:pos="960"/>
               <w:tab w:val="right" w:leader="dot" w:pos="9016"/>
             </w:tabs>
             <w:rPr>
               <w:rFonts w:asciiTheme="minorHAnsi" w:hAnsiTheme="minorHAnsi"/>
               <w:noProof/>
               <w:color w:val="auto"/>
+              <w:kern w:val="2"/>
+              <w:sz w:val="24"/>
+              <w:szCs w:val="24"/>
+              <w:lang w:val="en-GB" w:eastAsia="en-GB"/>
+              <w14:ligatures w14:val="standardContextual"/>
             </w:rPr>
           </w:pPr>
-          <w:hyperlink w:anchor="_Toc29195663" w:history="1">
+          <w:hyperlink w:anchor="_Toc225511377" w:history="1">
             <w:r>
               <w:rPr>
                 <w:rStyle w:val="Hyperlink"/>
@@ -732,6 +789,11 @@
                 <w:rFonts w:asciiTheme="minorHAnsi" w:hAnsiTheme="minorHAnsi"/>
                 <w:noProof/>
                 <w:color w:val="auto"/>
+                <w:kern w:val="2"/>
+                <w:sz w:val="24"/>
+                <w:szCs w:val="24"/>
+                <w:lang w:val="en-GB" w:eastAsia="en-GB"/>
+                <w14:ligatures w14:val="standardContextual"/>
               </w:rPr>
               <w:tab/>
             </w:r>
@@ -761,7 +823,7 @@
                 <w:noProof/>
                 <w:webHidden/>
               </w:rPr>
-              <w:instrText xml:space="preserve"> PAGEREF _Toc29195663 \h </w:instrText>
+              <w:instrText xml:space="preserve"> PAGEREF _Toc225511377 \h </w:instrText>
             </w:r>
             <w:r>
               <w:rPr>
@@ -799,10 +861,14 @@
               <w:rFonts w:asciiTheme="minorHAnsi" w:hAnsiTheme="minorHAnsi"/>
               <w:b w:val="0"/>
               <w:color w:val="auto"/>
-              <w:sz w:val="22"/>
+              <w:kern w:val="2"/>
+              <w:sz w:val="24"/>
+              <w:szCs w:val="24"/>
+              <w:lang w:val="en-GB" w:eastAsia="en-GB"/>
+              <w14:ligatures w14:val="standardContextual"/>
             </w:rPr>
           </w:pPr>
-          <w:hyperlink w:anchor="_Toc29195664" w:history="1">
+          <w:hyperlink w:anchor="_Toc225511378" w:history="1">
             <w:r>
               <w:rPr>
                 <w:rStyle w:val="Hyperlink"/>
@@ -814,7 +880,11 @@
                 <w:rFonts w:asciiTheme="minorHAnsi" w:hAnsiTheme="minorHAnsi"/>
                 <w:b w:val="0"/>
                 <w:color w:val="auto"/>
-                <w:sz w:val="22"/>
+                <w:kern w:val="2"/>
+                <w:sz w:val="24"/>
+                <w:szCs w:val="24"/>
+                <w:lang w:val="en-GB" w:eastAsia="en-GB"/>
+                <w14:ligatures w14:val="standardContextual"/>
               </w:rPr>
               <w:tab/>
             </w:r>
@@ -840,7 +910,7 @@
               <w:rPr>
                 <w:webHidden/>
               </w:rPr>
-              <w:instrText xml:space="preserve"> PAGEREF _Toc29195664 \h </w:instrText>
+              <w:instrText xml:space="preserve"> PAGEREF _Toc225511378 \h </w:instrText>
             </w:r>
             <w:r>
               <w:rPr>
@@ -871,16 +941,21 @@
           <w:pPr>
             <w:pStyle w:val="TOC2"/>
             <w:tabs>
-              <w:tab w:val="left" w:pos="880"/>
+              <w:tab w:val="left" w:pos="960"/>
               <w:tab w:val="right" w:leader="dot" w:pos="9016"/>
             </w:tabs>
             <w:rPr>
               <w:rFonts w:asciiTheme="minorHAnsi" w:hAnsiTheme="minorHAnsi"/>
               <w:noProof/>
               <w:color w:val="auto"/>
+              <w:kern w:val="2"/>
+              <w:sz w:val="24"/>
+              <w:szCs w:val="24"/>
+              <w:lang w:val="en-GB" w:eastAsia="en-GB"/>
+              <w14:ligatures w14:val="standardContextual"/>
             </w:rPr>
           </w:pPr>
-          <w:hyperlink w:anchor="_Toc29195665" w:history="1">
+          <w:hyperlink w:anchor="_Toc225511379" w:history="1">
             <w:r>
               <w:rPr>
                 <w:rStyle w:val="Hyperlink"/>
@@ -893,6 +968,11 @@
                 <w:rFonts w:asciiTheme="minorHAnsi" w:hAnsiTheme="minorHAnsi"/>
                 <w:noProof/>
                 <w:color w:val="auto"/>
+                <w:kern w:val="2"/>
+                <w:sz w:val="24"/>
+                <w:szCs w:val="24"/>
+                <w:lang w:val="en-GB" w:eastAsia="en-GB"/>
+                <w14:ligatures w14:val="standardContextual"/>
               </w:rPr>
               <w:tab/>
             </w:r>
@@ -922,7 +1002,7 @@
                 <w:noProof/>
                 <w:webHidden/>
               </w:rPr>
-              <w:instrText xml:space="preserve"> PAGEREF _Toc29195665 \h </w:instrText>
+              <w:instrText xml:space="preserve"> PAGEREF _Toc225511379 \h </w:instrText>
             </w:r>
             <w:r>
               <w:rPr>
@@ -942,7 +1022,7 @@
                 <w:noProof/>
                 <w:webHidden/>
               </w:rPr>
-              <w:t>4</w:t>
+              <w:t>5</w:t>
             </w:r>
             <w:r>
               <w:rPr>
@@ -960,10 +1040,14 @@
               <w:rFonts w:asciiTheme="minorHAnsi" w:hAnsiTheme="minorHAnsi"/>
               <w:b w:val="0"/>
               <w:color w:val="auto"/>
-              <w:sz w:val="22"/>
+              <w:kern w:val="2"/>
+              <w:sz w:val="24"/>
+              <w:szCs w:val="24"/>
+              <w:lang w:val="en-GB" w:eastAsia="en-GB"/>
+              <w14:ligatures w14:val="standardContextual"/>
             </w:rPr>
           </w:pPr>
-          <w:hyperlink w:anchor="_Toc29195666" w:history="1">
+          <w:hyperlink w:anchor="_Toc225511380" w:history="1">
             <w:r>
               <w:rPr>
                 <w:rStyle w:val="Hyperlink"/>
@@ -975,7 +1059,11 @@
                 <w:rFonts w:asciiTheme="minorHAnsi" w:hAnsiTheme="minorHAnsi"/>
                 <w:b w:val="0"/>
                 <w:color w:val="auto"/>
-                <w:sz w:val="22"/>
+                <w:kern w:val="2"/>
+                <w:sz w:val="24"/>
+                <w:szCs w:val="24"/>
+                <w:lang w:val="en-GB" w:eastAsia="en-GB"/>
+                <w14:ligatures w14:val="standardContextual"/>
               </w:rPr>
               <w:tab/>
             </w:r>
@@ -983,7 +1071,7 @@
               <w:rPr>
                 <w:rStyle w:val="Hyperlink"/>
               </w:rPr>
-              <w:t>Frame-based Processing</w:t>
+              <w:t>Frame-Based Processing</w:t>
             </w:r>
             <w:r>
               <w:rPr>
@@ -1001,7 +1089,7 @@
               <w:rPr>
                 <w:webHidden/>
               </w:rPr>
-              <w:instrText xml:space="preserve"> PAGEREF _Toc29195666 \h </w:instrText>
+              <w:instrText xml:space="preserve"> PAGEREF _Toc225511380 \h </w:instrText>
             </w:r>
             <w:r>
               <w:rPr>
@@ -1032,16 +1120,21 @@
           <w:pPr>
             <w:pStyle w:val="TOC2"/>
             <w:tabs>
-              <w:tab w:val="left" w:pos="880"/>
+              <w:tab w:val="left" w:pos="960"/>
               <w:tab w:val="right" w:leader="dot" w:pos="9016"/>
             </w:tabs>
             <w:rPr>
               <w:rFonts w:asciiTheme="minorHAnsi" w:hAnsiTheme="minorHAnsi"/>
               <w:noProof/>
               <w:color w:val="auto"/>
+              <w:kern w:val="2"/>
+              <w:sz w:val="24"/>
+              <w:szCs w:val="24"/>
+              <w:lang w:val="en-GB" w:eastAsia="en-GB"/>
+              <w14:ligatures w14:val="standardContextual"/>
             </w:rPr>
           </w:pPr>
-          <w:hyperlink w:anchor="_Toc29195667" w:history="1">
+          <w:hyperlink w:anchor="_Toc225511381" w:history="1">
             <w:r>
               <w:rPr>
                 <w:rStyle w:val="Hyperlink"/>
@@ -1054,6 +1147,11 @@
                 <w:rFonts w:asciiTheme="minorHAnsi" w:hAnsiTheme="minorHAnsi"/>
                 <w:noProof/>
                 <w:color w:val="auto"/>
+                <w:kern w:val="2"/>
+                <w:sz w:val="24"/>
+                <w:szCs w:val="24"/>
+                <w:lang w:val="en-GB" w:eastAsia="en-GB"/>
+                <w14:ligatures w14:val="standardContextual"/>
               </w:rPr>
               <w:tab/>
             </w:r>
@@ -1062,7 +1160,7 @@
                 <w:rStyle w:val="Hyperlink"/>
                 <w:noProof/>
               </w:rPr>
-              <w:t>DMA-based I/O on the STM32F746G</w:t>
+              <w:t>DMA-Based I/O on the STM32F746G</w:t>
             </w:r>
             <w:r>
               <w:rPr>
@@ -1083,7 +1181,7 @@
                 <w:noProof/>
                 <w:webHidden/>
               </w:rPr>
-              <w:instrText xml:space="preserve"> PAGEREF _Toc29195667 \h </w:instrText>
+              <w:instrText xml:space="preserve"> PAGEREF _Toc225511381 \h </w:instrText>
             </w:r>
             <w:r>
               <w:rPr>
@@ -1103,7 +1201,7 @@
                 <w:noProof/>
                 <w:webHidden/>
               </w:rPr>
-              <w:t>5</w:t>
+              <w:t>6</w:t>
             </w:r>
             <w:r>
               <w:rPr>
@@ -1118,16 +1216,21 @@
           <w:pPr>
             <w:pStyle w:val="TOC3"/>
             <w:tabs>
-              <w:tab w:val="left" w:pos="1320"/>
+              <w:tab w:val="left" w:pos="1200"/>
               <w:tab w:val="right" w:leader="dot" w:pos="9016"/>
             </w:tabs>
             <w:rPr>
               <w:rFonts w:asciiTheme="minorHAnsi" w:hAnsiTheme="minorHAnsi"/>
               <w:noProof/>
               <w:color w:val="auto"/>
+              <w:kern w:val="2"/>
+              <w:sz w:val="24"/>
+              <w:szCs w:val="24"/>
+              <w:lang w:val="en-GB" w:eastAsia="en-GB"/>
+              <w14:ligatures w14:val="standardContextual"/>
             </w:rPr>
           </w:pPr>
-          <w:hyperlink w:anchor="_Toc29195668" w:history="1">
+          <w:hyperlink w:anchor="_Toc225511382" w:history="1">
             <w:r>
               <w:rPr>
                 <w:rStyle w:val="Hyperlink"/>
@@ -1140,6 +1243,11 @@
                 <w:rFonts w:asciiTheme="minorHAnsi" w:hAnsiTheme="minorHAnsi"/>
                 <w:noProof/>
                 <w:color w:val="auto"/>
+                <w:kern w:val="2"/>
+                <w:sz w:val="24"/>
+                <w:szCs w:val="24"/>
+                <w:lang w:val="en-GB" w:eastAsia="en-GB"/>
+                <w14:ligatures w14:val="standardContextual"/>
               </w:rPr>
               <w:tab/>
             </w:r>
@@ -1148,7 +1256,7 @@
                 <w:rStyle w:val="Hyperlink"/>
                 <w:noProof/>
               </w:rPr>
-              <w:t>stm32f7_wm8994_init() DMA operation</w:t>
+              <w:t>stm32f7_wm8994_init() DMA Operation</w:t>
             </w:r>
             <w:r>
               <w:rPr>
@@ -1169,7 +1277,7 @@
                 <w:noProof/>
                 <w:webHidden/>
               </w:rPr>
-              <w:instrText xml:space="preserve"> PAGEREF _Toc29195668 \h </w:instrText>
+              <w:instrText xml:space="preserve"> PAGEREF _Toc225511382 \h </w:instrText>
             </w:r>
             <w:r>
               <w:rPr>
@@ -1204,16 +1312,21 @@
           <w:pPr>
             <w:pStyle w:val="TOC3"/>
             <w:tabs>
-              <w:tab w:val="left" w:pos="1320"/>
+              <w:tab w:val="left" w:pos="1200"/>
               <w:tab w:val="right" w:leader="dot" w:pos="9016"/>
             </w:tabs>
             <w:rPr>
               <w:rFonts w:asciiTheme="minorHAnsi" w:hAnsiTheme="minorHAnsi"/>
               <w:noProof/>
               <w:color w:val="auto"/>
+              <w:kern w:val="2"/>
+              <w:sz w:val="24"/>
+              <w:szCs w:val="24"/>
+              <w:lang w:val="en-GB" w:eastAsia="en-GB"/>
+              <w14:ligatures w14:val="standardContextual"/>
             </w:rPr>
           </w:pPr>
-          <w:hyperlink w:anchor="_Toc29195669" w:history="1">
+          <w:hyperlink w:anchor="_Toc225511383" w:history="1">
             <w:r>
               <w:rPr>
                 <w:rStyle w:val="Hyperlink"/>
@@ -1226,6 +1339,11 @@
                 <w:rFonts w:asciiTheme="minorHAnsi" w:hAnsiTheme="minorHAnsi"/>
                 <w:noProof/>
                 <w:color w:val="auto"/>
+                <w:kern w:val="2"/>
+                <w:sz w:val="24"/>
+                <w:szCs w:val="24"/>
+                <w:lang w:val="en-GB" w:eastAsia="en-GB"/>
+                <w14:ligatures w14:val="standardContextual"/>
               </w:rPr>
               <w:tab/>
             </w:r>
@@ -1242,7 +1360,7 @@
                 <w:rFonts w:cstheme="minorHAnsi"/>
                 <w:noProof/>
               </w:rPr>
-              <w:t>operation</w:t>
+              <w:t>Operation</w:t>
             </w:r>
             <w:r>
               <w:rPr>
@@ -1263,7 +1381,7 @@
                 <w:noProof/>
                 <w:webHidden/>
               </w:rPr>
-              <w:instrText xml:space="preserve"> PAGEREF _Toc29195669 \h </w:instrText>
+              <w:instrText xml:space="preserve"> PAGEREF _Toc225511383 \h </w:instrText>
             </w:r>
             <w:r>
               <w:rPr>
@@ -1298,16 +1416,21 @@
           <w:pPr>
             <w:pStyle w:val="TOC3"/>
             <w:tabs>
-              <w:tab w:val="left" w:pos="1320"/>
+              <w:tab w:val="left" w:pos="1200"/>
               <w:tab w:val="right" w:leader="dot" w:pos="9016"/>
             </w:tabs>
             <w:rPr>
               <w:rFonts w:asciiTheme="minorHAnsi" w:hAnsiTheme="minorHAnsi"/>
               <w:noProof/>
               <w:color w:val="auto"/>
+              <w:kern w:val="2"/>
+              <w:sz w:val="24"/>
+              <w:szCs w:val="24"/>
+              <w:lang w:val="en-GB" w:eastAsia="en-GB"/>
+              <w14:ligatures w14:val="standardContextual"/>
             </w:rPr>
           </w:pPr>
-          <w:hyperlink w:anchor="_Toc29195670" w:history="1">
+          <w:hyperlink w:anchor="_Toc225511384" w:history="1">
             <w:r>
               <w:rPr>
                 <w:rStyle w:val="Hyperlink"/>
@@ -1320,6 +1443,11 @@
                 <w:rFonts w:asciiTheme="minorHAnsi" w:hAnsiTheme="minorHAnsi"/>
                 <w:noProof/>
                 <w:color w:val="auto"/>
+                <w:kern w:val="2"/>
+                <w:sz w:val="24"/>
+                <w:szCs w:val="24"/>
+                <w:lang w:val="en-GB" w:eastAsia="en-GB"/>
+                <w14:ligatures w14:val="standardContextual"/>
               </w:rPr>
               <w:tab/>
             </w:r>
@@ -1349,7 +1477,7 @@
                 <w:noProof/>
                 <w:webHidden/>
               </w:rPr>
-              <w:instrText xml:space="preserve"> PAGEREF _Toc29195670 \h </w:instrText>
+              <w:instrText xml:space="preserve"> PAGEREF _Toc225511384 \h </w:instrText>
             </w:r>
             <w:r>
               <w:rPr>
@@ -1384,16 +1512,21 @@
           <w:pPr>
             <w:pStyle w:val="TOC2"/>
             <w:tabs>
-              <w:tab w:val="left" w:pos="880"/>
+              <w:tab w:val="left" w:pos="960"/>
               <w:tab w:val="right" w:leader="dot" w:pos="9016"/>
             </w:tabs>
             <w:rPr>
               <w:rFonts w:asciiTheme="minorHAnsi" w:hAnsiTheme="minorHAnsi"/>
               <w:noProof/>
               <w:color w:val="auto"/>
+              <w:kern w:val="2"/>
+              <w:sz w:val="24"/>
+              <w:szCs w:val="24"/>
+              <w:lang w:val="en-GB" w:eastAsia="en-GB"/>
+              <w14:ligatures w14:val="standardContextual"/>
             </w:rPr>
           </w:pPr>
-          <w:hyperlink w:anchor="_Toc29195671" w:history="1">
+          <w:hyperlink w:anchor="_Toc225511385" w:history="1">
             <w:r>
               <w:rPr>
                 <w:rStyle w:val="Hyperlink"/>
@@ -1406,6 +1539,11 @@
                 <w:rFonts w:asciiTheme="minorHAnsi" w:hAnsiTheme="minorHAnsi"/>
                 <w:noProof/>
                 <w:color w:val="auto"/>
+                <w:kern w:val="2"/>
+                <w:sz w:val="24"/>
+                <w:szCs w:val="24"/>
+                <w:lang w:val="en-GB" w:eastAsia="en-GB"/>
+                <w14:ligatures w14:val="standardContextual"/>
               </w:rPr>
               <w:tab/>
             </w:r>
@@ -1414,7 +1552,7 @@
                 <w:rStyle w:val="Hyperlink"/>
                 <w:noProof/>
               </w:rPr>
-              <w:t>FFT of a signal in real time</w:t>
+              <w:t>FFT of a Signal in Real Time</w:t>
             </w:r>
             <w:r>
               <w:rPr>
@@ -1435,7 +1573,7 @@
                 <w:noProof/>
                 <w:webHidden/>
               </w:rPr>
-              <w:instrText xml:space="preserve"> PAGEREF _Toc29195671 \h </w:instrText>
+              <w:instrText xml:space="preserve"> PAGEREF _Toc225511385 \h </w:instrText>
             </w:r>
             <w:r>
               <w:rPr>
@@ -1470,16 +1608,21 @@
           <w:pPr>
             <w:pStyle w:val="TOC3"/>
             <w:tabs>
-              <w:tab w:val="left" w:pos="1320"/>
+              <w:tab w:val="left" w:pos="1200"/>
               <w:tab w:val="right" w:leader="dot" w:pos="9016"/>
             </w:tabs>
             <w:rPr>
               <w:rFonts w:asciiTheme="minorHAnsi" w:hAnsiTheme="minorHAnsi"/>
               <w:noProof/>
               <w:color w:val="auto"/>
+              <w:kern w:val="2"/>
+              <w:sz w:val="24"/>
+              <w:szCs w:val="24"/>
+              <w:lang w:val="en-GB" w:eastAsia="en-GB"/>
+              <w14:ligatures w14:val="standardContextual"/>
             </w:rPr>
           </w:pPr>
-          <w:hyperlink w:anchor="_Toc29195672" w:history="1">
+          <w:hyperlink w:anchor="_Toc225511386" w:history="1">
             <w:r>
               <w:rPr>
                 <w:rStyle w:val="Hyperlink"/>
@@ -1492,6 +1635,11 @@
                 <w:rFonts w:asciiTheme="minorHAnsi" w:hAnsiTheme="minorHAnsi"/>
                 <w:noProof/>
                 <w:color w:val="auto"/>
+                <w:kern w:val="2"/>
+                <w:sz w:val="24"/>
+                <w:szCs w:val="24"/>
+                <w:lang w:val="en-GB" w:eastAsia="en-GB"/>
+                <w14:ligatures w14:val="standardContextual"/>
               </w:rPr>
               <w:tab/>
             </w:r>
@@ -1500,7 +1648,7 @@
                 <w:rStyle w:val="Hyperlink"/>
                 <w:noProof/>
               </w:rPr>
-              <w:t xml:space="preserve">Running program </w:t>
+              <w:t xml:space="preserve">Running Program </w:t>
             </w:r>
             <w:r>
               <w:rPr>
@@ -1529,7 +1677,7 @@
                 <w:noProof/>
                 <w:webHidden/>
               </w:rPr>
-              <w:instrText xml:space="preserve"> PAGEREF _Toc29195672 \h </w:instrText>
+              <w:instrText xml:space="preserve"> PAGEREF _Toc225511386 \h </w:instrText>
             </w:r>
             <w:r>
               <w:rPr>
@@ -1567,10 +1715,14 @@
               <w:rFonts w:asciiTheme="minorHAnsi" w:hAnsiTheme="minorHAnsi"/>
               <w:b w:val="0"/>
               <w:color w:val="auto"/>
-              <w:sz w:val="22"/>
+              <w:kern w:val="2"/>
+              <w:sz w:val="24"/>
+              <w:szCs w:val="24"/>
+              <w:lang w:val="en-GB" w:eastAsia="en-GB"/>
+              <w14:ligatures w14:val="standardContextual"/>
             </w:rPr>
           </w:pPr>
-          <w:hyperlink w:anchor="_Toc29195673" w:history="1">
+          <w:hyperlink w:anchor="_Toc225511387" w:history="1">
             <w:r>
               <w:rPr>
                 <w:rStyle w:val="Hyperlink"/>
@@ -1582,7 +1734,11 @@
                 <w:rFonts w:asciiTheme="minorHAnsi" w:hAnsiTheme="minorHAnsi"/>
                 <w:b w:val="0"/>
                 <w:color w:val="auto"/>
-                <w:sz w:val="22"/>
+                <w:kern w:val="2"/>
+                <w:sz w:val="24"/>
+                <w:szCs w:val="24"/>
+                <w:lang w:val="en-GB" w:eastAsia="en-GB"/>
+                <w14:ligatures w14:val="standardContextual"/>
               </w:rPr>
               <w:tab/>
             </w:r>
@@ -1608,7 +1764,7 @@
               <w:rPr>
                 <w:webHidden/>
               </w:rPr>
-              <w:instrText xml:space="preserve"> PAGEREF _Toc29195673 \h </w:instrText>
+              <w:instrText xml:space="preserve"> PAGEREF _Toc225511387 \h </w:instrText>
             </w:r>
             <w:r>
               <w:rPr>
@@ -1639,16 +1795,21 @@
           <w:pPr>
             <w:pStyle w:val="TOC2"/>
             <w:tabs>
-              <w:tab w:val="left" w:pos="880"/>
+              <w:tab w:val="left" w:pos="960"/>
               <w:tab w:val="right" w:leader="dot" w:pos="9016"/>
             </w:tabs>
             <w:rPr>
               <w:rFonts w:asciiTheme="minorHAnsi" w:hAnsiTheme="minorHAnsi"/>
               <w:noProof/>
               <w:color w:val="auto"/>
+              <w:kern w:val="2"/>
+              <w:sz w:val="24"/>
+              <w:szCs w:val="24"/>
+              <w:lang w:val="en-GB" w:eastAsia="en-GB"/>
+              <w14:ligatures w14:val="standardContextual"/>
             </w:rPr>
           </w:pPr>
-          <w:hyperlink w:anchor="_Toc29195674" w:history="1">
+          <w:hyperlink w:anchor="_Toc225511388" w:history="1">
             <w:r>
               <w:rPr>
                 <w:rStyle w:val="Hyperlink"/>
@@ -1661,6 +1822,11 @@
                 <w:rFonts w:asciiTheme="minorHAnsi" w:hAnsiTheme="minorHAnsi"/>
                 <w:noProof/>
                 <w:color w:val="auto"/>
+                <w:kern w:val="2"/>
+                <w:sz w:val="24"/>
+                <w:szCs w:val="24"/>
+                <w:lang w:val="en-GB" w:eastAsia="en-GB"/>
+                <w14:ligatures w14:val="standardContextual"/>
               </w:rPr>
               <w:tab/>
             </w:r>
@@ -1669,7 +1835,7 @@
                 <w:rStyle w:val="Hyperlink"/>
                 <w:noProof/>
               </w:rPr>
-              <w:t>Modifying the program to reduce spectral leakage</w:t>
+              <w:t>Modifying the Program to Reduce Spectral Leakage</w:t>
             </w:r>
             <w:r>
               <w:rPr>
@@ -1690,7 +1856,7 @@
                 <w:noProof/>
                 <w:webHidden/>
               </w:rPr>
-              <w:instrText xml:space="preserve"> PAGEREF _Toc29195674 \h </w:instrText>
+              <w:instrText xml:space="preserve"> PAGEREF _Toc225511388 \h </w:instrText>
             </w:r>
             <w:r>
               <w:rPr>
@@ -1725,16 +1891,21 @@
           <w:pPr>
             <w:pStyle w:val="TOC2"/>
             <w:tabs>
-              <w:tab w:val="left" w:pos="880"/>
+              <w:tab w:val="left" w:pos="960"/>
               <w:tab w:val="right" w:leader="dot" w:pos="9016"/>
             </w:tabs>
             <w:rPr>
               <w:rFonts w:asciiTheme="minorHAnsi" w:hAnsiTheme="minorHAnsi"/>
               <w:noProof/>
               <w:color w:val="auto"/>
+              <w:kern w:val="2"/>
+              <w:sz w:val="24"/>
+              <w:szCs w:val="24"/>
+              <w:lang w:val="en-GB" w:eastAsia="en-GB"/>
+              <w14:ligatures w14:val="standardContextual"/>
             </w:rPr>
           </w:pPr>
-          <w:hyperlink w:anchor="_Toc29195675" w:history="1">
+          <w:hyperlink w:anchor="_Toc225511389" w:history="1">
             <w:r>
               <w:rPr>
                 <w:rStyle w:val="Hyperlink"/>
@@ -1747,6 +1918,11 @@
                 <w:rFonts w:asciiTheme="minorHAnsi" w:hAnsiTheme="minorHAnsi"/>
                 <w:noProof/>
                 <w:color w:val="auto"/>
+                <w:kern w:val="2"/>
+                <w:sz w:val="24"/>
+                <w:szCs w:val="24"/>
+                <w:lang w:val="en-GB" w:eastAsia="en-GB"/>
+                <w14:ligatures w14:val="standardContextual"/>
               </w:rPr>
               <w:tab/>
             </w:r>
@@ -1755,7 +1931,7 @@
                 <w:rStyle w:val="Hyperlink"/>
                 <w:noProof/>
               </w:rPr>
-              <w:t xml:space="preserve">Real-time performance of program </w:t>
+              <w:t xml:space="preserve">Real-Time Performance of Program </w:t>
             </w:r>
             <w:r>
               <w:rPr>
@@ -1784,7 +1960,7 @@
                 <w:noProof/>
                 <w:webHidden/>
               </w:rPr>
-              <w:instrText xml:space="preserve"> PAGEREF _Toc29195675 \h </w:instrText>
+              <w:instrText xml:space="preserve"> PAGEREF _Toc225511389 \h </w:instrText>
             </w:r>
             <w:r>
               <w:rPr>
@@ -1804,7 +1980,7 @@
                 <w:noProof/>
                 <w:webHidden/>
               </w:rPr>
-              <w:t>15</w:t>
+              <w:t>16</w:t>
             </w:r>
             <w:r>
               <w:rPr>
@@ -1819,16 +1995,21 @@
           <w:pPr>
             <w:pStyle w:val="TOC3"/>
             <w:tabs>
-              <w:tab w:val="left" w:pos="1320"/>
+              <w:tab w:val="left" w:pos="1200"/>
               <w:tab w:val="right" w:leader="dot" w:pos="9016"/>
             </w:tabs>
             <w:rPr>
               <w:rFonts w:asciiTheme="minorHAnsi" w:hAnsiTheme="minorHAnsi"/>
               <w:noProof/>
               <w:color w:val="auto"/>
+              <w:kern w:val="2"/>
+              <w:sz w:val="24"/>
+              <w:szCs w:val="24"/>
+              <w:lang w:val="en-GB" w:eastAsia="en-GB"/>
+              <w14:ligatures w14:val="standardContextual"/>
             </w:rPr>
           </w:pPr>
-          <w:hyperlink w:anchor="_Toc29195676" w:history="1">
+          <w:hyperlink w:anchor="_Toc225511390" w:history="1">
             <w:r>
               <w:rPr>
                 <w:rStyle w:val="Hyperlink"/>
@@ -1841,6 +2022,11 @@
                 <w:rFonts w:asciiTheme="minorHAnsi" w:hAnsiTheme="minorHAnsi"/>
                 <w:noProof/>
                 <w:color w:val="auto"/>
+                <w:kern w:val="2"/>
+                <w:sz w:val="24"/>
+                <w:szCs w:val="24"/>
+                <w:lang w:val="en-GB" w:eastAsia="en-GB"/>
+                <w14:ligatures w14:val="standardContextual"/>
               </w:rPr>
               <w:tab/>
             </w:r>
@@ -1870,7 +2056,7 @@
                 <w:noProof/>
                 <w:webHidden/>
               </w:rPr>
-              <w:instrText xml:space="preserve"> PAGEREF _Toc29195676 \h </w:instrText>
+              <w:instrText xml:space="preserve"> PAGEREF _Toc225511390 \h </w:instrText>
             </w:r>
             <w:r>
               <w:rPr>
@@ -1890,7 +2076,7 @@
                 <w:noProof/>
                 <w:webHidden/>
               </w:rPr>
-              <w:t>15</w:t>
+              <w:t>16</w:t>
             </w:r>
             <w:r>
               <w:rPr>
@@ -1908,10 +2094,14 @@
               <w:rFonts w:asciiTheme="minorHAnsi" w:hAnsiTheme="minorHAnsi"/>
               <w:b w:val="0"/>
               <w:color w:val="auto"/>
-              <w:sz w:val="22"/>
+              <w:kern w:val="2"/>
+              <w:sz w:val="24"/>
+              <w:szCs w:val="24"/>
+              <w:lang w:val="en-GB" w:eastAsia="en-GB"/>
+              <w14:ligatures w14:val="standardContextual"/>
             </w:rPr>
           </w:pPr>
-          <w:hyperlink w:anchor="_Toc29195677" w:history="1">
+          <w:hyperlink w:anchor="_Toc225511391" w:history="1">
             <w:r>
               <w:rPr>
                 <w:rStyle w:val="Hyperlink"/>
@@ -1923,7 +2113,11 @@
                 <w:rFonts w:asciiTheme="minorHAnsi" w:hAnsiTheme="minorHAnsi"/>
                 <w:b w:val="0"/>
                 <w:color w:val="auto"/>
-                <w:sz w:val="22"/>
+                <w:kern w:val="2"/>
+                <w:sz w:val="24"/>
+                <w:szCs w:val="24"/>
+                <w:lang w:val="en-GB" w:eastAsia="en-GB"/>
+                <w14:ligatures w14:val="standardContextual"/>
               </w:rPr>
               <w:tab/>
             </w:r>
@@ -1949,7 +2143,7 @@
               <w:rPr>
                 <w:webHidden/>
               </w:rPr>
-              <w:instrText xml:space="preserve"> PAGEREF _Toc29195677 \h </w:instrText>
+              <w:instrText xml:space="preserve"> PAGEREF _Toc225511391 \h </w:instrText>
             </w:r>
             <w:r>
               <w:rPr>
@@ -1983,10 +2177,14 @@
               <w:rFonts w:asciiTheme="minorHAnsi" w:hAnsiTheme="minorHAnsi"/>
               <w:b w:val="0"/>
               <w:color w:val="auto"/>
-              <w:sz w:val="22"/>
+              <w:kern w:val="2"/>
+              <w:sz w:val="24"/>
+              <w:szCs w:val="24"/>
+              <w:lang w:val="en-GB" w:eastAsia="en-GB"/>
+              <w14:ligatures w14:val="standardContextual"/>
             </w:rPr>
           </w:pPr>
-          <w:hyperlink w:anchor="_Toc29195678" w:history="1">
+          <w:hyperlink w:anchor="_Toc225511392" w:history="1">
             <w:r>
               <w:rPr>
                 <w:rStyle w:val="Hyperlink"/>
@@ -1998,7 +2196,11 @@
                 <w:rFonts w:asciiTheme="minorHAnsi" w:hAnsiTheme="minorHAnsi"/>
                 <w:b w:val="0"/>
                 <w:color w:val="auto"/>
-                <w:sz w:val="22"/>
+                <w:kern w:val="2"/>
+                <w:sz w:val="24"/>
+                <w:szCs w:val="24"/>
+                <w:lang w:val="en-GB" w:eastAsia="en-GB"/>
+                <w14:ligatures w14:val="standardContextual"/>
               </w:rPr>
               <w:tab/>
             </w:r>
@@ -2024,7 +2226,7 @@
               <w:rPr>
                 <w:webHidden/>
               </w:rPr>
-              <w:instrText xml:space="preserve"> PAGEREF _Toc29195678 \h </w:instrText>
+              <w:instrText xml:space="preserve"> PAGEREF _Toc225511392 \h </w:instrText>
             </w:r>
             <w:r>
               <w:rPr>
@@ -2093,7 +2295,7 @@
       <w:pPr>
         <w:pStyle w:val="Heading1"/>
       </w:pPr>
-      <w:bookmarkStart w:id="3" w:name="_Toc29195657"/>
+      <w:bookmarkStart w:id="3" w:name="_Toc225511371"/>
       <w:r>
         <w:lastRenderedPageBreak/>
         <w:t>Introduction</w:t>
@@ -2105,18 +2307,27 @@
         <w:pStyle w:val="Heading2"/>
         <w:shd w:val="clear" w:color="auto" w:fill="E5ECEB"/>
       </w:pPr>
-      <w:bookmarkStart w:id="4" w:name="_Toc29195658"/>
+      <w:bookmarkStart w:id="4" w:name="_Toc225511372"/>
       <w:r>
         <w:t>Lab</w:t>
       </w:r>
       <w:r>
-        <w:t xml:space="preserve"> overview</w:t>
+        <w:t xml:space="preserve"> </w:t>
+      </w:r>
+      <w:r>
+        <w:t>O</w:t>
+      </w:r>
+      <w:r>
+        <w:t>verview</w:t>
       </w:r>
       <w:bookmarkEnd w:id="4"/>
     </w:p>
     <w:p>
       <w:pPr>
         <w:shd w:val="clear" w:color="auto" w:fill="E5ECEB"/>
+        <w:rPr>
+          <w:color w:val="FF0000"/>
+        </w:rPr>
       </w:pPr>
       <w:r>
         <w:t xml:space="preserve">The examples in this exercise introduce some of the concepts behind the </w:t>
@@ -2137,7 +2348,13 @@
         <w:t>D</w:t>
       </w:r>
       <w:r>
-        <w:t xml:space="preserve">iscrete Fourier transform (DFT) and assess its computational efficiency. Next, you will modify that function to use pre-computed </w:t>
+        <w:t xml:space="preserve">iscrete Fourier </w:t>
+      </w:r>
+      <w:r>
+        <w:t>T</w:t>
+      </w:r>
+      <w:r>
+        <w:t xml:space="preserve">ransform (DFT) and assess its computational efficiency. Next, you will modify that function to use pre-computed </w:t>
       </w:r>
       <w:r>
         <w:t>“</w:t>
@@ -2176,7 +2393,7 @@
       </w:pPr>
       <w:bookmarkStart w:id="5" w:name="_Toc13839319"/>
       <w:bookmarkStart w:id="6" w:name="_Toc19094934"/>
-      <w:bookmarkStart w:id="7" w:name="_Toc29195659"/>
+      <w:bookmarkStart w:id="7" w:name="_Toc225511373"/>
       <w:r>
         <w:t>Requirements</w:t>
       </w:r>
@@ -2328,11 +2545,6 @@
       <w:r>
         <w:t>BNC T-Piece connector</w:t>
       </w:r>
-      <w:del w:id="8" w:author="Author" w:date="2019-11-29T19:24:00Z">
-        <w:r>
-          <w:delText xml:space="preserve"> </w:delText>
-        </w:r>
-      </w:del>
     </w:p>
     <w:p>
       <w:pPr>
@@ -2367,31 +2579,31 @@
       <w:pPr>
         <w:pStyle w:val="Heading1"/>
       </w:pPr>
-      <w:bookmarkStart w:id="9" w:name="_Toc5031133"/>
-      <w:bookmarkStart w:id="10" w:name="_Toc29195660"/>
+      <w:bookmarkStart w:id="8" w:name="_Toc5031133"/>
+      <w:bookmarkStart w:id="9" w:name="_Toc225511374"/>
+      <w:bookmarkEnd w:id="8"/>
+      <w:r>
+        <w:t xml:space="preserve">Discrete Fourier Transform (DFT) of a </w:t>
+      </w:r>
+      <w:r>
+        <w:t>S</w:t>
+      </w:r>
+      <w:r>
+        <w:t xml:space="preserve">equence of </w:t>
+      </w:r>
+      <w:r>
+        <w:t>R</w:t>
+      </w:r>
+      <w:r>
+        <w:t xml:space="preserve">eal </w:t>
+      </w:r>
+      <w:r>
+        <w:t>N</w:t>
+      </w:r>
+      <w:r>
+        <w:t>umbers</w:t>
+      </w:r>
       <w:bookmarkEnd w:id="9"/>
-      <w:r>
-        <w:t xml:space="preserve">Discrete Fourier Transform (DFT) of a </w:t>
-      </w:r>
-      <w:r>
-        <w:t>S</w:t>
-      </w:r>
-      <w:r>
-        <w:t xml:space="preserve">equence of </w:t>
-      </w:r>
-      <w:r>
-        <w:t>R</w:t>
-      </w:r>
-      <w:r>
-        <w:t xml:space="preserve">eal </w:t>
-      </w:r>
-      <w:r>
-        <w:t>N</w:t>
-      </w:r>
-      <w:r>
-        <w:t>umbers</w:t>
-      </w:r>
-      <w:bookmarkEnd w:id="10"/>
     </w:p>
     <w:p>
       <w:pPr>
@@ -2442,7 +2654,7 @@
           <v:shape id="_x0000_i1025" type="#_x0000_t75" style="width:123.5pt;height:43pt" o:ole="">
             <v:imagedata r:id="rId16" o:title=""/>
           </v:shape>
-          <o:OLEObject Type="Embed" ProgID="Equation.3" ShapeID="_x0000_i1025" DrawAspect="Content" ObjectID="_1745232527" r:id="rId17"/>
+          <o:OLEObject Type="Embed" ProgID="Equation.3" ShapeID="_x0000_i1025" DrawAspect="Content" ObjectID="_1836124145" r:id="rId17"/>
         </w:object>
       </w:r>
       <w:r>
@@ -2472,11 +2684,27 @@
       <w:r>
         <w:t xml:space="preserve">As supplied, the program does not do this. You must write the definition of function </w:t>
       </w:r>
-      <w:r>
-        <w:rPr>
-          <w:rFonts w:ascii="Courier New" w:hAnsi="Courier New" w:cs="Courier New"/>
-        </w:rPr>
-        <w:t>dft()</w:t>
+      <w:proofErr w:type="spellStart"/>
+      <w:proofErr w:type="gramStart"/>
+      <w:r>
+        <w:rPr>
+          <w:rFonts w:ascii="Courier New" w:hAnsi="Courier New" w:cs="Courier New"/>
+        </w:rPr>
+        <w:t>dft</w:t>
+      </w:r>
+      <w:proofErr w:type="spellEnd"/>
+      <w:r>
+        <w:rPr>
+          <w:rFonts w:ascii="Courier New" w:hAnsi="Courier New" w:cs="Courier New"/>
+        </w:rPr>
+        <w:t>(</w:t>
+      </w:r>
+      <w:proofErr w:type="gramEnd"/>
+      <w:r>
+        <w:rPr>
+          <w:rFonts w:ascii="Courier New" w:hAnsi="Courier New" w:cs="Courier New"/>
+        </w:rPr>
+        <w:t>)</w:t>
       </w:r>
       <w:r>
         <w:t xml:space="preserve">. Program </w:t>
@@ -2500,11 +2728,27 @@
       <w:r>
         <w:t xml:space="preserve"> and a pointer to this array is passed to the function </w:t>
       </w:r>
-      <w:r>
-        <w:rPr>
-          <w:rFonts w:ascii="Courier New" w:hAnsi="Courier New" w:cs="Courier New"/>
-        </w:rPr>
-        <w:t>dft()</w:t>
+      <w:proofErr w:type="spellStart"/>
+      <w:proofErr w:type="gramStart"/>
+      <w:r>
+        <w:rPr>
+          <w:rFonts w:ascii="Courier New" w:hAnsi="Courier New" w:cs="Courier New"/>
+        </w:rPr>
+        <w:t>dft</w:t>
+      </w:r>
+      <w:proofErr w:type="spellEnd"/>
+      <w:r>
+        <w:rPr>
+          <w:rFonts w:ascii="Courier New" w:hAnsi="Courier New" w:cs="Courier New"/>
+        </w:rPr>
+        <w:t>(</w:t>
+      </w:r>
+      <w:proofErr w:type="gramEnd"/>
+      <w:r>
+        <w:rPr>
+          <w:rFonts w:ascii="Courier New" w:hAnsi="Courier New" w:cs="Courier New"/>
+        </w:rPr>
+        <w:t>)</w:t>
       </w:r>
       <w:r>
         <w:t>. That function is required to replace the complex, time-domain sequence passed to it with its complex, frequency domain representation, that is</w:t>
@@ -2550,7 +2794,7 @@
           <v:shape id="_x0000_i1026" type="#_x0000_t75" style="width:149pt;height:18pt" o:ole="">
             <v:imagedata r:id="rId18" o:title=""/>
           </v:shape>
-          <o:OLEObject Type="Embed" ProgID="Equation.3" ShapeID="_x0000_i1026" DrawAspect="Content" ObjectID="_1745232528" r:id="rId19"/>
+          <o:OLEObject Type="Embed" ProgID="Equation.3" ShapeID="_x0000_i1026" DrawAspect="Content" ObjectID="_1836124146" r:id="rId19"/>
         </w:object>
       </w:r>
       <w:r>
@@ -2603,11 +2847,19 @@
       <w:r>
         <w:t xml:space="preserve"> after function </w:t>
       </w:r>
-      <w:r>
-        <w:rPr>
-          <w:rFonts w:ascii="Courier New" w:hAnsi="Courier New" w:cs="Courier New"/>
-        </w:rPr>
-        <w:t>dft()</w:t>
+      <w:proofErr w:type="spellStart"/>
+      <w:r>
+        <w:rPr>
+          <w:rFonts w:ascii="Courier New" w:hAnsi="Courier New" w:cs="Courier New"/>
+        </w:rPr>
+        <w:t>dft</w:t>
+      </w:r>
+      <w:proofErr w:type="spellEnd"/>
+      <w:r>
+        <w:rPr>
+          <w:rFonts w:ascii="Courier New" w:hAnsi="Courier New" w:cs="Courier New"/>
+        </w:rPr>
+        <w:t>()</w:t>
       </w:r>
       <w:r>
         <w:t xml:space="preserve"> has been called) is plotted as a bar graph on the LCD with both the real parts (blue) and the imaginary parts (red) of X(k) on the same axes as shown in </w:t>
@@ -2642,21 +2894,37 @@
       <w:pPr>
         <w:pStyle w:val="Heading2"/>
       </w:pPr>
-      <w:bookmarkStart w:id="11" w:name="_Toc29195661"/>
+      <w:bookmarkStart w:id="10" w:name="_Toc225511375"/>
       <w:r>
         <w:t>Exercise</w:t>
       </w:r>
-      <w:bookmarkEnd w:id="11"/>
+      <w:bookmarkEnd w:id="10"/>
     </w:p>
     <w:p>
       <w:r>
         <w:t xml:space="preserve">Write the </w:t>
       </w:r>
-      <w:r>
-        <w:rPr>
-          <w:rFonts w:ascii="Courier New" w:hAnsi="Courier New" w:cs="Courier New"/>
-        </w:rPr>
-        <w:t>dft()</w:t>
+      <w:proofErr w:type="spellStart"/>
+      <w:proofErr w:type="gramStart"/>
+      <w:r>
+        <w:rPr>
+          <w:rFonts w:ascii="Courier New" w:hAnsi="Courier New" w:cs="Courier New"/>
+        </w:rPr>
+        <w:t>dft</w:t>
+      </w:r>
+      <w:proofErr w:type="spellEnd"/>
+      <w:r>
+        <w:rPr>
+          <w:rFonts w:ascii="Courier New" w:hAnsi="Courier New" w:cs="Courier New"/>
+        </w:rPr>
+        <w:t>(</w:t>
+      </w:r>
+      <w:proofErr w:type="gramEnd"/>
+      <w:r>
+        <w:rPr>
+          <w:rFonts w:ascii="Courier New" w:hAnsi="Courier New" w:cs="Courier New"/>
+        </w:rPr>
+        <w:t>)</w:t>
       </w:r>
       <w:r>
         <w:t xml:space="preserve"> function</w:t>
@@ -2667,7 +2935,15 @@
     </w:p>
     <w:p>
       <w:r>
-        <w:t xml:space="preserve">If your results do not look similar to those shown in </w:t>
+        <w:t xml:space="preserve">If your results do not look </w:t>
+      </w:r>
+      <w:proofErr w:type="gramStart"/>
+      <w:r>
+        <w:t>similar to</w:t>
+      </w:r>
+      <w:proofErr w:type="gramEnd"/>
+      <w:r>
+        <w:t xml:space="preserve"> those shown in </w:t>
       </w:r>
       <w:r>
         <w:fldChar w:fldCharType="begin"/>
@@ -2693,39 +2969,39 @@
       <w:r>
         <w:t xml:space="preserve">, you will need to correct the </w:t>
       </w:r>
-      <w:r>
-        <w:rPr>
-          <w:rFonts w:ascii="Courier New" w:hAnsi="Courier New" w:cs="Courier New"/>
-        </w:rPr>
-        <w:t>dft()</w:t>
+      <w:proofErr w:type="spellStart"/>
+      <w:proofErr w:type="gramStart"/>
+      <w:r>
+        <w:rPr>
+          <w:rFonts w:ascii="Courier New" w:hAnsi="Courier New" w:cs="Courier New"/>
+        </w:rPr>
+        <w:t>dft</w:t>
+      </w:r>
+      <w:proofErr w:type="spellEnd"/>
+      <w:r>
+        <w:rPr>
+          <w:rFonts w:ascii="Courier New" w:hAnsi="Courier New" w:cs="Courier New"/>
+        </w:rPr>
+        <w:t>(</w:t>
+      </w:r>
+      <w:proofErr w:type="gramEnd"/>
+      <w:r>
+        <w:rPr>
+          <w:rFonts w:ascii="Courier New" w:hAnsi="Courier New" w:cs="Courier New"/>
+        </w:rPr>
+        <w:t>)</w:t>
       </w:r>
       <w:r>
         <w:t xml:space="preserve"> function definition that you have written.</w:t>
       </w:r>
-    </w:p>
-    <w:p>
-      <w:pPr>
-        <w:spacing w:after="0"/>
-      </w:pPr>
-    </w:p>
-    <w:p>
-      <w:pPr>
-        <w:spacing w:after="0"/>
-      </w:pPr>
-    </w:p>
-    <w:p>
-      <w:pPr>
-        <w:pStyle w:val="Caption"/>
-        <w:keepNext/>
-      </w:pPr>
       <w:r>
         <w:rPr>
           <w:noProof/>
           <w:lang w:eastAsia="en-GB"/>
         </w:rPr>
         <w:drawing>
-          <wp:inline distT="0" distB="0" distL="0" distR="0" wp14:anchorId="4A10CEB6" wp14:editId="5568343B">
-            <wp:extent cx="5695950" cy="3773567"/>
+          <wp:inline distT="0" distB="0" distL="0" distR="0" wp14:anchorId="4A10CEB6" wp14:editId="59344931">
+            <wp:extent cx="5381625" cy="3565327"/>
             <wp:effectExtent l="0" t="0" r="0" b="0"/>
             <wp:docPr id="3" name="Picture 2" descr="figure 3 ch 5.jpg"/>
             <wp:cNvGraphicFramePr>
@@ -2747,7 +3023,7 @@
                   <pic:spPr>
                     <a:xfrm>
                       <a:off x="0" y="0"/>
-                      <a:ext cx="5699860" cy="3776157"/>
+                      <a:ext cx="5390989" cy="3571531"/>
                     </a:xfrm>
                     <a:prstGeom prst="rect">
                       <a:avLst/>
@@ -2765,7 +3041,7 @@
         <w:pStyle w:val="Caption"/>
         <w:jc w:val="center"/>
       </w:pPr>
-      <w:bookmarkStart w:id="12" w:name="_Ref19104842"/>
+      <w:bookmarkStart w:id="11" w:name="_Ref19104842"/>
       <w:r>
         <w:t xml:space="preserve">Figure </w:t>
       </w:r>
@@ -2784,7 +3060,7 @@
       <w:r>
         <w:fldChar w:fldCharType="end"/>
       </w:r>
-      <w:bookmarkEnd w:id="12"/>
+      <w:bookmarkEnd w:id="11"/>
       <w:r>
         <w:t xml:space="preserve">: LCD screen showing result of DFT calculation made by program </w:t>
       </w:r>
@@ -2847,93 +3123,123 @@
         </w:rPr>
       </w:pPr>
       <w:r>
+        <w:t xml:space="preserve">An alternative method of checking the results of calling function </w:t>
+      </w:r>
+      <w:proofErr w:type="spellStart"/>
+      <w:proofErr w:type="gramStart"/>
+      <w:r>
+        <w:rPr>
+          <w:rFonts w:ascii="Courier New" w:hAnsi="Courier New" w:cs="Courier New"/>
+        </w:rPr>
+        <w:t>dft</w:t>
+      </w:r>
+      <w:proofErr w:type="spellEnd"/>
+      <w:r>
+        <w:rPr>
+          <w:rFonts w:ascii="Courier New" w:hAnsi="Courier New" w:cs="Courier New"/>
+        </w:rPr>
+        <w:t>(</w:t>
+      </w:r>
+      <w:proofErr w:type="gramEnd"/>
+      <w:r>
+        <w:rPr>
+          <w:rFonts w:ascii="Courier New" w:hAnsi="Courier New" w:cs="Courier New"/>
+        </w:rPr>
+        <w:t>)</w:t>
+      </w:r>
+      <w:r>
+        <w:t xml:space="preserve"> is, after halting the program, saving the contents of array </w:t>
+      </w:r>
+      <w:r>
+        <w:rPr>
+          <w:rFonts w:ascii="Courier New" w:hAnsi="Courier New" w:cs="Courier New"/>
+        </w:rPr>
+        <w:t>samples</w:t>
+      </w:r>
+      <w:r>
+        <w:t xml:space="preserve"> to a file and plotting them using MATLAB function </w:t>
+      </w:r>
+      <w:r>
+        <w:rPr>
+          <w:rFonts w:ascii="Courier New" w:hAnsi="Courier New" w:cs="Courier New"/>
+        </w:rPr>
+        <w:t>stm32f7_bar_</w:t>
+      </w:r>
+      <w:proofErr w:type="gramStart"/>
+      <w:r>
+        <w:rPr>
+          <w:rFonts w:ascii="Courier New" w:hAnsi="Courier New" w:cs="Courier New"/>
+        </w:rPr>
+        <w:t>complex(</w:t>
+      </w:r>
+      <w:proofErr w:type="gramEnd"/>
+      <w:r>
+        <w:rPr>
+          <w:rFonts w:ascii="Courier New" w:hAnsi="Courier New" w:cs="Courier New"/>
+        </w:rPr>
+        <w:t>)</w:t>
+      </w:r>
+      <w:r>
+        <w:rPr>
+          <w:rFonts w:cstheme="minorHAnsi"/>
+        </w:rPr>
+        <w:t xml:space="preserve">. </w:t>
+      </w:r>
+      <w:r>
+        <w:rPr>
+          <w:rFonts w:cstheme="minorHAnsi"/>
+        </w:rPr>
+        <w:fldChar w:fldCharType="begin"/>
+      </w:r>
+      <w:r>
+        <w:rPr>
+          <w:rFonts w:cstheme="minorHAnsi"/>
+        </w:rPr>
+        <w:instrText xml:space="preserve"> REF _Ref19104866 \h </w:instrText>
+      </w:r>
+      <w:r>
+        <w:rPr>
+          <w:rFonts w:cstheme="minorHAnsi"/>
+        </w:rPr>
+        <w:instrText xml:space="preserve"> \* MERGEFORMAT </w:instrText>
+      </w:r>
+      <w:r>
+        <w:rPr>
+          <w:rFonts w:cstheme="minorHAnsi"/>
+        </w:rPr>
+      </w:r>
+      <w:r>
+        <w:rPr>
+          <w:rFonts w:cstheme="minorHAnsi"/>
+        </w:rPr>
+        <w:fldChar w:fldCharType="separate"/>
+      </w:r>
+      <w:r>
+        <w:t xml:space="preserve">Figure </w:t>
+      </w:r>
+      <w:r>
+        <w:t>2</w:t>
+      </w:r>
+      <w:r>
+        <w:rPr>
+          <w:rFonts w:cstheme="minorHAnsi"/>
+        </w:rPr>
+        <w:fldChar w:fldCharType="end"/>
+      </w:r>
+      <w:r>
+        <w:rPr>
+          <w:rFonts w:cstheme="minorHAnsi"/>
+        </w:rPr>
+        <w:t xml:space="preserve"> shows the result of doing this.</w:t>
+      </w:r>
+    </w:p>
+    <w:p>
+      <w:r>
         <w:lastRenderedPageBreak/>
-        <w:t xml:space="preserve">An alternative method of checking the results of calling function </w:t>
-      </w:r>
-      <w:r>
-        <w:rPr>
-          <w:rFonts w:ascii="Courier New" w:hAnsi="Courier New" w:cs="Courier New"/>
-        </w:rPr>
-        <w:t>dft()</w:t>
-      </w:r>
-      <w:r>
-        <w:t xml:space="preserve"> is, after halting the program, saving the contents of array </w:t>
-      </w:r>
-      <w:r>
-        <w:rPr>
-          <w:rFonts w:ascii="Courier New" w:hAnsi="Courier New" w:cs="Courier New"/>
-        </w:rPr>
-        <w:t>samples</w:t>
-      </w:r>
-      <w:r>
-        <w:t xml:space="preserve"> to a file and plotting them using MATLAB function </w:t>
-      </w:r>
-      <w:r>
-        <w:rPr>
-          <w:rFonts w:ascii="Courier New" w:hAnsi="Courier New" w:cs="Courier New"/>
-        </w:rPr>
-        <w:t>stm32f7_bar_complex()</w:t>
-      </w:r>
-      <w:r>
-        <w:rPr>
-          <w:rFonts w:cstheme="minorHAnsi"/>
-        </w:rPr>
-        <w:t xml:space="preserve">. </w:t>
-      </w:r>
-      <w:r>
-        <w:rPr>
-          <w:rFonts w:cstheme="minorHAnsi"/>
-        </w:rPr>
-        <w:fldChar w:fldCharType="begin"/>
-      </w:r>
-      <w:r>
-        <w:rPr>
-          <w:rFonts w:cstheme="minorHAnsi"/>
-        </w:rPr>
-        <w:instrText xml:space="preserve"> REF _Ref19104866 \h </w:instrText>
-      </w:r>
-      <w:r>
-        <w:rPr>
-          <w:rFonts w:cstheme="minorHAnsi"/>
-        </w:rPr>
-        <w:instrText xml:space="preserve"> \* MERGEFORMAT </w:instrText>
-      </w:r>
-      <w:r>
-        <w:rPr>
-          <w:rFonts w:cstheme="minorHAnsi"/>
-        </w:rPr>
-      </w:r>
-      <w:r>
-        <w:rPr>
-          <w:rFonts w:cstheme="minorHAnsi"/>
-        </w:rPr>
-        <w:fldChar w:fldCharType="separate"/>
-      </w:r>
-      <w:r>
-        <w:t xml:space="preserve">Figure </w:t>
-      </w:r>
-      <w:r>
-        <w:t>2</w:t>
-      </w:r>
-      <w:r>
-        <w:rPr>
-          <w:rFonts w:cstheme="minorHAnsi"/>
-        </w:rPr>
-        <w:fldChar w:fldCharType="end"/>
-      </w:r>
-      <w:r>
-        <w:rPr>
-          <w:rFonts w:cstheme="minorHAnsi"/>
-        </w:rPr>
-        <w:t xml:space="preserve"> shows the result of doing this.</w:t>
-      </w:r>
-    </w:p>
-    <w:p>
-      <w:r>
-        <w:t xml:space="preserve">It is </w:t>
-      </w:r>
-      <w:r>
-        <w:t xml:space="preserve">a </w:t>
+        <w:t>It is</w:t>
+      </w:r>
+      <w:r>
+        <w:t xml:space="preserve"> </w:t>
       </w:r>
       <w:r>
         <w:t xml:space="preserve">good practice to test DFT or FFT functions using simple input sequences precisely because the results are straightforward to interpret. Different time domain input sequences can be used to test your function by changing the value of the constant </w:t>
@@ -2959,8 +3265,30 @@
         <w:rPr>
           <w:rFonts w:ascii="Courier New" w:hAnsi="Courier New" w:cs="Courier New"/>
         </w:rPr>
-        <w:t xml:space="preserve">    samples[n].real = cos(2*PI*TESTFREQ*n/SAMPLING_FREQ);</w:t>
-      </w:r>
+        <w:t xml:space="preserve">    samples[n</w:t>
+      </w:r>
+      <w:proofErr w:type="gramStart"/>
+      <w:r>
+        <w:rPr>
+          <w:rFonts w:ascii="Courier New" w:hAnsi="Courier New" w:cs="Courier New"/>
+        </w:rPr>
+        <w:t>].real</w:t>
+      </w:r>
+      <w:proofErr w:type="gramEnd"/>
+      <w:r>
+        <w:rPr>
+          <w:rFonts w:ascii="Courier New" w:hAnsi="Courier New" w:cs="Courier New"/>
+        </w:rPr>
+        <w:t xml:space="preserve"> = cos(2*PI*TESTFREQ*n/SAMPLING_FREQ</w:t>
+      </w:r>
+      <w:proofErr w:type="gramStart"/>
+      <w:r>
+        <w:rPr>
+          <w:rFonts w:ascii="Courier New" w:hAnsi="Courier New" w:cs="Courier New"/>
+        </w:rPr>
+        <w:t>);</w:t>
+      </w:r>
+      <w:proofErr w:type="gramEnd"/>
     </w:p>
     <w:p>
       <w:pPr>
@@ -2973,7 +3301,43 @@
         <w:rPr>
           <w:rFonts w:ascii="Courier New" w:hAnsi="Courier New" w:cs="Courier New"/>
         </w:rPr>
-        <w:t xml:space="preserve">    samples[n].imag = 0.0f;</w:t>
+        <w:t xml:space="preserve">    samples[n</w:t>
+      </w:r>
+      <w:proofErr w:type="gramStart"/>
+      <w:r>
+        <w:rPr>
+          <w:rFonts w:ascii="Courier New" w:hAnsi="Courier New" w:cs="Courier New"/>
+        </w:rPr>
+        <w:t>].</w:t>
+      </w:r>
+      <w:proofErr w:type="spellStart"/>
+      <w:r>
+        <w:rPr>
+          <w:rFonts w:ascii="Courier New" w:hAnsi="Courier New" w:cs="Courier New"/>
+        </w:rPr>
+        <w:t>imag</w:t>
+      </w:r>
+      <w:proofErr w:type="spellEnd"/>
+      <w:proofErr w:type="gramEnd"/>
+      <w:r>
+        <w:rPr>
+          <w:rFonts w:ascii="Courier New" w:hAnsi="Courier New" w:cs="Courier New"/>
+        </w:rPr>
+        <w:t xml:space="preserve"> = 0.</w:t>
+      </w:r>
+      <w:proofErr w:type="gramStart"/>
+      <w:r>
+        <w:rPr>
+          <w:rFonts w:ascii="Courier New" w:hAnsi="Courier New" w:cs="Courier New"/>
+        </w:rPr>
+        <w:t>0f;</w:t>
+      </w:r>
+      <w:proofErr w:type="gramEnd"/>
+      <w:r>
+        <w:rPr>
+          <w:rFonts w:ascii="Courier New" w:hAnsi="Courier New" w:cs="Courier New"/>
+        </w:rPr>
+        <w:t xml:space="preserve"> </w:t>
       </w:r>
     </w:p>
     <w:p>
@@ -2989,7 +3353,13 @@
         <w:spacing w:after="0"/>
       </w:pPr>
       <w:r>
-        <w:t>It is important that you test your function using complex as well as real-valued input data.</w:t>
+        <w:t>It is important that you test your function using complex as well as real-value</w:t>
+      </w:r>
+      <w:r>
+        <w:t>d</w:t>
+      </w:r>
+      <w:r>
+        <w:t xml:space="preserve"> input data.</w:t>
       </w:r>
     </w:p>
     <w:p/>
@@ -3055,7 +3425,7 @@
         <w:pStyle w:val="Caption"/>
         <w:jc w:val="center"/>
       </w:pPr>
-      <w:bookmarkStart w:id="13" w:name="_Ref19104866"/>
+      <w:bookmarkStart w:id="12" w:name="_Ref19104866"/>
       <w:r>
         <w:t xml:space="preserve">Figure </w:t>
       </w:r>
@@ -3074,7 +3444,7 @@
       <w:r>
         <w:fldChar w:fldCharType="end"/>
       </w:r>
-      <w:bookmarkEnd w:id="13"/>
+      <w:bookmarkEnd w:id="12"/>
       <w:r>
         <w:t xml:space="preserve">: Complex contents of array </w:t>
       </w:r>
@@ -3100,24 +3470,35 @@
         <w:rPr>
           <w:rFonts w:ascii="Courier New" w:hAnsi="Courier New" w:cs="Courier New"/>
         </w:rPr>
-        <w:t>stm32f7_bar_complex()</w:t>
+        <w:t>stm32f7_bar_</w:t>
+      </w:r>
+      <w:proofErr w:type="gramStart"/>
+      <w:r>
+        <w:rPr>
+          <w:rFonts w:ascii="Courier New" w:hAnsi="Courier New" w:cs="Courier New"/>
+        </w:rPr>
+        <w:t>complex(</w:t>
+      </w:r>
+      <w:proofErr w:type="gramEnd"/>
+      <w:r>
+        <w:rPr>
+          <w:rFonts w:ascii="Courier New" w:hAnsi="Courier New" w:cs="Courier New"/>
+        </w:rPr>
+        <w:t>)</w:t>
       </w:r>
     </w:p>
     <w:p/>
     <w:p>
-      <w:pPr>
-        <w:rPr>
-          <w:b/>
-          <w:bCs/>
-        </w:rPr>
-      </w:pPr>
-      <w:r>
-        <w:rPr>
-          <w:b/>
-          <w:bCs/>
-        </w:rPr>
+      <w:r>
         <w:t>Test your function using BOTH imaginary and complex time-domain data.</w:t>
       </w:r>
+    </w:p>
+    <w:p>
+      <w:pPr>
+        <w:rPr>
+          <w:color w:val="FF0000"/>
+        </w:rPr>
+      </w:pPr>
     </w:p>
     <w:p/>
     <w:p/>
@@ -3125,9 +3506,9 @@
       <w:pPr>
         <w:pStyle w:val="Heading1"/>
       </w:pPr>
-      <w:bookmarkStart w:id="14" w:name="_Cannot_see_IDCODE"/>
-      <w:bookmarkStart w:id="15" w:name="_Toc29195662"/>
-      <w:bookmarkEnd w:id="14"/>
+      <w:bookmarkStart w:id="13" w:name="_Cannot_see_IDCODE"/>
+      <w:bookmarkStart w:id="14" w:name="_Toc225511376"/>
+      <w:bookmarkEnd w:id="13"/>
       <w:r>
         <w:lastRenderedPageBreak/>
         <w:t xml:space="preserve">Twiddle </w:t>
@@ -3138,7 +3519,7 @@
       <w:r>
         <w:t>actors</w:t>
       </w:r>
-      <w:bookmarkEnd w:id="15"/>
+      <w:bookmarkEnd w:id="14"/>
     </w:p>
     <w:p>
       <w:r>
@@ -3150,34 +3531,69 @@
       <w:r>
         <w:t xml:space="preserve"> then it will involve repeated calls to functions </w:t>
       </w:r>
-      <w:r>
-        <w:rPr>
-          <w:rFonts w:ascii="Courier New" w:hAnsi="Courier New" w:cs="Courier New"/>
-        </w:rPr>
-        <w:t>cos()</w:t>
+      <w:proofErr w:type="gramStart"/>
+      <w:r>
+        <w:rPr>
+          <w:rFonts w:ascii="Courier New" w:hAnsi="Courier New" w:cs="Courier New"/>
+        </w:rPr>
+        <w:t>cos(</w:t>
+      </w:r>
+      <w:proofErr w:type="gramEnd"/>
+      <w:r>
+        <w:rPr>
+          <w:rFonts w:ascii="Courier New" w:hAnsi="Courier New" w:cs="Courier New"/>
+        </w:rPr>
+        <w:t>)</w:t>
       </w:r>
       <w:r>
         <w:t xml:space="preserve"> and </w:t>
       </w:r>
-      <w:r>
-        <w:rPr>
-          <w:rFonts w:ascii="Courier New" w:hAnsi="Courier New" w:cs="Courier New"/>
-        </w:rPr>
-        <w:t>sin()</w:t>
+      <w:proofErr w:type="gramStart"/>
+      <w:r>
+        <w:rPr>
+          <w:rFonts w:ascii="Courier New" w:hAnsi="Courier New" w:cs="Courier New"/>
+        </w:rPr>
+        <w:t>sin(</w:t>
+      </w:r>
+      <w:proofErr w:type="gramEnd"/>
+      <w:r>
+        <w:rPr>
+          <w:rFonts w:ascii="Courier New" w:hAnsi="Courier New" w:cs="Courier New"/>
+        </w:rPr>
+        <w:t>)</w:t>
       </w:r>
       <w:r>
         <w:t>. These function calls are extremely computationally expensive and are out of place in a real-time program.</w:t>
       </w:r>
     </w:p>
     <w:p>
+      <w:pPr>
+        <w:spacing w:line="240" w:lineRule="auto"/>
+      </w:pPr>
       <w:r>
         <w:t xml:space="preserve">But the time taken to execute function </w:t>
       </w:r>
-      <w:r>
-        <w:rPr>
-          <w:rFonts w:ascii="Courier New" w:hAnsi="Courier New" w:cs="Courier New"/>
-        </w:rPr>
-        <w:t>dft()</w:t>
+      <w:proofErr w:type="spellStart"/>
+      <w:proofErr w:type="gramStart"/>
+      <w:r>
+        <w:rPr>
+          <w:rFonts w:ascii="Courier New" w:hAnsi="Courier New" w:cs="Courier New"/>
+        </w:rPr>
+        <w:t>dft</w:t>
+      </w:r>
+      <w:proofErr w:type="spellEnd"/>
+      <w:r>
+        <w:rPr>
+          <w:rFonts w:ascii="Courier New" w:hAnsi="Courier New" w:cs="Courier New"/>
+        </w:rPr>
+        <w:t>(</w:t>
+      </w:r>
+      <w:proofErr w:type="gramEnd"/>
+      <w:r>
+        <w:rPr>
+          <w:rFonts w:ascii="Courier New" w:hAnsi="Courier New" w:cs="Courier New"/>
+        </w:rPr>
+        <w:t>)</w:t>
       </w:r>
       <w:r>
         <w:t xml:space="preserve"> may be reduced more significantly by pre-computing and storing </w:t>
@@ -3199,7 +3615,7 @@
           <v:shape id="_x0000_i1027" type="#_x0000_t75" style="width:45pt;height:17pt" o:ole="">
             <v:imagedata r:id="rId22" o:title=""/>
           </v:shape>
-          <o:OLEObject Type="Embed" ProgID="Equation.3" ShapeID="_x0000_i1027" DrawAspect="Content" ObjectID="_1745232529" r:id="rId23"/>
+          <o:OLEObject Type="Embed" ProgID="Equation.3" ShapeID="_x0000_i1027" DrawAspect="Content" ObjectID="_1836124147" r:id="rId23"/>
         </w:object>
       </w:r>
       <w:r>
@@ -3210,11 +3626,11 @@
       <w:pPr>
         <w:pStyle w:val="Heading2"/>
       </w:pPr>
-      <w:bookmarkStart w:id="16" w:name="_Toc29195663"/>
+      <w:bookmarkStart w:id="15" w:name="_Toc225511377"/>
       <w:r>
         <w:t>Exercise</w:t>
       </w:r>
-      <w:bookmarkEnd w:id="16"/>
+      <w:bookmarkEnd w:id="15"/>
     </w:p>
     <w:p>
       <w:r>
@@ -3236,7 +3652,13 @@
         <w:t>stm32f7_dftw.c</w:t>
       </w:r>
       <w:r>
-        <w:t xml:space="preserve">. Program </w:t>
+        <w:t xml:space="preserve">. </w:t>
+      </w:r>
+      <w:r>
+        <w:t>The p</w:t>
+      </w:r>
+      <w:r>
+        <w:t xml:space="preserve">rogram </w:t>
       </w:r>
       <w:r>
         <w:rPr>
@@ -3245,7 +3667,15 @@
         <w:t>stm32f7_dftw.c</w:t>
       </w:r>
       <w:r>
-        <w:t xml:space="preserve"> is supplied in a form similar to that in which program </w:t>
+        <w:t xml:space="preserve"> is supplied in a form </w:t>
+      </w:r>
+      <w:proofErr w:type="gramStart"/>
+      <w:r>
+        <w:t>similar to</w:t>
+      </w:r>
+      <w:proofErr w:type="gramEnd"/>
+      <w:r>
+        <w:t xml:space="preserve"> that in which program </w:t>
       </w:r>
       <w:r>
         <w:rPr>
@@ -3256,6 +3686,8 @@
       <w:r>
         <w:t xml:space="preserve"> was provided. </w:t>
       </w:r>
+    </w:p>
+    <w:p>
       <w:r>
         <w:rPr>
           <w:b/>
@@ -3263,129 +3695,189 @@
         </w:rPr>
         <w:t xml:space="preserve">You must write the definition of function </w:t>
       </w:r>
+      <w:proofErr w:type="spellStart"/>
+      <w:proofErr w:type="gramStart"/>
       <w:r>
         <w:rPr>
           <w:rFonts w:ascii="Courier New" w:hAnsi="Courier New" w:cs="Courier New"/>
           <w:b/>
           <w:bCs/>
         </w:rPr>
-        <w:t>dftw()</w:t>
-      </w:r>
-      <w:r>
-        <w:rPr>
+        <w:t>dftw</w:t>
+      </w:r>
+      <w:proofErr w:type="spellEnd"/>
+      <w:r>
+        <w:rPr>
+          <w:rFonts w:ascii="Courier New" w:hAnsi="Courier New" w:cs="Courier New"/>
           <w:b/>
           <w:bCs/>
         </w:rPr>
-        <w:t xml:space="preserve"> such that it computes the DFT of the complex data passed to it in array </w:t>
-      </w:r>
+        <w:t>(</w:t>
+      </w:r>
+      <w:proofErr w:type="gramEnd"/>
       <w:r>
         <w:rPr>
           <w:rFonts w:ascii="Courier New" w:hAnsi="Courier New" w:cs="Courier New"/>
           <w:b/>
           <w:bCs/>
         </w:rPr>
-        <w:t>samples</w:t>
+        <w:t>)</w:t>
       </w:r>
       <w:r>
         <w:rPr>
           <w:b/>
           <w:bCs/>
         </w:rPr>
-        <w:t xml:space="preserve">. </w:t>
-      </w:r>
-      <w:r>
-        <w:t xml:space="preserve">However, you must not make calls to functions </w:t>
-      </w:r>
-      <w:r>
-        <w:rPr>
-          <w:rFonts w:ascii="Courier New" w:hAnsi="Courier New" w:cs="Courier New"/>
-        </w:rPr>
-        <w:t>sin()</w:t>
-      </w:r>
-      <w:r>
-        <w:t xml:space="preserve"> or </w:t>
-      </w:r>
-      <w:r>
-        <w:rPr>
-          <w:rFonts w:ascii="Courier New" w:hAnsi="Courier New" w:cs="Courier New"/>
-        </w:rPr>
-        <w:t>cos()</w:t>
-      </w:r>
-      <w:r>
-        <w:t xml:space="preserve">within function </w:t>
-      </w:r>
-      <w:r>
-        <w:rPr>
-          <w:rFonts w:ascii="Courier New" w:hAnsi="Courier New" w:cs="Courier New"/>
-        </w:rPr>
-        <w:t>dftw()</w:t>
-      </w:r>
-      <w:r>
-        <w:t xml:space="preserve">. Instead, at the start of function </w:t>
-      </w:r>
-      <w:r>
-        <w:rPr>
-          <w:rFonts w:ascii="Courier New" w:hAnsi="Courier New" w:cs="Courier New"/>
-        </w:rPr>
-        <w:t>main()</w:t>
-      </w:r>
-      <w:r>
-        <w:rPr>
-          <w:rFonts w:ascii="Courier New" w:hAnsi="Courier New" w:cs="Courier New"/>
-        </w:rPr>
-        <w:t>,</w:t>
-      </w:r>
-      <w:r>
-        <w:t xml:space="preserve"> you should initialize the contents of array </w:t>
-      </w:r>
-      <w:r>
-        <w:rPr>
-          <w:rFonts w:ascii="Courier New" w:hAnsi="Courier New" w:cs="Courier New"/>
-        </w:rPr>
-        <w:t>twiddle</w:t>
-      </w:r>
-      <w:r>
-        <w:t xml:space="preserve">. Its contents should be used within function </w:t>
-      </w:r>
-      <w:r>
-        <w:rPr>
-          <w:rFonts w:ascii="Courier New" w:hAnsi="Courier New" w:cs="Courier New"/>
-        </w:rPr>
-        <w:t>dftw()</w:t>
-      </w:r>
-      <w:r>
-        <w:t xml:space="preserve"> as a lookup table of twiddle factors.</w:t>
-      </w:r>
-    </w:p>
-    <w:p>
-      <w:pPr>
-        <w:rPr>
+        <w:t xml:space="preserve"> such that it computes the DFT of the complex data passed to it in array </w:t>
+      </w:r>
+      <w:r>
+        <w:rPr>
+          <w:rFonts w:ascii="Courier New" w:hAnsi="Courier New" w:cs="Courier New"/>
           <w:b/>
           <w:bCs/>
         </w:rPr>
-      </w:pPr>
+        <w:t>samples</w:t>
+      </w:r>
       <w:r>
         <w:rPr>
           <w:b/>
           <w:bCs/>
         </w:rPr>
-        <w:t xml:space="preserve">Test program </w:t>
-      </w:r>
-      <w:r>
-        <w:rPr>
-          <w:rFonts w:ascii="Courier New" w:hAnsi="Courier New" w:cs="Courier New"/>
+        <w:t xml:space="preserve">. </w:t>
+      </w:r>
+      <w:r>
+        <w:t xml:space="preserve">However, you must not make calls to functions </w:t>
+      </w:r>
+      <w:proofErr w:type="gramStart"/>
+      <w:r>
+        <w:rPr>
+          <w:rFonts w:ascii="Courier New" w:hAnsi="Courier New" w:cs="Courier New"/>
+        </w:rPr>
+        <w:t>sin(</w:t>
+      </w:r>
+      <w:proofErr w:type="gramEnd"/>
+      <w:r>
+        <w:rPr>
+          <w:rFonts w:ascii="Courier New" w:hAnsi="Courier New" w:cs="Courier New"/>
+        </w:rPr>
+        <w:t>)</w:t>
+      </w:r>
+      <w:r>
+        <w:t xml:space="preserve"> or </w:t>
+      </w:r>
+      <w:proofErr w:type="gramStart"/>
+      <w:r>
+        <w:rPr>
+          <w:rFonts w:ascii="Courier New" w:hAnsi="Courier New" w:cs="Courier New"/>
+        </w:rPr>
+        <w:t>cos(</w:t>
+      </w:r>
+      <w:proofErr w:type="gramEnd"/>
+      <w:r>
+        <w:rPr>
+          <w:rFonts w:ascii="Courier New" w:hAnsi="Courier New" w:cs="Courier New"/>
+        </w:rPr>
+        <w:t>)</w:t>
+      </w:r>
+      <w:r>
+        <w:t xml:space="preserve">within function </w:t>
+      </w:r>
+      <w:proofErr w:type="spellStart"/>
+      <w:proofErr w:type="gramStart"/>
+      <w:r>
+        <w:rPr>
+          <w:rFonts w:ascii="Courier New" w:hAnsi="Courier New" w:cs="Courier New"/>
+        </w:rPr>
+        <w:t>dftw</w:t>
+      </w:r>
+      <w:proofErr w:type="spellEnd"/>
+      <w:r>
+        <w:rPr>
+          <w:rFonts w:ascii="Courier New" w:hAnsi="Courier New" w:cs="Courier New"/>
+        </w:rPr>
+        <w:t>(</w:t>
+      </w:r>
+      <w:proofErr w:type="gramEnd"/>
+      <w:r>
+        <w:rPr>
+          <w:rFonts w:ascii="Courier New" w:hAnsi="Courier New" w:cs="Courier New"/>
+        </w:rPr>
+        <w:t>)</w:t>
+      </w:r>
+      <w:r>
+        <w:t xml:space="preserve">. Instead, at the start of function </w:t>
+      </w:r>
+      <w:proofErr w:type="gramStart"/>
+      <w:r>
+        <w:rPr>
+          <w:rFonts w:ascii="Courier New" w:hAnsi="Courier New" w:cs="Courier New"/>
+        </w:rPr>
+        <w:t>main(</w:t>
+      </w:r>
+      <w:proofErr w:type="gramEnd"/>
+      <w:r>
+        <w:rPr>
+          <w:rFonts w:ascii="Courier New" w:hAnsi="Courier New" w:cs="Courier New"/>
+        </w:rPr>
+        <w:t>)</w:t>
+      </w:r>
+      <w:r>
+        <w:rPr>
+          <w:rFonts w:ascii="Courier New" w:hAnsi="Courier New" w:cs="Courier New"/>
+        </w:rPr>
+        <w:t>,</w:t>
+      </w:r>
+      <w:r>
+        <w:t xml:space="preserve"> you should initialize the contents of array </w:t>
+      </w:r>
+      <w:r>
+        <w:rPr>
+          <w:rFonts w:ascii="Courier New" w:hAnsi="Courier New" w:cs="Courier New"/>
+        </w:rPr>
+        <w:t>twiddle</w:t>
+      </w:r>
+      <w:r>
+        <w:t xml:space="preserve">. Its contents should be used within function </w:t>
+      </w:r>
+      <w:proofErr w:type="spellStart"/>
+      <w:proofErr w:type="gramStart"/>
+      <w:r>
+        <w:rPr>
+          <w:rFonts w:ascii="Courier New" w:hAnsi="Courier New" w:cs="Courier New"/>
+        </w:rPr>
+        <w:t>dftw</w:t>
+      </w:r>
+      <w:proofErr w:type="spellEnd"/>
+      <w:r>
+        <w:rPr>
+          <w:rFonts w:ascii="Courier New" w:hAnsi="Courier New" w:cs="Courier New"/>
+        </w:rPr>
+        <w:t>(</w:t>
+      </w:r>
+      <w:proofErr w:type="gramEnd"/>
+      <w:r>
+        <w:rPr>
+          <w:rFonts w:ascii="Courier New" w:hAnsi="Courier New" w:cs="Courier New"/>
+        </w:rPr>
+        <w:t>)</w:t>
+      </w:r>
+      <w:r>
+        <w:t xml:space="preserve"> as a lookup table of twiddle factors.</w:t>
+      </w:r>
+    </w:p>
+    <w:p>
+      <w:pPr>
+        <w:rPr>
           <w:b/>
           <w:bCs/>
         </w:rPr>
-        <w:t>STM32f7_</w:t>
-      </w:r>
-      <w:r>
-        <w:rPr>
-          <w:rFonts w:ascii="Courier New" w:hAnsi="Courier New" w:cs="Courier New"/>
+      </w:pPr>
+      <w:r>
+        <w:rPr>
           <w:b/>
           <w:bCs/>
         </w:rPr>
-        <w:t>d</w:t>
+        <w:t xml:space="preserve">Test program </w:t>
       </w:r>
       <w:r>
         <w:rPr>
@@ -3393,14 +3885,15 @@
           <w:b/>
           <w:bCs/>
         </w:rPr>
-        <w:t>ftw.c</w:t>
-      </w:r>
-      <w:r>
-        <w:rPr>
+        <w:t>STM32f7_</w:t>
+      </w:r>
+      <w:r>
+        <w:rPr>
+          <w:rFonts w:ascii="Courier New" w:hAnsi="Courier New" w:cs="Courier New"/>
           <w:b/>
           <w:bCs/>
         </w:rPr>
-        <w:t xml:space="preserve"> to check that function </w:t>
+        <w:t>d</w:t>
       </w:r>
       <w:r>
         <w:rPr>
@@ -3408,22 +3901,77 @@
           <w:b/>
           <w:bCs/>
         </w:rPr>
-        <w:t>dftw()</w:t>
+        <w:t>ftw.c</w:t>
       </w:r>
       <w:r>
         <w:rPr>
           <w:b/>
           <w:bCs/>
         </w:rPr>
-        <w:t xml:space="preserve"> returns the same results as function </w:t>
-      </w:r>
+        <w:t xml:space="preserve"> to check that function </w:t>
+      </w:r>
+      <w:proofErr w:type="spellStart"/>
+      <w:proofErr w:type="gramStart"/>
       <w:r>
         <w:rPr>
           <w:rFonts w:ascii="Courier New" w:hAnsi="Courier New" w:cs="Courier New"/>
           <w:b/>
           <w:bCs/>
         </w:rPr>
-        <w:t>dft()</w:t>
+        <w:t>dftw</w:t>
+      </w:r>
+      <w:proofErr w:type="spellEnd"/>
+      <w:r>
+        <w:rPr>
+          <w:rFonts w:ascii="Courier New" w:hAnsi="Courier New" w:cs="Courier New"/>
+          <w:b/>
+          <w:bCs/>
+        </w:rPr>
+        <w:t>(</w:t>
+      </w:r>
+      <w:proofErr w:type="gramEnd"/>
+      <w:r>
+        <w:rPr>
+          <w:rFonts w:ascii="Courier New" w:hAnsi="Courier New" w:cs="Courier New"/>
+          <w:b/>
+          <w:bCs/>
+        </w:rPr>
+        <w:t>)</w:t>
+      </w:r>
+      <w:r>
+        <w:rPr>
+          <w:b/>
+          <w:bCs/>
+        </w:rPr>
+        <w:t xml:space="preserve"> returns the same results as function </w:t>
+      </w:r>
+      <w:proofErr w:type="spellStart"/>
+      <w:proofErr w:type="gramStart"/>
+      <w:r>
+        <w:rPr>
+          <w:rFonts w:ascii="Courier New" w:hAnsi="Courier New" w:cs="Courier New"/>
+          <w:b/>
+          <w:bCs/>
+        </w:rPr>
+        <w:t>dft</w:t>
+      </w:r>
+      <w:proofErr w:type="spellEnd"/>
+      <w:r>
+        <w:rPr>
+          <w:rFonts w:ascii="Courier New" w:hAnsi="Courier New" w:cs="Courier New"/>
+          <w:b/>
+          <w:bCs/>
+        </w:rPr>
+        <w:t>(</w:t>
+      </w:r>
+      <w:proofErr w:type="gramEnd"/>
+      <w:r>
+        <w:rPr>
+          <w:rFonts w:ascii="Courier New" w:hAnsi="Courier New" w:cs="Courier New"/>
+          <w:b/>
+          <w:bCs/>
+        </w:rPr>
+        <w:t>)</w:t>
       </w:r>
       <w:r>
         <w:rPr>
@@ -3458,7 +4006,13 @@
         <w:t>F</w:t>
       </w:r>
       <w:r>
-        <w:t xml:space="preserve">ast Fourier transform (FFT). Programs </w:t>
+        <w:t xml:space="preserve">ast Fourier </w:t>
+      </w:r>
+      <w:r>
+        <w:t>T</w:t>
+      </w:r>
+      <w:r>
+        <w:t xml:space="preserve">ransform (FFT). Programs </w:t>
       </w:r>
       <w:r>
         <w:rPr>
@@ -3496,7 +4050,7 @@
       <w:pPr>
         <w:pStyle w:val="Heading1"/>
       </w:pPr>
-      <w:bookmarkStart w:id="17" w:name="_Toc29195664"/>
+      <w:bookmarkStart w:id="16" w:name="_Toc225511378"/>
       <w:r>
         <w:t xml:space="preserve">Testing </w:t>
       </w:r>
@@ -3524,25 +4078,26 @@
       <w:r>
         <w:t>unctions</w:t>
       </w:r>
+      <w:bookmarkEnd w:id="16"/>
+    </w:p>
+    <w:p>
+      <w:r>
+        <w:t>The execution times of the different DFT functions can be compared using an oscilloscope to measure the time that GPIO pin PI1 is high. It is set high just before calling a DFT function and reset low just after that function has been executed. Since a DFT function is called only once by each program, only one timing pulse will be generated by each program. Use single trigger mode on the oscilloscope to capture those pulses.</w:t>
+      </w:r>
+    </w:p>
+    <w:p>
+      <w:pPr>
+        <w:pStyle w:val="Heading2"/>
+      </w:pPr>
+      <w:bookmarkStart w:id="17" w:name="_Toc225511379"/>
+      <w:r>
+        <w:lastRenderedPageBreak/>
+        <w:t>Exercise</w:t>
+      </w:r>
       <w:bookmarkEnd w:id="17"/>
     </w:p>
     <w:p>
       <w:r>
-        <w:t>The execution times of the different DFT functions can be compared using an oscilloscope to measure the time that GPIO pin PI1 is high. It is set high just before calling a DFT function and reset low just after that function has been executed. Since a DFT function is called only once by each program, only one timing pulse will be generated by each program. Use single trigger mode on the oscilloscope in order to capture those pulses.</w:t>
-      </w:r>
-    </w:p>
-    <w:p>
-      <w:pPr>
-        <w:pStyle w:val="Heading2"/>
-      </w:pPr>
-      <w:bookmarkStart w:id="18" w:name="_Toc29195665"/>
-      <w:r>
-        <w:t>Exercise</w:t>
-      </w:r>
-      <w:bookmarkEnd w:id="18"/>
-    </w:p>
-    <w:p>
-      <w:r>
         <w:t xml:space="preserve">Measure the durations of the pulses output by programs </w:t>
       </w:r>
       <w:r>
@@ -3596,7 +4151,7 @@
     </w:p>
     <w:p>
       <w:pPr>
-        <w:spacing w:line="360" w:lineRule="auto"/>
+        <w:spacing w:line="240" w:lineRule="auto"/>
         <w:rPr>
           <w:b/>
         </w:rPr>
@@ -3605,15 +4160,32 @@
         <w:rPr>
           <w:b/>
         </w:rPr>
-        <w:lastRenderedPageBreak/>
         <w:t xml:space="preserve">To accommodate a limitation in function </w:t>
       </w:r>
+      <w:proofErr w:type="spellStart"/>
+      <w:proofErr w:type="gramStart"/>
       <w:r>
         <w:rPr>
           <w:rFonts w:ascii="Courier New" w:hAnsi="Courier New" w:cs="Courier New"/>
           <w:b/>
         </w:rPr>
-        <w:t>plotWave()</w:t>
+        <w:t>plotWave</w:t>
+      </w:r>
+      <w:proofErr w:type="spellEnd"/>
+      <w:r>
+        <w:rPr>
+          <w:rFonts w:ascii="Courier New" w:hAnsi="Courier New" w:cs="Courier New"/>
+          <w:b/>
+        </w:rPr>
+        <w:t>(</w:t>
+      </w:r>
+      <w:proofErr w:type="gramEnd"/>
+      <w:r>
+        <w:rPr>
+          <w:rFonts w:ascii="Courier New" w:hAnsi="Courier New" w:cs="Courier New"/>
+          <w:b/>
+        </w:rPr>
+        <w:t>)</w:t>
       </w:r>
       <w:r>
         <w:rPr>
@@ -3705,7 +4277,15 @@
               <w:t xml:space="preserve"> </w:t>
             </w:r>
             <w:r>
-              <w:t>(ms)</w:t>
+              <w:t>(</w:t>
+            </w:r>
+            <w:proofErr w:type="spellStart"/>
+            <w:r>
+              <w:t>ms</w:t>
+            </w:r>
+            <w:proofErr w:type="spellEnd"/>
+            <w:r>
+              <w:t>)</w:t>
             </w:r>
           </w:p>
         </w:tc>
@@ -3748,11 +4328,27 @@
                 <w:rFonts w:ascii="Courier New" w:hAnsi="Courier New" w:cs="Courier New"/>
               </w:rPr>
             </w:pPr>
+            <w:proofErr w:type="spellStart"/>
+            <w:proofErr w:type="gramStart"/>
             <w:r>
               <w:rPr>
                 <w:rFonts w:ascii="Courier New" w:hAnsi="Courier New" w:cs="Courier New"/>
               </w:rPr>
-              <w:t>dft()</w:t>
+              <w:t>dft</w:t>
+            </w:r>
+            <w:proofErr w:type="spellEnd"/>
+            <w:r>
+              <w:rPr>
+                <w:rFonts w:ascii="Courier New" w:hAnsi="Courier New" w:cs="Courier New"/>
+              </w:rPr>
+              <w:t>(</w:t>
+            </w:r>
+            <w:proofErr w:type="gramEnd"/>
+            <w:r>
+              <w:rPr>
+                <w:rFonts w:ascii="Courier New" w:hAnsi="Courier New" w:cs="Courier New"/>
+              </w:rPr>
+              <w:t>)</w:t>
             </w:r>
           </w:p>
         </w:tc>
@@ -3823,11 +4419,27 @@
                 <w:rFonts w:ascii="Courier New" w:hAnsi="Courier New" w:cs="Courier New"/>
               </w:rPr>
             </w:pPr>
+            <w:proofErr w:type="spellStart"/>
+            <w:proofErr w:type="gramStart"/>
             <w:r>
               <w:rPr>
                 <w:rFonts w:ascii="Courier New" w:hAnsi="Courier New" w:cs="Courier New"/>
               </w:rPr>
-              <w:t>dft()</w:t>
+              <w:t>dft</w:t>
+            </w:r>
+            <w:proofErr w:type="spellEnd"/>
+            <w:r>
+              <w:rPr>
+                <w:rFonts w:ascii="Courier New" w:hAnsi="Courier New" w:cs="Courier New"/>
+              </w:rPr>
+              <w:t>(</w:t>
+            </w:r>
+            <w:proofErr w:type="gramEnd"/>
+            <w:r>
+              <w:rPr>
+                <w:rFonts w:ascii="Courier New" w:hAnsi="Courier New" w:cs="Courier New"/>
+              </w:rPr>
+              <w:t>)</w:t>
             </w:r>
           </w:p>
         </w:tc>
@@ -3899,11 +4511,27 @@
                 <w:rFonts w:ascii="Courier New" w:hAnsi="Courier New" w:cs="Courier New"/>
               </w:rPr>
             </w:pPr>
+            <w:proofErr w:type="spellStart"/>
+            <w:proofErr w:type="gramStart"/>
             <w:r>
               <w:rPr>
                 <w:rFonts w:ascii="Courier New" w:hAnsi="Courier New" w:cs="Courier New"/>
               </w:rPr>
-              <w:t>dftw()</w:t>
+              <w:t>dftw</w:t>
+            </w:r>
+            <w:proofErr w:type="spellEnd"/>
+            <w:r>
+              <w:rPr>
+                <w:rFonts w:ascii="Courier New" w:hAnsi="Courier New" w:cs="Courier New"/>
+              </w:rPr>
+              <w:t>(</w:t>
+            </w:r>
+            <w:proofErr w:type="gramEnd"/>
+            <w:r>
+              <w:rPr>
+                <w:rFonts w:ascii="Courier New" w:hAnsi="Courier New" w:cs="Courier New"/>
+              </w:rPr>
+              <w:t>)</w:t>
             </w:r>
           </w:p>
         </w:tc>
@@ -3974,11 +4602,27 @@
                 <w:rFonts w:ascii="Courier New" w:hAnsi="Courier New" w:cs="Courier New"/>
               </w:rPr>
             </w:pPr>
+            <w:proofErr w:type="spellStart"/>
+            <w:proofErr w:type="gramStart"/>
             <w:r>
               <w:rPr>
                 <w:rFonts w:ascii="Courier New" w:hAnsi="Courier New" w:cs="Courier New"/>
               </w:rPr>
-              <w:t>dftw()</w:t>
+              <w:t>dftw</w:t>
+            </w:r>
+            <w:proofErr w:type="spellEnd"/>
+            <w:r>
+              <w:rPr>
+                <w:rFonts w:ascii="Courier New" w:hAnsi="Courier New" w:cs="Courier New"/>
+              </w:rPr>
+              <w:t>(</w:t>
+            </w:r>
+            <w:proofErr w:type="gramEnd"/>
+            <w:r>
+              <w:rPr>
+                <w:rFonts w:ascii="Courier New" w:hAnsi="Courier New" w:cs="Courier New"/>
+              </w:rPr>
+              <w:t>)</w:t>
             </w:r>
           </w:p>
         </w:tc>
@@ -4050,11 +4694,27 @@
                 <w:rFonts w:ascii="Courier New" w:hAnsi="Courier New" w:cs="Courier New"/>
               </w:rPr>
             </w:pPr>
+            <w:proofErr w:type="spellStart"/>
+            <w:proofErr w:type="gramStart"/>
             <w:r>
               <w:rPr>
                 <w:rFonts w:ascii="Courier New" w:hAnsi="Courier New" w:cs="Courier New"/>
               </w:rPr>
-              <w:t>fft()</w:t>
+              <w:t>fft</w:t>
+            </w:r>
+            <w:proofErr w:type="spellEnd"/>
+            <w:r>
+              <w:rPr>
+                <w:rFonts w:ascii="Courier New" w:hAnsi="Courier New" w:cs="Courier New"/>
+              </w:rPr>
+              <w:t>(</w:t>
+            </w:r>
+            <w:proofErr w:type="gramEnd"/>
+            <w:r>
+              <w:rPr>
+                <w:rFonts w:ascii="Courier New" w:hAnsi="Courier New" w:cs="Courier New"/>
+              </w:rPr>
+              <w:t>)</w:t>
             </w:r>
           </w:p>
         </w:tc>
@@ -4125,11 +4785,27 @@
                 <w:rFonts w:ascii="Courier New" w:hAnsi="Courier New" w:cs="Courier New"/>
               </w:rPr>
             </w:pPr>
+            <w:proofErr w:type="spellStart"/>
+            <w:proofErr w:type="gramStart"/>
             <w:r>
               <w:rPr>
                 <w:rFonts w:ascii="Courier New" w:hAnsi="Courier New" w:cs="Courier New"/>
               </w:rPr>
-              <w:t>fft()</w:t>
+              <w:t>fft</w:t>
+            </w:r>
+            <w:proofErr w:type="spellEnd"/>
+            <w:r>
+              <w:rPr>
+                <w:rFonts w:ascii="Courier New" w:hAnsi="Courier New" w:cs="Courier New"/>
+              </w:rPr>
+              <w:t>(</w:t>
+            </w:r>
+            <w:proofErr w:type="gramEnd"/>
+            <w:r>
+              <w:rPr>
+                <w:rFonts w:ascii="Courier New" w:hAnsi="Courier New" w:cs="Courier New"/>
+              </w:rPr>
+              <w:t>)</w:t>
             </w:r>
           </w:p>
         </w:tc>
@@ -4321,7 +4997,7 @@
         <w:pStyle w:val="Caption"/>
         <w:jc w:val="center"/>
       </w:pPr>
-      <w:bookmarkStart w:id="19" w:name="_Ref19109289"/>
+      <w:bookmarkStart w:id="18" w:name="_Ref19109289"/>
       <w:r>
         <w:t xml:space="preserve">Table </w:t>
       </w:r>
@@ -4340,15 +5016,31 @@
       <w:r>
         <w:fldChar w:fldCharType="end"/>
       </w:r>
-      <w:bookmarkEnd w:id="19"/>
+      <w:bookmarkEnd w:id="18"/>
       <w:r>
         <w:t xml:space="preserve">: Experimentally measured execution times for functions </w:t>
       </w:r>
-      <w:r>
-        <w:rPr>
-          <w:rFonts w:ascii="Courier New" w:hAnsi="Courier New" w:cs="Courier New"/>
-        </w:rPr>
-        <w:t>dft()</w:t>
+      <w:proofErr w:type="spellStart"/>
+      <w:proofErr w:type="gramStart"/>
+      <w:r>
+        <w:rPr>
+          <w:rFonts w:ascii="Courier New" w:hAnsi="Courier New" w:cs="Courier New"/>
+        </w:rPr>
+        <w:t>dft</w:t>
+      </w:r>
+      <w:proofErr w:type="spellEnd"/>
+      <w:r>
+        <w:rPr>
+          <w:rFonts w:ascii="Courier New" w:hAnsi="Courier New" w:cs="Courier New"/>
+        </w:rPr>
+        <w:t>(</w:t>
+      </w:r>
+      <w:proofErr w:type="gramEnd"/>
+      <w:r>
+        <w:rPr>
+          <w:rFonts w:ascii="Courier New" w:hAnsi="Courier New" w:cs="Courier New"/>
+        </w:rPr>
+        <w:t>)</w:t>
       </w:r>
       <w:r>
         <w:rPr>
@@ -4359,11 +5051,41 @@
       <w:r>
         <w:t xml:space="preserve"> </w:t>
       </w:r>
-      <w:r>
-        <w:rPr>
-          <w:rFonts w:ascii="Courier New" w:hAnsi="Courier New" w:cs="Courier New"/>
-        </w:rPr>
-        <w:t>dftw(),fft()</w:t>
+      <w:proofErr w:type="spellStart"/>
+      <w:r>
+        <w:rPr>
+          <w:rFonts w:ascii="Courier New" w:hAnsi="Courier New" w:cs="Courier New"/>
+        </w:rPr>
+        <w:t>dftw</w:t>
+      </w:r>
+      <w:proofErr w:type="spellEnd"/>
+      <w:r>
+        <w:rPr>
+          <w:rFonts w:ascii="Courier New" w:hAnsi="Courier New" w:cs="Courier New"/>
+        </w:rPr>
+        <w:t>(</w:t>
+      </w:r>
+      <w:proofErr w:type="gramStart"/>
+      <w:r>
+        <w:rPr>
+          <w:rFonts w:ascii="Courier New" w:hAnsi="Courier New" w:cs="Courier New"/>
+        </w:rPr>
+        <w:t>),</w:t>
+      </w:r>
+      <w:proofErr w:type="spellStart"/>
+      <w:r>
+        <w:rPr>
+          <w:rFonts w:ascii="Courier New" w:hAnsi="Courier New" w:cs="Courier New"/>
+        </w:rPr>
+        <w:t>fft</w:t>
+      </w:r>
+      <w:proofErr w:type="spellEnd"/>
+      <w:proofErr w:type="gramEnd"/>
+      <w:r>
+        <w:rPr>
+          <w:rFonts w:ascii="Courier New" w:hAnsi="Courier New" w:cs="Courier New"/>
+        </w:rPr>
+        <w:t>()</w:t>
       </w:r>
       <w:r>
         <w:rPr>
@@ -4376,96 +5098,6 @@
           <w:rFonts w:ascii="Courier New" w:hAnsi="Courier New" w:cs="Courier New"/>
         </w:rPr>
         <w:t>arm_cfft_f32()</w:t>
-      </w:r>
-    </w:p>
-    <w:p>
-      <w:pPr>
-        <w:pStyle w:val="Heading1"/>
-      </w:pPr>
-      <w:bookmarkStart w:id="20" w:name="_Toc29195666"/>
-      <w:r>
-        <w:t>Frame-</w:t>
-      </w:r>
-      <w:r>
-        <w:t>b</w:t>
-      </w:r>
-      <w:r>
-        <w:t xml:space="preserve">ased </w:t>
-      </w:r>
-      <w:r>
-        <w:t>P</w:t>
-      </w:r>
-      <w:r>
-        <w:t>rocessing</w:t>
-      </w:r>
-      <w:bookmarkEnd w:id="20"/>
-    </w:p>
-    <w:p>
-      <w:r>
-        <w:t>Rather than processing one sample at a time, the DFT algorithm is applied to blocks, or frames, of samples. Using the DFT in a real-time program therefore requires a slightly different approach to that used for input and output in most of the previous lab exercises. You will have noticed that example programs using CMSIS DSP library functions, for example</w:t>
-      </w:r>
-      <w:r>
-        <w:t>,</w:t>
-      </w:r>
-      <w:r>
-        <w:t xml:space="preserve"> </w:t>
-      </w:r>
-      <w:r>
-        <w:rPr>
-          <w:rFonts w:ascii="Courier New" w:hAnsi="Courier New" w:cs="Courier New"/>
-        </w:rPr>
-        <w:t>arm_fir_f32()</w:t>
-      </w:r>
-      <w:r>
-        <w:t xml:space="preserve">, did process blocks of samples and used </w:t>
-      </w:r>
-      <w:r>
-        <w:t>DMA</w:t>
-      </w:r>
-      <w:r>
-        <w:t xml:space="preserve">-based </w:t>
-      </w:r>
-      <w:r>
-        <w:t>I</w:t>
-      </w:r>
-      <w:r>
-        <w:t>/</w:t>
-      </w:r>
-      <w:r>
-        <w:t>O</w:t>
-      </w:r>
-      <w:r>
-        <w:t xml:space="preserve">. It is possible to implement buffering, and to process blocks of samples, using interrupt-based </w:t>
-      </w:r>
-      <w:r>
-        <w:t>I</w:t>
-      </w:r>
-      <w:r>
-        <w:t>/</w:t>
-      </w:r>
-      <w:r>
-        <w:t>O</w:t>
-      </w:r>
-      <w:r>
-        <w:t xml:space="preserve">. However, </w:t>
-      </w:r>
-      <w:r>
-        <w:t>DMA</w:t>
-      </w:r>
-      <w:r>
-        <w:t xml:space="preserve">-based </w:t>
-      </w:r>
-      <w:r>
-        <w:t>I</w:t>
-      </w:r>
-      <w:r>
-        <w:t>/</w:t>
-      </w:r>
-      <w:r>
-        <w:t>O</w:t>
-      </w:r>
-      <w:r>
-        <w:t xml:space="preserve"> is more intuitive for frame-based processing and will be used here.</w:t>
       </w:r>
     </w:p>
     <w:p>
@@ -4477,10 +5109,123 @@
     </w:p>
     <w:p>
       <w:pPr>
+        <w:autoSpaceDE w:val="0"/>
+        <w:autoSpaceDN w:val="0"/>
+        <w:adjustRightInd w:val="0"/>
+      </w:pPr>
+    </w:p>
+    <w:p>
+      <w:pPr>
+        <w:pStyle w:val="Heading1"/>
+      </w:pPr>
+      <w:bookmarkStart w:id="19" w:name="_Toc225511380"/>
+      <w:r>
+        <w:t>Frame-</w:t>
+      </w:r>
+      <w:r>
+        <w:t>B</w:t>
+      </w:r>
+      <w:r>
+        <w:t xml:space="preserve">ased </w:t>
+      </w:r>
+      <w:r>
+        <w:t>P</w:t>
+      </w:r>
+      <w:r>
+        <w:t>rocessing</w:t>
+      </w:r>
+      <w:bookmarkEnd w:id="19"/>
+    </w:p>
+    <w:p>
+      <w:r>
+        <w:t>Rather than processing one sample at a time, the DFT algorithm is applied to blocks, or frames, of samples. Using the DFT in a real-time program therefore requires a slightly different approach to that used for input and output in most of the previous lab exercises. You will have noticed that example programs using CMSIS DSP library functions, for example</w:t>
+      </w:r>
+      <w:r>
+        <w:t>,</w:t>
+      </w:r>
+      <w:r>
+        <w:t xml:space="preserve"> </w:t>
+      </w:r>
+      <w:r>
+        <w:rPr>
+          <w:rFonts w:ascii="Courier New" w:hAnsi="Courier New" w:cs="Courier New"/>
+        </w:rPr>
+        <w:t>arm_fir_f32()</w:t>
+      </w:r>
+      <w:r>
+        <w:t xml:space="preserve">, did process blocks of samples and used </w:t>
+      </w:r>
+      <w:r>
+        <w:t>DMA</w:t>
+      </w:r>
+      <w:r>
+        <w:t xml:space="preserve">-based </w:t>
+      </w:r>
+      <w:r>
+        <w:t>I</w:t>
+      </w:r>
+      <w:r>
+        <w:t>/</w:t>
+      </w:r>
+      <w:r>
+        <w:t>O</w:t>
+      </w:r>
+      <w:r>
+        <w:t xml:space="preserve">. It is possible to implement buffering, and to process blocks of samples, using </w:t>
+      </w:r>
+      <w:proofErr w:type="gramStart"/>
+      <w:r>
+        <w:t>interrupt-based</w:t>
+      </w:r>
+      <w:proofErr w:type="gramEnd"/>
+      <w:r>
+        <w:t xml:space="preserve"> </w:t>
+      </w:r>
+      <w:r>
+        <w:t>I</w:t>
+      </w:r>
+      <w:r>
+        <w:t>/</w:t>
+      </w:r>
+      <w:r>
+        <w:t>O</w:t>
+      </w:r>
+      <w:r>
+        <w:t xml:space="preserve">. However, </w:t>
+      </w:r>
+      <w:r>
+        <w:t>DMA</w:t>
+      </w:r>
+      <w:r>
+        <w:t xml:space="preserve">-based </w:t>
+      </w:r>
+      <w:r>
+        <w:t>I</w:t>
+      </w:r>
+      <w:r>
+        <w:t>/</w:t>
+      </w:r>
+      <w:r>
+        <w:t>O</w:t>
+      </w:r>
+      <w:r>
+        <w:t xml:space="preserve"> is more intuitive for frame-based processing and will be used here.</w:t>
+      </w:r>
+    </w:p>
+    <w:p>
+      <w:pPr>
+        <w:autoSpaceDE w:val="0"/>
+        <w:autoSpaceDN w:val="0"/>
+        <w:adjustRightInd w:val="0"/>
+      </w:pPr>
+    </w:p>
+    <w:p>
+      <w:pPr>
         <w:pStyle w:val="Heading2"/>
       </w:pPr>
-      <w:bookmarkStart w:id="21" w:name="_Toc29195667"/>
-      <w:r>
+      <w:bookmarkStart w:id="20" w:name="_Toc225511381"/>
+      <w:r>
+        <w:lastRenderedPageBreak/>
         <w:t>D</w:t>
       </w:r>
       <w:r>
@@ -4490,7 +5235,7 @@
         <w:t>-</w:t>
       </w:r>
       <w:r>
-        <w:t>b</w:t>
+        <w:t>B</w:t>
       </w:r>
       <w:r>
         <w:t xml:space="preserve">ased </w:t>
@@ -4505,24 +5250,607 @@
         <w:t>O</w:t>
       </w:r>
       <w:r>
-        <w:t xml:space="preserve"> on the STM32F746G</w:t>
+        <w:t xml:space="preserve"> on </w:t>
+      </w:r>
+      <w:proofErr w:type="gramStart"/>
+      <w:r>
+        <w:t>the STM32F746G</w:t>
+      </w:r>
+      <w:bookmarkEnd w:id="20"/>
+      <w:proofErr w:type="gramEnd"/>
+    </w:p>
+    <w:p>
+      <w:r>
+        <w:t>A</w:t>
+      </w:r>
+      <w:r>
+        <w:t>rm</w:t>
+      </w:r>
+      <w:r>
+        <w:t xml:space="preserve"> Cortex-M7 processors from different manufacturers implement DMA slightly differently from each other (although the underlying principles are similar).</w:t>
+      </w:r>
+    </w:p>
+    <w:p>
+      <w:r>
+        <w:t xml:space="preserve">Program </w:t>
+      </w:r>
+      <w:r>
+        <w:rPr>
+          <w:rFonts w:ascii="Courier New" w:hAnsi="Courier New" w:cs="Courier New"/>
+        </w:rPr>
+        <w:t>stm32f7_loop_dma.c</w:t>
+      </w:r>
+      <w:r>
+        <w:t xml:space="preserve"> makes use of the ping-pong mode of multi-buffering possible on the STM32F746G to implement frame-based processing. This program is a cut-down version of program </w:t>
+      </w:r>
+      <w:r>
+        <w:rPr>
+          <w:rFonts w:ascii="Courier New" w:hAnsi="Courier New" w:cs="Courier New"/>
+        </w:rPr>
+        <w:t>stm32f7_loop_graph_dma</w:t>
+      </w:r>
+      <w:proofErr w:type="gramStart"/>
+      <w:r>
+        <w:rPr>
+          <w:rFonts w:ascii="Courier New" w:hAnsi="Courier New" w:cs="Courier New"/>
+        </w:rPr>
+        <w:t>.c</w:t>
+      </w:r>
+      <w:proofErr w:type="gramEnd"/>
+      <w:r>
+        <w:t xml:space="preserve">, used in </w:t>
+      </w:r>
+      <w:r>
+        <w:t>L</w:t>
+      </w:r>
+      <w:r>
+        <w:t xml:space="preserve">aboratory </w:t>
+      </w:r>
+      <w:r>
+        <w:t xml:space="preserve">Manual </w:t>
+      </w:r>
+      <w:r>
+        <w:t>1. It doe</w:t>
+      </w:r>
+      <w:r>
+        <w:t>s no</w:t>
+      </w:r>
+      <w:r>
+        <w:t>t plot any graphs on the LCD.</w:t>
+      </w:r>
+    </w:p>
+    <w:p/>
+    <w:p>
+      <w:pPr>
+        <w:pStyle w:val="Heading3"/>
+      </w:pPr>
+      <w:bookmarkStart w:id="21" w:name="_Toc225511382"/>
+      <w:r>
+        <w:t>stm32f7_wm8994_</w:t>
+      </w:r>
+      <w:proofErr w:type="gramStart"/>
+      <w:r>
+        <w:t>init(</w:t>
+      </w:r>
+      <w:proofErr w:type="gramEnd"/>
+      <w:r>
+        <w:t>)</w:t>
+      </w:r>
+      <w:r>
+        <w:t xml:space="preserve"> </w:t>
+      </w:r>
+      <w:r>
+        <w:t xml:space="preserve">DMA </w:t>
+      </w:r>
+      <w:r>
+        <w:t>O</w:t>
+      </w:r>
+      <w:r>
+        <w:t>peration</w:t>
       </w:r>
       <w:bookmarkEnd w:id="21"/>
     </w:p>
     <w:p>
+      <w:pPr>
+        <w:rPr>
+          <w:rFonts w:cstheme="minorHAnsi"/>
+        </w:rPr>
+      </w:pPr>
+      <w:r>
+        <w:t xml:space="preserve">The </w:t>
+      </w:r>
+      <w:r>
+        <w:t xml:space="preserve">DMA in the STM32F746G is organized into unidirectional streams, two of which are used for this application. In function </w:t>
+      </w:r>
+      <w:r>
+        <w:rPr>
+          <w:rFonts w:ascii="Courier New" w:hAnsi="Courier New" w:cs="Courier New"/>
+        </w:rPr>
+        <w:t>stm32f7_wm8994_</w:t>
+      </w:r>
+      <w:proofErr w:type="gramStart"/>
+      <w:r>
+        <w:rPr>
+          <w:rFonts w:ascii="Courier New" w:hAnsi="Courier New" w:cs="Courier New"/>
+        </w:rPr>
+        <w:t>init(</w:t>
+      </w:r>
+      <w:proofErr w:type="gramEnd"/>
+      <w:r>
+        <w:rPr>
+          <w:rFonts w:ascii="Courier New" w:hAnsi="Courier New" w:cs="Courier New"/>
+        </w:rPr>
+        <w:t>)</w:t>
+      </w:r>
+      <w:r>
+        <w:t xml:space="preserve">, DMA stream 7 is configured to make DMA transfers between the </w:t>
+      </w:r>
+      <w:r>
+        <w:t>S</w:t>
+      </w:r>
+      <w:r>
+        <w:t xml:space="preserve">ynchronous </w:t>
+      </w:r>
       <w:r>
         <w:t>A</w:t>
       </w:r>
       <w:r>
-        <w:t>rm</w:t>
-      </w:r>
-      <w:r>
-        <w:t xml:space="preserve"> Cortex-M7 processors from different manufacturers implement DMA slightly differently from each other (although the underlying principles are similar).</w:t>
-      </w:r>
-    </w:p>
-    <w:p>
-      <w:r>
-        <w:t xml:space="preserve">Program </w:t>
+        <w:t xml:space="preserve">udio </w:t>
+      </w:r>
+      <w:r>
+        <w:t>I</w:t>
+      </w:r>
+      <w:r>
+        <w:t xml:space="preserve">nterface (SAI) peripheral and input buffers (arrays) in memory (alternately </w:t>
+      </w:r>
+      <w:r>
+        <w:rPr>
+          <w:rFonts w:ascii="Courier New" w:hAnsi="Courier New" w:cs="Courier New"/>
+        </w:rPr>
+        <w:t>PING_IN</w:t>
+      </w:r>
+      <w:r>
+        <w:t xml:space="preserve"> and </w:t>
+      </w:r>
+      <w:r>
+        <w:rPr>
+          <w:rFonts w:ascii="Courier New" w:hAnsi="Courier New" w:cs="Courier New"/>
+        </w:rPr>
+        <w:t>PONG_IN</w:t>
+      </w:r>
+      <w:r>
+        <w:t xml:space="preserve">). It generates an </w:t>
+      </w:r>
+      <w:proofErr w:type="gramStart"/>
+      <w:r>
+        <w:t>interrupt</w:t>
+      </w:r>
+      <w:proofErr w:type="gramEnd"/>
+      <w:r>
+        <w:t xml:space="preserve"> when a transfer of </w:t>
+      </w:r>
+      <w:r>
+        <w:rPr>
+          <w:rFonts w:ascii="Courier New" w:hAnsi="Courier New" w:cs="Courier New"/>
+        </w:rPr>
+        <w:t>PING_PONG_BUFFER_SIZE</w:t>
+      </w:r>
+      <w:r>
+        <w:t xml:space="preserve"> 32-bit words has completed. Each 32-bit word comprises two 16-bit sample values (left and right channels). The value </w:t>
+      </w:r>
+      <w:r>
+        <w:rPr>
+          <w:rFonts w:ascii="Courier New" w:hAnsi="Courier New" w:cs="Courier New"/>
+        </w:rPr>
+        <w:t>PING_PONG_BUFFER_SIZE</w:t>
+      </w:r>
+      <w:r>
+        <w:t xml:space="preserve"> is therefore equivalent to the number of sampling instants represented by one DMA transfer. The value of </w:t>
+      </w:r>
+      <w:r>
+        <w:rPr>
+          <w:rFonts w:ascii="Courier New" w:hAnsi="Courier New" w:cs="Courier New"/>
+        </w:rPr>
+        <w:t xml:space="preserve">PING_PONG_BUFFER_SIZE </w:t>
+      </w:r>
+      <w:r>
+        <w:rPr>
+          <w:rFonts w:cstheme="minorHAnsi"/>
+        </w:rPr>
+        <w:t xml:space="preserve">is defined in file </w:t>
+      </w:r>
+      <w:r>
+        <w:rPr>
+          <w:rFonts w:ascii="Courier New" w:hAnsi="Courier New" w:cs="Courier New"/>
+        </w:rPr>
+        <w:t>stm32f7_wm8994_init.h</w:t>
+      </w:r>
+      <w:r>
+        <w:rPr>
+          <w:rFonts w:cstheme="minorHAnsi"/>
+        </w:rPr>
+        <w:t>.</w:t>
+      </w:r>
+    </w:p>
+    <w:p>
+      <w:r>
+        <w:t xml:space="preserve">DMA stream 3 is configured to make DMA transfers between output buffers in memory (alternately </w:t>
+      </w:r>
+      <w:r>
+        <w:rPr>
+          <w:rFonts w:ascii="Courier New" w:hAnsi="Courier New" w:cs="Courier New"/>
+        </w:rPr>
+        <w:t>PING_OUT</w:t>
+      </w:r>
+      <w:r>
+        <w:t xml:space="preserve"> and </w:t>
+      </w:r>
+      <w:r>
+        <w:rPr>
+          <w:rFonts w:ascii="Courier New" w:hAnsi="Courier New" w:cs="Courier New"/>
+        </w:rPr>
+        <w:t>PONG_OUT</w:t>
+      </w:r>
+      <w:r>
+        <w:t xml:space="preserve">) and the SAI peripheral. It generates an </w:t>
+      </w:r>
+      <w:proofErr w:type="gramStart"/>
+      <w:r>
+        <w:t>interrupt</w:t>
+      </w:r>
+      <w:proofErr w:type="gramEnd"/>
+      <w:r>
+        <w:t xml:space="preserve"> when a transfer of </w:t>
+      </w:r>
+      <w:r>
+        <w:rPr>
+          <w:rFonts w:ascii="Courier New" w:hAnsi="Courier New" w:cs="Courier New"/>
+        </w:rPr>
+        <w:t>PING_PONG_BUFFER_SIZE</w:t>
+      </w:r>
+      <w:r>
+        <w:t xml:space="preserve"> 32-bit words has completed.</w:t>
+      </w:r>
+    </w:p>
+    <w:p>
+      <w:pPr>
+        <w:rPr>
+          <w:rFonts w:cstheme="minorHAnsi"/>
+        </w:rPr>
+      </w:pPr>
+      <w:r>
+        <w:t xml:space="preserve">Four different interrupt service routines (functions) are involved in the DMA ping-pong buffering process. </w:t>
+      </w:r>
+      <w:proofErr w:type="spellStart"/>
+      <w:r>
+        <w:rPr>
+          <w:rFonts w:ascii="Courier New" w:hAnsi="Courier New" w:cs="Courier New"/>
+        </w:rPr>
+        <w:t>BSP_AUDIO_OUT_TransferComplete_CallBack</w:t>
+      </w:r>
+      <w:proofErr w:type="spellEnd"/>
+      <w:r>
+        <w:rPr>
+          <w:rFonts w:ascii="Courier New" w:hAnsi="Courier New" w:cs="Courier New"/>
+        </w:rPr>
+        <w:t>()</w:t>
+      </w:r>
+      <w:r>
+        <w:t xml:space="preserve">, </w:t>
+      </w:r>
+      <w:proofErr w:type="spellStart"/>
+      <w:r>
+        <w:rPr>
+          <w:rFonts w:ascii="Courier New" w:hAnsi="Courier New" w:cs="Courier New"/>
+        </w:rPr>
+        <w:t>BSP_AUDIO_IN_TransferComplete_CallBack</w:t>
+      </w:r>
+      <w:proofErr w:type="spellEnd"/>
+      <w:r>
+        <w:rPr>
+          <w:rFonts w:ascii="Courier New" w:hAnsi="Courier New" w:cs="Courier New"/>
+        </w:rPr>
+        <w:t>()</w:t>
+      </w:r>
+      <w:r>
+        <w:t xml:space="preserve">, </w:t>
+      </w:r>
+      <w:r>
+        <w:rPr>
+          <w:rFonts w:ascii="Courier New" w:hAnsi="Courier New" w:cs="Courier New"/>
+        </w:rPr>
+        <w:t>BSP_AUDIO_OUT_TransferCompleteM1_CallBack()</w:t>
+      </w:r>
+      <w:r>
+        <w:t xml:space="preserve">, and </w:t>
+      </w:r>
+      <w:r>
+        <w:rPr>
+          <w:rFonts w:ascii="Courier New" w:hAnsi="Courier New" w:cs="Courier New"/>
+        </w:rPr>
+        <w:t>BSP_AUDIO_IN_TransferCompleteM1_CallBack()</w:t>
+      </w:r>
+      <w:r>
+        <w:rPr>
+          <w:rFonts w:cstheme="minorHAnsi"/>
+        </w:rPr>
+        <w:t xml:space="preserve">, defined in file </w:t>
+      </w:r>
+      <w:r>
+        <w:rPr>
+          <w:rFonts w:ascii="Courier New" w:hAnsi="Courier New" w:cs="Courier New"/>
+        </w:rPr>
+        <w:t>stm32f7_wm8994_init.c</w:t>
+      </w:r>
+      <w:r>
+        <w:rPr>
+          <w:rFonts w:cstheme="minorHAnsi"/>
+        </w:rPr>
+        <w:t xml:space="preserve">, are associated with completion of DMA transfers from array </w:t>
+      </w:r>
+      <w:r>
+        <w:rPr>
+          <w:rFonts w:ascii="Courier New" w:hAnsi="Courier New" w:cs="Courier New"/>
+        </w:rPr>
+        <w:t>PING_OUT</w:t>
+      </w:r>
+      <w:r>
+        <w:rPr>
+          <w:rFonts w:cstheme="minorHAnsi"/>
+        </w:rPr>
+        <w:t xml:space="preserve"> to the SAI peripheral, from the SAI peripheral to array </w:t>
+      </w:r>
+      <w:r>
+        <w:rPr>
+          <w:rFonts w:ascii="Courier New" w:hAnsi="Courier New" w:cs="Courier New"/>
+        </w:rPr>
+        <w:t>PING_IN</w:t>
+      </w:r>
+      <w:r>
+        <w:rPr>
+          <w:rFonts w:cstheme="minorHAnsi"/>
+        </w:rPr>
+        <w:t xml:space="preserve">, from array </w:t>
+      </w:r>
+      <w:r>
+        <w:rPr>
+          <w:rFonts w:ascii="Courier New" w:hAnsi="Courier New" w:cs="Courier New"/>
+        </w:rPr>
+        <w:t>PONG_OUT</w:t>
+      </w:r>
+      <w:r>
+        <w:rPr>
+          <w:rFonts w:cstheme="minorHAnsi"/>
+        </w:rPr>
+        <w:t xml:space="preserve"> to the SAI peripheral, and from the SAI peripheral to array </w:t>
+      </w:r>
+      <w:r>
+        <w:rPr>
+          <w:rFonts w:ascii="Courier New" w:hAnsi="Courier New" w:cs="Courier New"/>
+        </w:rPr>
+        <w:t>PONG_IN</w:t>
+      </w:r>
+      <w:r>
+        <w:rPr>
+          <w:rFonts w:ascii="Courier New" w:hAnsi="Courier New" w:cs="Courier New"/>
+        </w:rPr>
+        <w:t>,</w:t>
+      </w:r>
+      <w:r>
+        <w:rPr>
+          <w:rFonts w:cstheme="minorHAnsi"/>
+        </w:rPr>
+        <w:t xml:space="preserve"> respectively.</w:t>
+      </w:r>
+    </w:p>
+    <w:p/>
+    <w:p>
+      <w:pPr>
+        <w:pStyle w:val="Heading3"/>
+      </w:pPr>
+      <w:bookmarkStart w:id="22" w:name="_Toc225511383"/>
+      <w:r>
+        <w:t xml:space="preserve">stm32f7_loop_dma.c </w:t>
+      </w:r>
+      <w:r>
+        <w:rPr>
+          <w:rFonts w:cstheme="minorHAnsi"/>
+        </w:rPr>
+        <w:t>O</w:t>
+      </w:r>
+      <w:r>
+        <w:rPr>
+          <w:rFonts w:cstheme="minorHAnsi"/>
+        </w:rPr>
+        <w:t>peration</w:t>
+      </w:r>
+      <w:bookmarkEnd w:id="22"/>
+    </w:p>
+    <w:p>
+      <w:r>
+        <w:t xml:space="preserve">The actions carried out in these routines are simply to toggle the values of variables </w:t>
+      </w:r>
+      <w:proofErr w:type="spellStart"/>
+      <w:r>
+        <w:rPr>
+          <w:rFonts w:ascii="Courier New" w:hAnsi="Courier New" w:cs="Courier New"/>
+        </w:rPr>
+        <w:t>rx_buffer_proc</w:t>
+      </w:r>
+      <w:proofErr w:type="spellEnd"/>
+      <w:r>
+        <w:t xml:space="preserve"> and </w:t>
+      </w:r>
+      <w:proofErr w:type="spellStart"/>
+      <w:r>
+        <w:rPr>
+          <w:rFonts w:ascii="Courier New" w:hAnsi="Courier New" w:cs="Courier New"/>
+        </w:rPr>
+        <w:t>tx_buffer_proc</w:t>
+      </w:r>
+      <w:proofErr w:type="spellEnd"/>
+      <w:r>
+        <w:t xml:space="preserve"> between </w:t>
+      </w:r>
+      <w:r>
+        <w:rPr>
+          <w:rFonts w:ascii="Courier New" w:hAnsi="Courier New" w:cs="Courier New"/>
+        </w:rPr>
+        <w:t>PING</w:t>
+      </w:r>
+      <w:r>
+        <w:t xml:space="preserve"> and </w:t>
+      </w:r>
+      <w:r>
+        <w:rPr>
+          <w:rFonts w:ascii="Courier New" w:hAnsi="Courier New" w:cs="Courier New"/>
+        </w:rPr>
+        <w:t>PONG</w:t>
+      </w:r>
+      <w:r>
+        <w:t xml:space="preserve"> and to set flags </w:t>
+      </w:r>
+      <w:proofErr w:type="spellStart"/>
+      <w:r>
+        <w:rPr>
+          <w:rFonts w:ascii="Courier New" w:hAnsi="Courier New" w:cs="Courier New"/>
+        </w:rPr>
+        <w:t>RX_buffer_full</w:t>
+      </w:r>
+      <w:proofErr w:type="spellEnd"/>
+      <w:r>
+        <w:t xml:space="preserve"> and </w:t>
+      </w:r>
+      <w:proofErr w:type="spellStart"/>
+      <w:r>
+        <w:rPr>
+          <w:rFonts w:ascii="Courier New" w:hAnsi="Courier New" w:cs="Courier New"/>
+        </w:rPr>
+        <w:t>TX_buffer_empty</w:t>
+      </w:r>
+      <w:proofErr w:type="spellEnd"/>
+      <w:r>
+        <w:t xml:space="preserve">. Switching between buffers </w:t>
+      </w:r>
+      <w:r>
+        <w:rPr>
+          <w:rFonts w:ascii="Courier New" w:hAnsi="Courier New" w:cs="Courier New"/>
+        </w:rPr>
+        <w:t>PING_IN</w:t>
+      </w:r>
+      <w:r>
+        <w:t xml:space="preserve">, </w:t>
+      </w:r>
+      <w:r>
+        <w:rPr>
+          <w:rFonts w:ascii="Courier New" w:hAnsi="Courier New" w:cs="Courier New"/>
+        </w:rPr>
+        <w:t>PONG_OUT</w:t>
+      </w:r>
+      <w:r>
+        <w:t xml:space="preserve"> and</w:t>
+      </w:r>
+      <w:r>
+        <w:t xml:space="preserve"> </w:t>
+      </w:r>
+      <w:r>
+        <w:rPr>
+          <w:rFonts w:ascii="Courier New" w:hAnsi="Courier New" w:cs="Courier New"/>
+        </w:rPr>
+        <w:t>PING_OUT</w:t>
+      </w:r>
+      <w:r>
+        <w:t xml:space="preserve"> and </w:t>
+      </w:r>
+      <w:r>
+        <w:rPr>
+          <w:rFonts w:ascii="Courier New" w:hAnsi="Courier New" w:cs="Courier New"/>
+        </w:rPr>
+        <w:t>PONG_OUT</w:t>
+      </w:r>
+      <w:r>
+        <w:t xml:space="preserve"> in the DMA streams is handled automatically by the DMA multi-buffering mechanism.</w:t>
+      </w:r>
+    </w:p>
+    <w:p>
+      <w:r>
+        <w:t xml:space="preserve">Function </w:t>
+      </w:r>
+      <w:proofErr w:type="gramStart"/>
+      <w:r>
+        <w:rPr>
+          <w:rFonts w:ascii="Courier New" w:hAnsi="Courier New" w:cs="Courier New"/>
+        </w:rPr>
+        <w:t>main(</w:t>
+      </w:r>
+      <w:proofErr w:type="gramEnd"/>
+      <w:r>
+        <w:rPr>
+          <w:rFonts w:ascii="Courier New" w:hAnsi="Courier New" w:cs="Courier New"/>
+        </w:rPr>
+        <w:t>)</w:t>
+      </w:r>
+      <w:r>
+        <w:t xml:space="preserve">waits until both </w:t>
+      </w:r>
+      <w:proofErr w:type="spellStart"/>
+      <w:r>
+        <w:rPr>
+          <w:rFonts w:ascii="Courier New" w:hAnsi="Courier New" w:cs="Courier New"/>
+        </w:rPr>
+        <w:t>RX_buffer_full</w:t>
+      </w:r>
+      <w:proofErr w:type="spellEnd"/>
+      <w:r>
+        <w:t xml:space="preserve"> and </w:t>
+      </w:r>
+      <w:proofErr w:type="spellStart"/>
+      <w:r>
+        <w:rPr>
+          <w:rFonts w:ascii="Courier New" w:hAnsi="Courier New" w:cs="Courier New"/>
+        </w:rPr>
+        <w:t>TX_buffer_empty</w:t>
+      </w:r>
+      <w:proofErr w:type="spellEnd"/>
+      <w:r>
+        <w:t xml:space="preserve"> flags are set, that is</w:t>
+      </w:r>
+      <w:r>
+        <w:t>,</w:t>
+      </w:r>
+      <w:r>
+        <w:t xml:space="preserve"> until both DMA transfers have completed, before calling function </w:t>
+      </w:r>
+      <w:proofErr w:type="spellStart"/>
+      <w:r>
+        <w:rPr>
+          <w:rFonts w:ascii="Courier New" w:hAnsi="Courier New" w:cs="Courier New"/>
+        </w:rPr>
+        <w:t>process_</w:t>
+      </w:r>
+      <w:proofErr w:type="gramStart"/>
+      <w:r>
+        <w:rPr>
+          <w:rFonts w:ascii="Courier New" w:hAnsi="Courier New" w:cs="Courier New"/>
+        </w:rPr>
+        <w:t>buffer</w:t>
+      </w:r>
+      <w:proofErr w:type="spellEnd"/>
+      <w:r>
+        <w:rPr>
+          <w:rFonts w:ascii="Courier New" w:hAnsi="Courier New" w:cs="Courier New"/>
+        </w:rPr>
+        <w:t>(</w:t>
+      </w:r>
+      <w:proofErr w:type="gramEnd"/>
+      <w:r>
+        <w:rPr>
+          <w:rFonts w:ascii="Courier New" w:hAnsi="Courier New" w:cs="Courier New"/>
+        </w:rPr>
+        <w:t>)</w:t>
+      </w:r>
+      <w:r>
+        <w:t xml:space="preserve">. In program </w:t>
       </w:r>
       <w:r>
         <w:rPr>
@@ -4531,110 +5859,253 @@
         <w:t>stm32f7_loop_dma.c</w:t>
       </w:r>
       <w:r>
-        <w:t xml:space="preserve"> makes use of the ping-pong mode of multi-buffering possible on the STM32F746G to implement frame-based processing. This program is a cut-down version of program </w:t>
-      </w:r>
-      <w:r>
-        <w:rPr>
-          <w:rFonts w:ascii="Courier New" w:hAnsi="Courier New" w:cs="Courier New"/>
-        </w:rPr>
-        <w:t>stm32f7_loop_graph_dma.c</w:t>
-      </w:r>
-      <w:r>
-        <w:t xml:space="preserve">, used in </w:t>
-      </w:r>
-      <w:r>
-        <w:t>L</w:t>
-      </w:r>
-      <w:r>
-        <w:t xml:space="preserve">aboratory </w:t>
-      </w:r>
-      <w:r>
-        <w:t xml:space="preserve">Manual </w:t>
-      </w:r>
-      <w:r>
-        <w:t>1. It doe</w:t>
-      </w:r>
-      <w:r>
-        <w:t>s no</w:t>
-      </w:r>
-      <w:r>
-        <w:t>t plot any graphs on the LCD.</w:t>
-      </w:r>
-    </w:p>
-    <w:p/>
-    <w:p>
-      <w:pPr>
-        <w:pStyle w:val="Heading3"/>
-      </w:pPr>
-      <w:bookmarkStart w:id="22" w:name="_Toc29195668"/>
-      <w:r>
+        <w:t xml:space="preserve">, function </w:t>
+      </w:r>
+      <w:proofErr w:type="spellStart"/>
+      <w:r>
+        <w:rPr>
+          <w:rFonts w:ascii="Courier New" w:hAnsi="Courier New" w:cs="Courier New"/>
+        </w:rPr>
+        <w:t>process_</w:t>
+      </w:r>
+      <w:proofErr w:type="gramStart"/>
+      <w:r>
+        <w:rPr>
+          <w:rFonts w:ascii="Courier New" w:hAnsi="Courier New" w:cs="Courier New"/>
+        </w:rPr>
+        <w:t>buffer</w:t>
+      </w:r>
+      <w:proofErr w:type="spellEnd"/>
+      <w:r>
+        <w:rPr>
+          <w:rFonts w:ascii="Courier New" w:hAnsi="Courier New" w:cs="Courier New"/>
+        </w:rPr>
+        <w:t>(</w:t>
+      </w:r>
+      <w:proofErr w:type="gramEnd"/>
+      <w:r>
+        <w:rPr>
+          <w:rFonts w:ascii="Courier New" w:hAnsi="Courier New" w:cs="Courier New"/>
+        </w:rPr>
+        <w:t>)</w:t>
+      </w:r>
+      <w:r>
+        <w:t xml:space="preserve"> simply copies the contents of the most recently filled input buffer (</w:t>
+      </w:r>
+      <w:r>
+        <w:rPr>
+          <w:rFonts w:ascii="Courier New" w:hAnsi="Courier New" w:cs="Courier New"/>
+        </w:rPr>
+        <w:t>PING_IN</w:t>
+      </w:r>
+      <w:r>
+        <w:t xml:space="preserve"> or </w:t>
+      </w:r>
+      <w:r>
+        <w:rPr>
+          <w:rFonts w:ascii="Courier New" w:hAnsi="Courier New" w:cs="Courier New"/>
+        </w:rPr>
+        <w:t>PONG_IN</w:t>
+      </w:r>
+      <w:r>
+        <w:t>) to the most recently emptied output buffer (</w:t>
+      </w:r>
+      <w:r>
+        <w:rPr>
+          <w:rFonts w:ascii="Courier New" w:hAnsi="Courier New" w:cs="Courier New"/>
+        </w:rPr>
+        <w:t>PING_OUT</w:t>
+      </w:r>
+      <w:r>
+        <w:t xml:space="preserve"> or </w:t>
+      </w:r>
+      <w:r>
+        <w:rPr>
+          <w:rFonts w:ascii="Courier New" w:hAnsi="Courier New" w:cs="Courier New"/>
+        </w:rPr>
+        <w:t>PONG_OUT</w:t>
+      </w:r>
+      <w:r>
+        <w:t xml:space="preserve">), according to the values of variables </w:t>
+      </w:r>
+      <w:proofErr w:type="spellStart"/>
+      <w:r>
+        <w:rPr>
+          <w:rFonts w:ascii="Courier New" w:hAnsi="Courier New" w:cs="Courier New"/>
+        </w:rPr>
+        <w:t>rx_buffer_proc</w:t>
+      </w:r>
+      <w:proofErr w:type="spellEnd"/>
+      <w:r>
+        <w:t xml:space="preserve"> and </w:t>
+      </w:r>
+      <w:proofErr w:type="spellStart"/>
+      <w:r>
+        <w:rPr>
+          <w:rFonts w:ascii="Courier New" w:hAnsi="Courier New" w:cs="Courier New"/>
+        </w:rPr>
         <w:lastRenderedPageBreak/>
-        <w:t>stm32f7_wm8994_init()</w:t>
+        <w:t>tx_buffer_proc</w:t>
+      </w:r>
+      <w:proofErr w:type="spellEnd"/>
+      <w:r>
+        <w:t xml:space="preserve">. In general, frame-based processing will be carried out in function </w:t>
+      </w:r>
+      <w:proofErr w:type="spellStart"/>
+      <w:r>
+        <w:rPr>
+          <w:rFonts w:ascii="Courier New" w:hAnsi="Courier New" w:cs="Courier New"/>
+        </w:rPr>
+        <w:t>process_</w:t>
+      </w:r>
+      <w:proofErr w:type="gramStart"/>
+      <w:r>
+        <w:rPr>
+          <w:rFonts w:ascii="Courier New" w:hAnsi="Courier New" w:cs="Courier New"/>
+        </w:rPr>
+        <w:t>buffer</w:t>
+      </w:r>
+      <w:proofErr w:type="spellEnd"/>
+      <w:r>
+        <w:rPr>
+          <w:rFonts w:ascii="Courier New" w:hAnsi="Courier New" w:cs="Courier New"/>
+        </w:rPr>
+        <w:t>(</w:t>
+      </w:r>
+      <w:proofErr w:type="gramEnd"/>
+      <w:r>
+        <w:rPr>
+          <w:rFonts w:ascii="Courier New" w:hAnsi="Courier New" w:cs="Courier New"/>
+        </w:rPr>
+        <w:t>)</w:t>
+      </w:r>
+      <w:r>
+        <w:t xml:space="preserve"> using the contents of the most recently filled input buffer as input and writing output sample values to the most recently emptied output buffer.</w:t>
+      </w:r>
+    </w:p>
+    <w:p>
+      <w:r>
+        <w:t xml:space="preserve">DMA transfers will complete, and function </w:t>
+      </w:r>
+      <w:proofErr w:type="spellStart"/>
+      <w:r>
+        <w:rPr>
+          <w:rFonts w:ascii="Courier New" w:hAnsi="Courier New" w:cs="Courier New"/>
+        </w:rPr>
+        <w:t>process_</w:t>
+      </w:r>
+      <w:proofErr w:type="gramStart"/>
+      <w:r>
+        <w:rPr>
+          <w:rFonts w:ascii="Courier New" w:hAnsi="Courier New" w:cs="Courier New"/>
+        </w:rPr>
+        <w:t>buffer</w:t>
+      </w:r>
+      <w:proofErr w:type="spellEnd"/>
+      <w:r>
+        <w:rPr>
+          <w:rFonts w:ascii="Courier New" w:hAnsi="Courier New" w:cs="Courier New"/>
+        </w:rPr>
+        <w:t>(</w:t>
+      </w:r>
+      <w:proofErr w:type="gramEnd"/>
+      <w:r>
+        <w:rPr>
+          <w:rFonts w:ascii="Courier New" w:hAnsi="Courier New" w:cs="Courier New"/>
+        </w:rPr>
+        <w:t>)</w:t>
+      </w:r>
+      <w:r>
+        <w:t xml:space="preserve">will be called every </w:t>
+      </w:r>
+      <w:r>
+        <w:rPr>
+          <w:rFonts w:ascii="Courier New" w:hAnsi="Courier New" w:cs="Courier New"/>
+        </w:rPr>
+        <w:t>PING_PONG_BUFFER_SIZE</w:t>
+      </w:r>
+      <w:r>
+        <w:t xml:space="preserve"> sampling </w:t>
+      </w:r>
+      <w:proofErr w:type="gramStart"/>
+      <w:r>
+        <w:t>instants</w:t>
+      </w:r>
+      <w:proofErr w:type="gramEnd"/>
+      <w:r>
+        <w:t>,</w:t>
+      </w:r>
+      <w:r>
+        <w:t xml:space="preserve"> and therefore any processing must be completed within </w:t>
+      </w:r>
+      <w:r>
+        <w:rPr>
+          <w:rFonts w:ascii="Courier New" w:hAnsi="Courier New" w:cs="Courier New"/>
+        </w:rPr>
+        <w:t>PING_PONG_BUFFER_SIZE</w:t>
+      </w:r>
+      <w:r>
+        <w:t xml:space="preserve"> /fs seconds, that is</w:t>
+      </w:r>
+      <w:r>
+        <w:t>,</w:t>
+      </w:r>
+      <w:r>
+        <w:t xml:space="preserve"> before the next DMA transfer completion.</w:t>
+      </w:r>
+    </w:p>
+    <w:p>
+      <w:r>
+        <w:fldChar w:fldCharType="begin"/>
+      </w:r>
+      <w:r>
+        <w:instrText xml:space="preserve"> REF _Ref19110695 \h </w:instrText>
+      </w:r>
+      <w:r>
+        <w:instrText xml:space="preserve"> \* MERGEFORMAT </w:instrText>
+      </w:r>
+      <w:r>
+        <w:fldChar w:fldCharType="separate"/>
+      </w:r>
+      <w:r>
+        <w:t xml:space="preserve">Figure </w:t>
+      </w:r>
+      <w:r>
+        <w:t>3</w:t>
+      </w:r>
+      <w:r>
+        <w:fldChar w:fldCharType="end"/>
       </w:r>
       <w:r>
         <w:t xml:space="preserve"> </w:t>
       </w:r>
       <w:r>
-        <w:t>DMA operation</w:t>
-      </w:r>
-      <w:bookmarkEnd w:id="22"/>
-    </w:p>
-    <w:p>
-      <w:pPr>
-        <w:rPr>
-          <w:rFonts w:cstheme="minorHAnsi"/>
-        </w:rPr>
-      </w:pPr>
-      <w:r>
-        <w:t xml:space="preserve">The </w:t>
-      </w:r>
-      <w:r>
-        <w:t xml:space="preserve">DMA in the STM32F746G is organized into unidirectional streams, two of which are used for this application. In function </w:t>
-      </w:r>
-      <w:r>
-        <w:rPr>
-          <w:rFonts w:ascii="Courier New" w:hAnsi="Courier New" w:cs="Courier New"/>
-        </w:rPr>
-        <w:t>stm32f7_wm8994_init()</w:t>
-      </w:r>
-      <w:r>
-        <w:t xml:space="preserve">, DMA stream 7 is configured to make DMA transfers between the </w:t>
-      </w:r>
-      <w:r>
-        <w:t>S</w:t>
-      </w:r>
-      <w:r>
-        <w:t xml:space="preserve">ynchronous </w:t>
-      </w:r>
-      <w:r>
-        <w:t>A</w:t>
-      </w:r>
-      <w:r>
-        <w:t xml:space="preserve">udio </w:t>
-      </w:r>
-      <w:r>
-        <w:t>I</w:t>
-      </w:r>
-      <w:r>
-        <w:t xml:space="preserve">nterface (SAI) peripheral and input buffers (arrays) in memory (alternately </w:t>
-      </w:r>
-      <w:r>
-        <w:rPr>
-          <w:rFonts w:ascii="Courier New" w:hAnsi="Courier New" w:cs="Courier New"/>
-        </w:rPr>
-        <w:t>PING_IN</w:t>
-      </w:r>
-      <w:r>
-        <w:t xml:space="preserve"> and </w:t>
-      </w:r>
-      <w:r>
-        <w:rPr>
-          <w:rFonts w:ascii="Courier New" w:hAnsi="Courier New" w:cs="Courier New"/>
-        </w:rPr>
-        <w:t>PONG_IN</w:t>
-      </w:r>
-      <w:r>
-        <w:t xml:space="preserve">). It generates an interrupt when a transfer of </w:t>
+        <w:t xml:space="preserve">was generated </w:t>
+      </w:r>
+      <w:r>
+        <w:t xml:space="preserve">by a signal generator </w:t>
+      </w:r>
+      <w:r>
+        <w:t>using a rectangular pulse of duration 1</w:t>
+      </w:r>
+      <w:r>
+        <w:t xml:space="preserve"> </w:t>
+      </w:r>
+      <w:proofErr w:type="spellStart"/>
+      <w:r>
+        <w:t>ms</w:t>
+      </w:r>
+      <w:proofErr w:type="spellEnd"/>
+      <w:r>
+        <w:t xml:space="preserve"> repeated at intervals of 5 </w:t>
+      </w:r>
+      <w:proofErr w:type="spellStart"/>
+      <w:r>
+        <w:t>ms.</w:t>
+      </w:r>
+      <w:proofErr w:type="spellEnd"/>
+      <w:r>
+        <w:t xml:space="preserve"> The sampling rate was 48 kHz and </w:t>
       </w:r>
       <w:r>
         <w:rPr>
@@ -4643,520 +6114,11 @@
         <w:t>PING_PONG_BUFFER_SIZE</w:t>
       </w:r>
       <w:r>
-        <w:t xml:space="preserve"> 32-bit words has completed. Each 32-bit word comprises two 16-bit sample values (left and right channels). The value </w:t>
-      </w:r>
-      <w:r>
-        <w:rPr>
-          <w:rFonts w:ascii="Courier New" w:hAnsi="Courier New" w:cs="Courier New"/>
-        </w:rPr>
-        <w:t>PING_PONG_BUFFER_SIZE</w:t>
-      </w:r>
-      <w:r>
-        <w:t xml:space="preserve"> is therefore equivalent to the number of sampling instants represented by one DMA transfer. The value of </w:t>
-      </w:r>
-      <w:r>
-        <w:rPr>
-          <w:rFonts w:ascii="Courier New" w:hAnsi="Courier New" w:cs="Courier New"/>
-        </w:rPr>
-        <w:t xml:space="preserve">PING_PONG_BUFFER_SIZE </w:t>
-      </w:r>
-      <w:r>
-        <w:rPr>
-          <w:rFonts w:cstheme="minorHAnsi"/>
-        </w:rPr>
-        <w:t xml:space="preserve">is defined in file </w:t>
-      </w:r>
-      <w:r>
-        <w:rPr>
-          <w:rFonts w:ascii="Courier New" w:hAnsi="Courier New" w:cs="Courier New"/>
-        </w:rPr>
-        <w:t>stm32f7_wm8994_init.h</w:t>
-      </w:r>
-      <w:r>
-        <w:rPr>
-          <w:rFonts w:cstheme="minorHAnsi"/>
-        </w:rPr>
-        <w:t>.</w:t>
-      </w:r>
-    </w:p>
-    <w:p>
-      <w:r>
-        <w:t xml:space="preserve">DMA stream 3 is configured to make DMA transfers between output buffers in memory (alternately </w:t>
-      </w:r>
-      <w:r>
-        <w:rPr>
-          <w:rFonts w:ascii="Courier New" w:hAnsi="Courier New" w:cs="Courier New"/>
-        </w:rPr>
-        <w:t>PING_OUT</w:t>
-      </w:r>
-      <w:r>
-        <w:t xml:space="preserve"> and </w:t>
-      </w:r>
-      <w:r>
-        <w:rPr>
-          <w:rFonts w:ascii="Courier New" w:hAnsi="Courier New" w:cs="Courier New"/>
-        </w:rPr>
-        <w:t>PONG_OUT</w:t>
-      </w:r>
-      <w:r>
-        <w:t xml:space="preserve">) and the SAI peripheral. It too generates an interrupt when a transfer of </w:t>
-      </w:r>
-      <w:r>
-        <w:rPr>
-          <w:rFonts w:ascii="Courier New" w:hAnsi="Courier New" w:cs="Courier New"/>
-        </w:rPr>
-        <w:t>PING_PONG_BUFFER_SIZE</w:t>
-      </w:r>
-      <w:r>
-        <w:t xml:space="preserve"> 32-bit words has completed.</w:t>
-      </w:r>
-    </w:p>
-    <w:p>
-      <w:pPr>
-        <w:rPr>
-          <w:rFonts w:cstheme="minorHAnsi"/>
-        </w:rPr>
-      </w:pPr>
-      <w:r>
-        <w:t xml:space="preserve">Four different interrupt service routines (functions) are involved in the DMA ping-pong buffering process. </w:t>
-      </w:r>
-      <w:r>
-        <w:rPr>
-          <w:rFonts w:ascii="Courier New" w:hAnsi="Courier New" w:cs="Courier New"/>
-        </w:rPr>
-        <w:t>BSP_AUDIO_OUT_TransferComplete_CallBack()</w:t>
-      </w:r>
-      <w:r>
-        <w:t xml:space="preserve">, </w:t>
-      </w:r>
-      <w:r>
-        <w:rPr>
-          <w:rFonts w:ascii="Courier New" w:hAnsi="Courier New" w:cs="Courier New"/>
-        </w:rPr>
-        <w:t>BSP_AUDIO_IN_TransferComplete_CallBack()</w:t>
-      </w:r>
-      <w:r>
-        <w:t xml:space="preserve">, </w:t>
-      </w:r>
-      <w:r>
-        <w:rPr>
-          <w:rFonts w:ascii="Courier New" w:hAnsi="Courier New" w:cs="Courier New"/>
-        </w:rPr>
-        <w:t>BSP_AUDIO_OUT_TransferCompleteM1_CallBack()</w:t>
-      </w:r>
-      <w:r>
-        <w:t xml:space="preserve">, and </w:t>
-      </w:r>
-      <w:r>
-        <w:rPr>
-          <w:rFonts w:ascii="Courier New" w:hAnsi="Courier New" w:cs="Courier New"/>
-        </w:rPr>
-        <w:t>BSP_AUDIO_IN_TransferCompleteM1_CallBack()</w:t>
-      </w:r>
-      <w:r>
-        <w:rPr>
-          <w:rFonts w:cstheme="minorHAnsi"/>
-        </w:rPr>
-        <w:t xml:space="preserve">, defined in file </w:t>
-      </w:r>
-      <w:r>
-        <w:rPr>
-          <w:rFonts w:ascii="Courier New" w:hAnsi="Courier New" w:cs="Courier New"/>
-        </w:rPr>
-        <w:t>stm32f7_wm8994_init.c</w:t>
-      </w:r>
-      <w:r>
-        <w:rPr>
-          <w:rFonts w:cstheme="minorHAnsi"/>
-        </w:rPr>
-        <w:t xml:space="preserve">, are associated with completion of DMA transfers from array </w:t>
-      </w:r>
-      <w:r>
-        <w:rPr>
-          <w:rFonts w:ascii="Courier New" w:hAnsi="Courier New" w:cs="Courier New"/>
-        </w:rPr>
-        <w:t>PING_OUT</w:t>
-      </w:r>
-      <w:r>
-        <w:rPr>
-          <w:rFonts w:cstheme="minorHAnsi"/>
-        </w:rPr>
-        <w:t xml:space="preserve"> to the SAI peripheral, from the SAI peripheral to array </w:t>
-      </w:r>
-      <w:r>
-        <w:rPr>
-          <w:rFonts w:ascii="Courier New" w:hAnsi="Courier New" w:cs="Courier New"/>
-        </w:rPr>
-        <w:t>PING_IN</w:t>
-      </w:r>
-      <w:r>
-        <w:rPr>
-          <w:rFonts w:cstheme="minorHAnsi"/>
-        </w:rPr>
-        <w:t xml:space="preserve">, from array </w:t>
-      </w:r>
-      <w:r>
-        <w:rPr>
-          <w:rFonts w:ascii="Courier New" w:hAnsi="Courier New" w:cs="Courier New"/>
-        </w:rPr>
-        <w:t>PONG_OUT</w:t>
-      </w:r>
-      <w:r>
-        <w:rPr>
-          <w:rFonts w:cstheme="minorHAnsi"/>
-        </w:rPr>
-        <w:t xml:space="preserve"> to the SAI peripheral, and from the SAI peripheral to array </w:t>
-      </w:r>
-      <w:r>
-        <w:rPr>
-          <w:rFonts w:ascii="Courier New" w:hAnsi="Courier New" w:cs="Courier New"/>
-        </w:rPr>
-        <w:t>PONG_IN</w:t>
-      </w:r>
-      <w:r>
-        <w:rPr>
-          <w:rFonts w:ascii="Courier New" w:hAnsi="Courier New" w:cs="Courier New"/>
-        </w:rPr>
-        <w:t>,</w:t>
-      </w:r>
-      <w:r>
-        <w:rPr>
-          <w:rFonts w:cstheme="minorHAnsi"/>
-        </w:rPr>
-        <w:t xml:space="preserve"> respectively.</w:t>
-      </w:r>
-    </w:p>
-    <w:p/>
-    <w:p>
-      <w:pPr>
-        <w:pStyle w:val="Heading3"/>
-      </w:pPr>
-      <w:bookmarkStart w:id="23" w:name="_Toc29195669"/>
-      <w:r>
-        <w:t xml:space="preserve">stm32f7_loop_dma.c </w:t>
-      </w:r>
-      <w:r>
-        <w:rPr>
-          <w:rFonts w:cstheme="minorHAnsi"/>
-        </w:rPr>
-        <w:t>operation</w:t>
-      </w:r>
-      <w:bookmarkEnd w:id="23"/>
-    </w:p>
-    <w:p>
-      <w:r>
-        <w:t xml:space="preserve">The actions carried out in these routines are simply to toggle the values of variables </w:t>
-      </w:r>
-      <w:r>
-        <w:rPr>
-          <w:rFonts w:ascii="Courier New" w:hAnsi="Courier New" w:cs="Courier New"/>
-        </w:rPr>
-        <w:t>rx_buffer_proc</w:t>
-      </w:r>
-      <w:r>
-        <w:t xml:space="preserve"> and </w:t>
-      </w:r>
-      <w:r>
-        <w:rPr>
-          <w:rFonts w:ascii="Courier New" w:hAnsi="Courier New" w:cs="Courier New"/>
-        </w:rPr>
-        <w:t>tx_buffer_proc</w:t>
-      </w:r>
-      <w:r>
-        <w:t xml:space="preserve"> between </w:t>
-      </w:r>
-      <w:r>
-        <w:rPr>
-          <w:rFonts w:ascii="Courier New" w:hAnsi="Courier New" w:cs="Courier New"/>
-        </w:rPr>
-        <w:t>PING</w:t>
-      </w:r>
-      <w:r>
-        <w:t xml:space="preserve"> and </w:t>
-      </w:r>
-      <w:r>
-        <w:rPr>
-          <w:rFonts w:ascii="Courier New" w:hAnsi="Courier New" w:cs="Courier New"/>
-        </w:rPr>
-        <w:t>PONG</w:t>
-      </w:r>
-      <w:r>
-        <w:t xml:space="preserve"> and to set flags </w:t>
-      </w:r>
-      <w:r>
-        <w:rPr>
-          <w:rFonts w:ascii="Courier New" w:hAnsi="Courier New" w:cs="Courier New"/>
-        </w:rPr>
-        <w:t>RX_buffer_full</w:t>
-      </w:r>
-      <w:r>
-        <w:t xml:space="preserve"> and </w:t>
-      </w:r>
-      <w:r>
-        <w:rPr>
-          <w:rFonts w:ascii="Courier New" w:hAnsi="Courier New" w:cs="Courier New"/>
-        </w:rPr>
-        <w:t>TX_buffer_empty</w:t>
-      </w:r>
-      <w:r>
-        <w:t xml:space="preserve">. Switching between buffers </w:t>
-      </w:r>
-      <w:r>
-        <w:rPr>
-          <w:rFonts w:ascii="Courier New" w:hAnsi="Courier New" w:cs="Courier New"/>
-        </w:rPr>
-        <w:t>PING_IN</w:t>
-      </w:r>
-      <w:r>
-        <w:t xml:space="preserve">, </w:t>
-      </w:r>
-      <w:r>
-        <w:rPr>
-          <w:rFonts w:ascii="Courier New" w:hAnsi="Courier New" w:cs="Courier New"/>
-        </w:rPr>
-        <w:t>PONG_OUT</w:t>
-      </w:r>
-      <w:r>
-        <w:t xml:space="preserve"> and</w:t>
-      </w:r>
-      <w:r>
-        <w:t xml:space="preserve"> </w:t>
-      </w:r>
-      <w:r>
-        <w:rPr>
-          <w:rFonts w:ascii="Courier New" w:hAnsi="Courier New" w:cs="Courier New"/>
-        </w:rPr>
-        <w:t>PING_OUT</w:t>
-      </w:r>
-      <w:r>
-        <w:t xml:space="preserve"> and PONG_OUT in the DMA streams is handled automatically by the DMA multi-buffering mechanism.</w:t>
-      </w:r>
-    </w:p>
-    <w:p>
-      <w:r>
-        <w:t xml:space="preserve">Function </w:t>
-      </w:r>
-      <w:r>
-        <w:rPr>
-          <w:rFonts w:ascii="Courier New" w:hAnsi="Courier New" w:cs="Courier New"/>
-        </w:rPr>
-        <w:t>main()</w:t>
-      </w:r>
-      <w:r>
-        <w:t xml:space="preserve">waits until both  </w:t>
-      </w:r>
-      <w:r>
-        <w:rPr>
-          <w:rFonts w:ascii="Courier New" w:hAnsi="Courier New" w:cs="Courier New"/>
-        </w:rPr>
-        <w:t>RX_buffer_full</w:t>
-      </w:r>
-      <w:r>
-        <w:t xml:space="preserve"> and </w:t>
-      </w:r>
-      <w:r>
-        <w:rPr>
-          <w:rFonts w:ascii="Courier New" w:hAnsi="Courier New" w:cs="Courier New"/>
-        </w:rPr>
-        <w:t>TX_buffer_empty</w:t>
-      </w:r>
-      <w:r>
-        <w:t xml:space="preserve"> flags are set, that is</w:t>
-      </w:r>
-      <w:r>
-        <w:t>,</w:t>
-      </w:r>
-      <w:r>
-        <w:t xml:space="preserve"> until both DMA transfers have completed, before calling function </w:t>
-      </w:r>
-      <w:r>
-        <w:rPr>
-          <w:rFonts w:ascii="Courier New" w:hAnsi="Courier New" w:cs="Courier New"/>
-        </w:rPr>
-        <w:t>process_buffer()</w:t>
-      </w:r>
-      <w:r>
-        <w:t xml:space="preserve">. In program </w:t>
-      </w:r>
-      <w:r>
-        <w:rPr>
-          <w:rFonts w:ascii="Courier New" w:hAnsi="Courier New" w:cs="Courier New"/>
-        </w:rPr>
-        <w:t>stm32f7_loop_dma.c</w:t>
-      </w:r>
-      <w:r>
-        <w:t xml:space="preserve">, function </w:t>
-      </w:r>
-      <w:r>
-        <w:rPr>
-          <w:rFonts w:ascii="Courier New" w:hAnsi="Courier New" w:cs="Courier New"/>
-        </w:rPr>
-        <w:t>process_buffer()</w:t>
-      </w:r>
-      <w:r>
-        <w:t xml:space="preserve"> simply copies the contents of the most recently filled input buffer (</w:t>
-      </w:r>
-      <w:r>
-        <w:rPr>
-          <w:rFonts w:ascii="Courier New" w:hAnsi="Courier New" w:cs="Courier New"/>
-        </w:rPr>
-        <w:t>PING_IN</w:t>
-      </w:r>
-      <w:r>
-        <w:t xml:space="preserve"> or </w:t>
-      </w:r>
-      <w:r>
-        <w:rPr>
-          <w:rFonts w:ascii="Courier New" w:hAnsi="Courier New" w:cs="Courier New"/>
-        </w:rPr>
-        <w:t>PONG_IN</w:t>
-      </w:r>
-      <w:r>
-        <w:t>) to the most recently emptied output buffer (</w:t>
-      </w:r>
-      <w:r>
-        <w:rPr>
-          <w:rFonts w:ascii="Courier New" w:hAnsi="Courier New" w:cs="Courier New"/>
-        </w:rPr>
-        <w:t>PING_OUT</w:t>
-      </w:r>
-      <w:r>
-        <w:t xml:space="preserve"> or </w:t>
-      </w:r>
-      <w:r>
-        <w:rPr>
-          <w:rFonts w:ascii="Courier New" w:hAnsi="Courier New" w:cs="Courier New"/>
-        </w:rPr>
-        <w:t>PONG_OUT</w:t>
-      </w:r>
-      <w:r>
-        <w:t xml:space="preserve">), according to the values of variables </w:t>
-      </w:r>
-      <w:r>
-        <w:rPr>
-          <w:rFonts w:ascii="Courier New" w:hAnsi="Courier New" w:cs="Courier New"/>
-        </w:rPr>
-        <w:t>rx_buffer_proc</w:t>
-      </w:r>
-      <w:r>
-        <w:t xml:space="preserve"> and </w:t>
-      </w:r>
-      <w:r>
-        <w:rPr>
-          <w:rFonts w:ascii="Courier New" w:hAnsi="Courier New" w:cs="Courier New"/>
-        </w:rPr>
-        <w:t>tx_buffer_proc</w:t>
-      </w:r>
-      <w:r>
-        <w:t xml:space="preserve">. In general, frame-based processing will be carried out in function </w:t>
-      </w:r>
-      <w:r>
-        <w:rPr>
-          <w:rFonts w:ascii="Courier New" w:hAnsi="Courier New" w:cs="Courier New"/>
-        </w:rPr>
-        <w:t>process_buffer()</w:t>
-      </w:r>
-      <w:r>
-        <w:t xml:space="preserve"> using the contents of the most recently filled input buffer as input and writing output sample values to the most recently emptied output buffer.</w:t>
-      </w:r>
-    </w:p>
-    <w:p>
-      <w:r>
-        <w:t xml:space="preserve">DMA transfers will complete, and function </w:t>
-      </w:r>
-      <w:r>
-        <w:rPr>
-          <w:rFonts w:ascii="Courier New" w:hAnsi="Courier New" w:cs="Courier New"/>
-        </w:rPr>
-        <w:t>process_buffer()</w:t>
-      </w:r>
-      <w:r>
-        <w:t xml:space="preserve">will be called every </w:t>
-      </w:r>
-      <w:r>
-        <w:rPr>
-          <w:rFonts w:ascii="Courier New" w:hAnsi="Courier New" w:cs="Courier New"/>
-        </w:rPr>
-        <w:t>PING_PONG_BUFFER_SIZE</w:t>
-      </w:r>
-      <w:r>
-        <w:t xml:space="preserve"> sampling instants</w:t>
-      </w:r>
-      <w:r>
-        <w:t>,</w:t>
-      </w:r>
-      <w:r>
-        <w:t xml:space="preserve"> and therefore any processing must be completed within </w:t>
-      </w:r>
-      <w:r>
-        <w:rPr>
-          <w:rFonts w:ascii="Courier New" w:hAnsi="Courier New" w:cs="Courier New"/>
-        </w:rPr>
-        <w:t>PING_PONG_BUFFER_SIZE</w:t>
-      </w:r>
-      <w:r>
-        <w:t xml:space="preserve"> /fs seconds, that is</w:t>
-      </w:r>
-      <w:r>
-        <w:t>,</w:t>
-      </w:r>
-      <w:r>
-        <w:t xml:space="preserve"> before the next DMA transfer completion.</w:t>
-      </w:r>
-    </w:p>
-    <w:p>
-      <w:r>
-        <w:fldChar w:fldCharType="begin"/>
-      </w:r>
-      <w:r>
-        <w:instrText xml:space="preserve"> REF _Ref19110695 \h </w:instrText>
-      </w:r>
-      <w:r>
-        <w:instrText xml:space="preserve"> \* MERGEFORMAT </w:instrText>
-      </w:r>
-      <w:r>
-        <w:fldChar w:fldCharType="separate"/>
-      </w:r>
-      <w:r>
-        <w:t xml:space="preserve">Figure </w:t>
-      </w:r>
-      <w:r>
-        <w:t>3</w:t>
-      </w:r>
-      <w:r>
-        <w:fldChar w:fldCharType="end"/>
-      </w:r>
-      <w:r>
-        <w:t xml:space="preserve"> </w:t>
-      </w:r>
-      <w:r>
-        <w:t xml:space="preserve">was generated </w:t>
-      </w:r>
-      <w:r>
-        <w:t xml:space="preserve">by a signal generator </w:t>
-      </w:r>
-      <w:r>
-        <w:t>using a rectangular pulse of duration 1</w:t>
-      </w:r>
-      <w:r>
-        <w:t xml:space="preserve"> </w:t>
-      </w:r>
-      <w:r>
-        <w:t xml:space="preserve">ms repeated at intervals of 5 ms. The sampling rate was 48 kHz and </w:t>
-      </w:r>
-      <w:r>
-        <w:rPr>
-          <w:rFonts w:ascii="Courier New" w:hAnsi="Courier New" w:cs="Courier New"/>
-        </w:rPr>
-        <w:t>PING_PONG_BUFFER_SIZE</w:t>
-      </w:r>
-      <w:r>
         <w:t xml:space="preserve"> was equal to 128.</w:t>
       </w:r>
     </w:p>
     <w:p>
       <w:r>
-        <w:lastRenderedPageBreak/>
         <w:t xml:space="preserve">The expected delay between input and output signals is </w:t>
       </w:r>
       <w:r>
@@ -5221,7 +6183,7 @@
         <w:pStyle w:val="Caption"/>
         <w:jc w:val="center"/>
       </w:pPr>
-      <w:bookmarkStart w:id="24" w:name="_Ref19110695"/>
+      <w:bookmarkStart w:id="23" w:name="_Ref19110695"/>
       <w:r>
         <w:t xml:space="preserve">Figure </w:t>
       </w:r>
@@ -5240,7 +6202,7 @@
       <w:r>
         <w:fldChar w:fldCharType="end"/>
       </w:r>
-      <w:bookmarkEnd w:id="24"/>
+      <w:bookmarkEnd w:id="23"/>
       <w:r>
         <w:t>: Input pulse</w:t>
       </w:r>
@@ -5274,11 +6236,11 @@
       <w:pPr>
         <w:pStyle w:val="Heading3"/>
       </w:pPr>
-      <w:bookmarkStart w:id="25" w:name="_Toc29195670"/>
+      <w:bookmarkStart w:id="24" w:name="_Toc225511384"/>
       <w:r>
         <w:t>Exercise</w:t>
       </w:r>
-      <w:bookmarkEnd w:id="25"/>
+      <w:bookmarkEnd w:id="24"/>
     </w:p>
     <w:p>
       <w:r>
@@ -5306,7 +6268,21 @@
         <w:rPr>
           <w:rFonts w:ascii="Courier New" w:hAnsi="Courier New" w:cs="Courier New"/>
         </w:rPr>
-        <w:t>stm32f7_wm8994_init()</w:t>
+        <w:t>stm32f7_wm8994_</w:t>
+      </w:r>
+      <w:proofErr w:type="gramStart"/>
+      <w:r>
+        <w:rPr>
+          <w:rFonts w:ascii="Courier New" w:hAnsi="Courier New" w:cs="Courier New"/>
+        </w:rPr>
+        <w:t>init(</w:t>
+      </w:r>
+      <w:proofErr w:type="gramEnd"/>
+      <w:r>
+        <w:rPr>
+          <w:rFonts w:ascii="Courier New" w:hAnsi="Courier New" w:cs="Courier New"/>
+        </w:rPr>
+        <w:t>)</w:t>
       </w:r>
       <w:r>
         <w:t xml:space="preserve"> in program </w:t>
@@ -5324,10 +6300,21 @@
         <w:rPr>
           <w:rFonts w:ascii="Courier New" w:hAnsi="Courier New" w:cs="Courier New"/>
         </w:rPr>
-        <w:t>PING_PONG_BUFFER_SIZE*2/fs</w:t>
-      </w:r>
-      <w:r>
-        <w:t xml:space="preserve">  = 10667 µs. </w:t>
+        <w:t>PING_PONG_BUFFER_SIZE*2/</w:t>
+      </w:r>
+      <w:proofErr w:type="gramStart"/>
+      <w:r>
+        <w:rPr>
+          <w:rFonts w:ascii="Courier New" w:hAnsi="Courier New" w:cs="Courier New"/>
+        </w:rPr>
+        <w:t>fs</w:t>
+      </w:r>
+      <w:r>
+        <w:t xml:space="preserve">  =</w:t>
+      </w:r>
+      <w:proofErr w:type="gramEnd"/>
+      <w:r>
+        <w:t xml:space="preserve"> 10667 µs. </w:t>
       </w:r>
       <w:r>
         <w:rPr>
@@ -5354,7 +6341,15 @@
         <w:t>stm32f7_wm8994_init.h</w:t>
       </w:r>
       <w:r>
-        <w:t xml:space="preserve"> and repeat the experiment in order to fill in the remainder of </w:t>
+        <w:t xml:space="preserve"> and repeat the experiment </w:t>
+      </w:r>
+      <w:proofErr w:type="gramStart"/>
+      <w:r>
+        <w:t>in order to</w:t>
+      </w:r>
+      <w:proofErr w:type="gramEnd"/>
+      <w:r>
+        <w:t xml:space="preserve"> fill in the remainder of </w:t>
       </w:r>
       <w:r>
         <w:fldChar w:fldCharType="begin"/>
@@ -5402,7 +6397,15 @@
         <w:t>lo</w:t>
       </w:r>
       <w:r>
-        <w:t>scope, it would be helpful to use a BNC T-piece in order to split the output of the generator.</w:t>
+        <w:t xml:space="preserve">scope, it would be helpful to use a BNC T-piece </w:t>
+      </w:r>
+      <w:proofErr w:type="gramStart"/>
+      <w:r>
+        <w:t>in order to</w:t>
+      </w:r>
+      <w:proofErr w:type="gramEnd"/>
+      <w:r>
+        <w:t xml:space="preserve"> split the output of the generator.</w:t>
       </w:r>
     </w:p>
     <w:p>
@@ -5418,6 +6421,7 @@
         </w:rPr>
         <w:t xml:space="preserve">Measure the delay introduced by program </w:t>
       </w:r>
+      <w:proofErr w:type="spellStart"/>
       <w:r>
         <w:rPr>
           <w:rFonts w:ascii="Courier New" w:hAnsi="Courier New" w:cs="Courier New"/>
@@ -5425,6 +6429,7 @@
         </w:rPr>
         <w:t>loop_intr.c</w:t>
       </w:r>
+      <w:proofErr w:type="spellEnd"/>
       <w:r>
         <w:rPr>
           <w:b/>
@@ -5458,6 +6463,7 @@
         <w:t>back to its default value of 256.</w:t>
       </w:r>
     </w:p>
+    <w:p/>
     <w:p/>
     <w:tbl>
       <w:tblPr>
@@ -5485,6 +6491,7 @@
           </w:tcPr>
           <w:p>
             <w:r>
+              <w:lastRenderedPageBreak/>
               <w:t>PING_PONG_BUFFER_SIZE</w:t>
             </w:r>
           </w:p>
@@ -5574,6 +6581,12 @@
                 <w:color w:val="44546A" w:themeColor="text2"/>
               </w:rPr>
             </w:pPr>
+            <w:r>
+              <w:rPr>
+                <w:color w:val="44546A" w:themeColor="text2"/>
+              </w:rPr>
+              <w:t>10667</w:t>
+            </w:r>
           </w:p>
         </w:tc>
       </w:tr>
@@ -5816,7 +6829,7 @@
           <w:szCs w:val="18"/>
         </w:rPr>
       </w:pPr>
-      <w:bookmarkStart w:id="26" w:name="_Ref19112248"/>
+      <w:bookmarkStart w:id="25" w:name="_Ref19112248"/>
       <w:r>
         <w:t xml:space="preserve">Table </w:t>
       </w:r>
@@ -5835,7 +6848,7 @@
       <w:r>
         <w:fldChar w:fldCharType="end"/>
       </w:r>
-      <w:bookmarkEnd w:id="26"/>
+      <w:bookmarkEnd w:id="25"/>
       <w:r>
         <w:t xml:space="preserve">: </w:t>
       </w:r>
@@ -5885,15 +6898,16 @@
       <w:pPr>
         <w:pStyle w:val="Heading2"/>
       </w:pPr>
-      <w:bookmarkStart w:id="27" w:name="_Toc19115240"/>
-      <w:bookmarkStart w:id="28" w:name="_Toc19115478"/>
-      <w:bookmarkStart w:id="29" w:name="_Toc19115241"/>
-      <w:bookmarkStart w:id="30" w:name="_Toc19115479"/>
-      <w:bookmarkStart w:id="31" w:name="_Toc19115242"/>
-      <w:bookmarkStart w:id="32" w:name="_Toc19115480"/>
-      <w:bookmarkStart w:id="33" w:name="_Toc19115245"/>
-      <w:bookmarkStart w:id="34" w:name="_Toc19115483"/>
-      <w:bookmarkStart w:id="35" w:name="_Toc29195671"/>
+      <w:bookmarkStart w:id="26" w:name="_Toc19115240"/>
+      <w:bookmarkStart w:id="27" w:name="_Toc19115478"/>
+      <w:bookmarkStart w:id="28" w:name="_Toc19115241"/>
+      <w:bookmarkStart w:id="29" w:name="_Toc19115479"/>
+      <w:bookmarkStart w:id="30" w:name="_Toc19115242"/>
+      <w:bookmarkStart w:id="31" w:name="_Toc19115480"/>
+      <w:bookmarkStart w:id="32" w:name="_Toc19115245"/>
+      <w:bookmarkStart w:id="33" w:name="_Toc19115483"/>
+      <w:bookmarkStart w:id="34" w:name="_Toc225511385"/>
+      <w:bookmarkEnd w:id="26"/>
       <w:bookmarkEnd w:id="27"/>
       <w:bookmarkEnd w:id="28"/>
       <w:bookmarkEnd w:id="29"/>
@@ -5901,311 +6915,455 @@
       <w:bookmarkEnd w:id="31"/>
       <w:bookmarkEnd w:id="32"/>
       <w:bookmarkEnd w:id="33"/>
+      <w:r>
+        <w:t xml:space="preserve">FFT of a </w:t>
+      </w:r>
+      <w:r>
+        <w:t>S</w:t>
+      </w:r>
+      <w:r>
+        <w:t xml:space="preserve">ignal in </w:t>
+      </w:r>
+      <w:r>
+        <w:t>R</w:t>
+      </w:r>
+      <w:r>
+        <w:t>eal</w:t>
+      </w:r>
+      <w:r>
+        <w:t xml:space="preserve"> </w:t>
+      </w:r>
+      <w:r>
+        <w:t>T</w:t>
+      </w:r>
+      <w:r>
+        <w:t>ime</w:t>
+      </w:r>
       <w:bookmarkEnd w:id="34"/>
+    </w:p>
+    <w:p>
+      <w:r>
+        <w:t xml:space="preserve">Program </w:t>
+      </w:r>
+      <w:r>
+        <w:rPr>
+          <w:rFonts w:ascii="Courier New" w:hAnsi="Courier New" w:cs="Courier New"/>
+        </w:rPr>
+        <w:t>stm32f7_fft256_dma.c</w:t>
+      </w:r>
+      <w:r>
+        <w:t xml:space="preserve"> combines function </w:t>
+      </w:r>
+      <w:proofErr w:type="spellStart"/>
+      <w:proofErr w:type="gramStart"/>
+      <w:r>
+        <w:rPr>
+          <w:rFonts w:ascii="Courier New" w:hAnsi="Courier New" w:cs="Courier New"/>
+        </w:rPr>
+        <w:t>fft</w:t>
+      </w:r>
+      <w:proofErr w:type="spellEnd"/>
+      <w:r>
+        <w:rPr>
+          <w:rFonts w:ascii="Courier New" w:hAnsi="Courier New" w:cs="Courier New"/>
+        </w:rPr>
+        <w:t>(</w:t>
+      </w:r>
+      <w:proofErr w:type="gramEnd"/>
+      <w:r>
+        <w:rPr>
+          <w:rFonts w:ascii="Courier New" w:hAnsi="Courier New" w:cs="Courier New"/>
+        </w:rPr>
+        <w:t>)</w:t>
+      </w:r>
+      <w:r>
+        <w:t>with a real-time program to implement a very simple spectrum analy</w:t>
+      </w:r>
+      <w:r>
+        <w:t>z</w:t>
+      </w:r>
+      <w:r>
+        <w:t xml:space="preserve">er. The program uses the DMA-based frame-processing mechanism implemented in program </w:t>
+      </w:r>
+      <w:r>
+        <w:rPr>
+          <w:rFonts w:ascii="Courier New" w:hAnsi="Courier New" w:cs="Courier New"/>
+        </w:rPr>
+        <w:t>stm32f7_loop_dma.c</w:t>
+      </w:r>
+      <w:r>
+        <w:t xml:space="preserve"> and calls function </w:t>
+      </w:r>
+      <w:proofErr w:type="spellStart"/>
+      <w:proofErr w:type="gramStart"/>
+      <w:r>
+        <w:rPr>
+          <w:rFonts w:ascii="Courier New" w:hAnsi="Courier New" w:cs="Courier New"/>
+        </w:rPr>
+        <w:t>fft</w:t>
+      </w:r>
+      <w:proofErr w:type="spellEnd"/>
+      <w:r>
+        <w:rPr>
+          <w:rFonts w:ascii="Courier New" w:hAnsi="Courier New" w:cs="Courier New"/>
+        </w:rPr>
+        <w:t>(</w:t>
+      </w:r>
+      <w:proofErr w:type="gramEnd"/>
+      <w:r>
+        <w:rPr>
+          <w:rFonts w:ascii="Courier New" w:hAnsi="Courier New" w:cs="Courier New"/>
+        </w:rPr>
+        <w:t>)</w:t>
+      </w:r>
+      <w:r>
+        <w:t xml:space="preserve">from function </w:t>
+      </w:r>
+      <w:proofErr w:type="spellStart"/>
+      <w:r>
+        <w:rPr>
+          <w:rFonts w:ascii="Courier New" w:hAnsi="Courier New" w:cs="Courier New"/>
+        </w:rPr>
+        <w:t>process_</w:t>
+      </w:r>
+      <w:proofErr w:type="gramStart"/>
+      <w:r>
+        <w:rPr>
+          <w:rFonts w:ascii="Courier New" w:hAnsi="Courier New" w:cs="Courier New"/>
+        </w:rPr>
+        <w:t>buffer</w:t>
+      </w:r>
+      <w:proofErr w:type="spellEnd"/>
+      <w:r>
+        <w:rPr>
+          <w:rFonts w:ascii="Courier New" w:hAnsi="Courier New" w:cs="Courier New"/>
+        </w:rPr>
+        <w:t>(</w:t>
+      </w:r>
+      <w:proofErr w:type="gramEnd"/>
+      <w:r>
+        <w:rPr>
+          <w:rFonts w:ascii="Courier New" w:hAnsi="Courier New" w:cs="Courier New"/>
+        </w:rPr>
+        <w:t>)</w:t>
+      </w:r>
+      <w:r>
+        <w:t>.</w:t>
+      </w:r>
+    </w:p>
+    <w:p>
+      <w:pPr>
+        <w:rPr>
+          <w:rFonts w:cstheme="minorHAnsi"/>
+        </w:rPr>
+      </w:pPr>
+      <w:r>
+        <w:t xml:space="preserve">Blocks of </w:t>
+      </w:r>
+      <w:r>
+        <w:rPr>
+          <w:rFonts w:ascii="Courier New" w:hAnsi="Courier New" w:cs="Courier New"/>
+        </w:rPr>
+        <w:t>PING_PONG_BUFFER_SIZE</w:t>
+      </w:r>
+      <w:r>
+        <w:t xml:space="preserve"> = 256 real-valued input samples (for both left and right channels) are transferred from the WM8994 ADC, via the SAI peripheral, to memory using DMA</w:t>
+      </w:r>
+      <w:r>
+        <w:t>,</w:t>
+      </w:r>
+      <w:r>
+        <w:t xml:space="preserve"> and their 256-point complex DFTs are computed using function </w:t>
+      </w:r>
+      <w:proofErr w:type="spellStart"/>
+      <w:proofErr w:type="gramStart"/>
+      <w:r>
+        <w:rPr>
+          <w:rFonts w:ascii="Courier New" w:hAnsi="Courier New" w:cs="Courier New"/>
+        </w:rPr>
+        <w:t>fft</w:t>
+      </w:r>
+      <w:proofErr w:type="spellEnd"/>
+      <w:r>
+        <w:rPr>
+          <w:rFonts w:ascii="Courier New" w:hAnsi="Courier New" w:cs="Courier New"/>
+        </w:rPr>
+        <w:t>(</w:t>
+      </w:r>
+      <w:proofErr w:type="gramEnd"/>
+      <w:r>
+        <w:rPr>
+          <w:rFonts w:ascii="Courier New" w:hAnsi="Courier New" w:cs="Courier New"/>
+        </w:rPr>
+        <w:t>)</w:t>
+      </w:r>
+      <w:r>
+        <w:t xml:space="preserve">. Left channel input samples are written to buffer </w:t>
+      </w:r>
+      <w:proofErr w:type="spellStart"/>
+      <w:r>
+        <w:rPr>
+          <w:rFonts w:ascii="Courier New" w:hAnsi="Courier New" w:cs="Courier New"/>
+        </w:rPr>
+        <w:t>inbuffer</w:t>
+      </w:r>
+      <w:proofErr w:type="spellEnd"/>
+      <w:r>
+        <w:t xml:space="preserve"> for later plotting using MATLAB. The scaled magnitudes of the elements of the frequency-domain representations are written to the DAC (again via the SAI peripheral and using DMA) and to buffer </w:t>
+      </w:r>
+      <w:proofErr w:type="spellStart"/>
+      <w:r>
+        <w:rPr>
+          <w:rFonts w:ascii="Courier New" w:hAnsi="Courier New" w:cs="Courier New"/>
+        </w:rPr>
+        <w:t>outbuffer</w:t>
+      </w:r>
+      <w:proofErr w:type="spellEnd"/>
+      <w:r>
+        <w:t xml:space="preserve"> for plotting. The value of </w:t>
+      </w:r>
+      <w:r>
+        <w:rPr>
+          <w:rFonts w:ascii="Courier New" w:hAnsi="Courier New" w:cs="Courier New"/>
+        </w:rPr>
+        <w:t>PING_PONG_BUFFER_SIZE</w:t>
+      </w:r>
+      <w:r>
+        <w:t xml:space="preserve"> is set in file </w:t>
+      </w:r>
+      <w:r>
+        <w:rPr>
+          <w:rFonts w:ascii="Courier New" w:hAnsi="Courier New" w:cs="Courier New"/>
+        </w:rPr>
+        <w:t>stm32f7_wm8994_init.h</w:t>
+      </w:r>
+      <w:r>
+        <w:t xml:space="preserve"> and is equal to the number of sampling instants over which data in one DMA transfer block correspond. Since the WM8994 is a stereo codec, each DMA transfer block comprises </w:t>
+      </w:r>
+      <w:r>
+        <w:rPr>
+          <w:rFonts w:ascii="Courier New" w:hAnsi="Courier New" w:cs="Courier New"/>
+        </w:rPr>
+        <w:t xml:space="preserve">PING_PONG_BUFFER_SIZE </w:t>
+      </w:r>
+      <w:r>
+        <w:rPr>
+          <w:rFonts w:cstheme="minorHAnsi"/>
+        </w:rPr>
+        <w:t xml:space="preserve">16-bit left channel sample values plus </w:t>
+      </w:r>
+      <w:r>
+        <w:rPr>
+          <w:rFonts w:ascii="Courier New" w:hAnsi="Courier New" w:cs="Courier New"/>
+        </w:rPr>
+        <w:t xml:space="preserve">PING_PONG_BUFFER_SIZE </w:t>
+      </w:r>
+      <w:r>
+        <w:rPr>
+          <w:rFonts w:cstheme="minorHAnsi"/>
+        </w:rPr>
+        <w:t>16-bit right channel sample values.</w:t>
+      </w:r>
+    </w:p>
+    <w:p/>
+    <w:p>
+      <w:pPr>
+        <w:pStyle w:val="Heading3"/>
+      </w:pPr>
+      <w:bookmarkStart w:id="35" w:name="_Toc225511386"/>
+      <w:r>
+        <w:t xml:space="preserve">Running </w:t>
+      </w:r>
+      <w:r>
+        <w:t>P</w:t>
+      </w:r>
+      <w:r>
+        <w:t xml:space="preserve">rogram </w:t>
+      </w:r>
+      <w:r>
+        <w:rPr>
+          <w:rFonts w:ascii="Courier New" w:hAnsi="Courier New" w:cs="Courier New"/>
+        </w:rPr>
+        <w:t>stm32f7_fft256_dma.c</w:t>
+      </w:r>
+      <w:bookmarkEnd w:id="35"/>
+    </w:p>
+    <w:p>
+      <w:r>
+        <w:t xml:space="preserve">Use a signal generator connected to LINE IN on the Discovery board to input a sinusoidal test signal of magnitude approximately 600 </w:t>
+      </w:r>
+      <w:proofErr w:type="spellStart"/>
+      <w:r>
+        <w:t>mVpp</w:t>
+      </w:r>
+      <w:proofErr w:type="spellEnd"/>
+      <w:r>
+        <w:t xml:space="preserve"> and connect an oscilloscope to HEADPHONE OUT. The input signal (stored in </w:t>
+      </w:r>
+      <w:proofErr w:type="spellStart"/>
+      <w:r>
+        <w:rPr>
+          <w:rFonts w:ascii="Courier New" w:hAnsi="Courier New" w:cs="Courier New"/>
+        </w:rPr>
+        <w:t>inbuffer</w:t>
+      </w:r>
+      <w:proofErr w:type="spellEnd"/>
+      <w:r>
+        <w:t xml:space="preserve">) and the magnitude of its FFT (stored in </w:t>
+      </w:r>
+      <w:proofErr w:type="spellStart"/>
+      <w:r>
+        <w:rPr>
+          <w:rFonts w:ascii="Courier New" w:hAnsi="Courier New" w:cs="Courier New"/>
+        </w:rPr>
+        <w:t>outbuffer</w:t>
+      </w:r>
+      <w:proofErr w:type="spellEnd"/>
+      <w:r>
+        <w:t>) are output on L and R channels</w:t>
+      </w:r>
+      <w:r>
+        <w:t>,</w:t>
+      </w:r>
+      <w:r>
+        <w:t xml:space="preserve"> respectively.</w:t>
+      </w:r>
+    </w:p>
+    <w:p>
+      <w:proofErr w:type="gramStart"/>
+      <w:r>
+        <w:t>Vary</w:t>
+      </w:r>
+      <w:proofErr w:type="gramEnd"/>
+      <w:r>
+        <w:t xml:space="preserve"> the frequency of the input signal between 100 Hz and 4000 Hz. </w:t>
+      </w:r>
+      <w:r>
+        <w:fldChar w:fldCharType="begin"/>
+      </w:r>
+      <w:r>
+        <w:instrText xml:space="preserve"> REF _Ref19113467 \h </w:instrText>
+      </w:r>
+      <w:r>
+        <w:instrText xml:space="preserve"> \* MERGEFORMAT </w:instrText>
+      </w:r>
+      <w:r>
+        <w:fldChar w:fldCharType="separate"/>
+      </w:r>
+      <w:r>
+        <w:t xml:space="preserve">Figure </w:t>
+      </w:r>
+      <w:r>
+        <w:t>4</w:t>
+      </w:r>
+      <w:r>
+        <w:fldChar w:fldCharType="end"/>
+      </w:r>
+      <w:r>
+        <w:t xml:space="preserve"> </w:t>
+      </w:r>
+      <w:r>
+        <w:t xml:space="preserve">shows an example of what you should see on an oscilloscope. The blue trace (channel 2) represents 256-sample blocks of the input </w:t>
+      </w:r>
+      <w:proofErr w:type="gramStart"/>
+      <w:r>
+        <w:t>signal</w:t>
+      </w:r>
+      <w:proofErr w:type="gramEnd"/>
+      <w:r>
+        <w:t xml:space="preserve"> and the yellow trace (channel 1) represents the magnitudes of their FFTs. In the case illustrated in </w:t>
+      </w:r>
+      <w:r>
+        <w:fldChar w:fldCharType="begin"/>
+      </w:r>
+      <w:r>
+        <w:instrText xml:space="preserve"> REF _Ref19608583 \h </w:instrText>
+      </w:r>
+      <w:r>
+        <w:instrText xml:space="preserve"> \* MERGEFORMAT </w:instrText>
+      </w:r>
+      <w:r>
+        <w:fldChar w:fldCharType="separate"/>
+      </w:r>
+      <w:r>
+        <w:t xml:space="preserve">Figure </w:t>
+      </w:r>
+      <w:r>
+        <w:t>4</w:t>
+      </w:r>
+      <w:r>
+        <w:t xml:space="preserve">, </w:t>
+      </w:r>
+      <w:r>
+        <w:t>an</w:t>
+      </w:r>
+      <w:r>
+        <w:t xml:space="preserve"> Oscilloscope display </w:t>
+      </w:r>
+      <w:r>
+        <w:t xml:space="preserve">is </w:t>
+      </w:r>
+      <w:r>
+        <w:t xml:space="preserve">produced using program </w:t>
+      </w:r>
+      <w:r>
+        <w:rPr>
+          <w:rFonts w:ascii="Courier New" w:hAnsi="Courier New" w:cs="Courier New"/>
+        </w:rPr>
+        <w:t>stm32f7_fft256_dma.c</w:t>
+      </w:r>
+      <w:r>
+        <w:t xml:space="preserve"> corresponding to a 1750 Hz sinusoidal input signal</w:t>
+      </w:r>
+      <w:r>
+        <w:fldChar w:fldCharType="end"/>
+      </w:r>
+      <w:r>
+        <w:t xml:space="preserve">, </w:t>
+      </w:r>
+      <w:r>
+        <w:t xml:space="preserve">where </w:t>
+      </w:r>
+      <w:r>
+        <w:t xml:space="preserve">the input signal was a sinusoid with frequency 1750 Hz. The two large pulses correspond to trigger values added to the output signal every 256 samples, replacing the magnitude of sample </w:t>
+      </w:r>
+      <w:proofErr w:type="gramStart"/>
+      <w:r>
+        <w:t>X(</w:t>
+      </w:r>
+      <w:proofErr w:type="gramEnd"/>
+      <w:r>
+        <w:t xml:space="preserve">0). One block of </w:t>
+      </w:r>
       <w:r>
         <w:lastRenderedPageBreak/>
-        <w:t xml:space="preserve">FFT of a </w:t>
-      </w:r>
-      <w:r>
-        <w:t>s</w:t>
-      </w:r>
-      <w:r>
-        <w:t xml:space="preserve">ignal in </w:t>
-      </w:r>
-      <w:r>
-        <w:t>r</w:t>
-      </w:r>
-      <w:r>
-        <w:t>eal</w:t>
+        <w:t xml:space="preserve">data (256 samples) extends from one trigger pulse to the next. The two smaller pulses in between the two larger pulses represent frequency components at +/- 1750 Hz, corresponding to the sinusoidal input signal. Due to the characteristics of the WM8994 DAC (as examined in </w:t>
+      </w:r>
+      <w:r>
+        <w:t>L</w:t>
+      </w:r>
+      <w:r>
+        <w:t>ab</w:t>
       </w:r>
       <w:r>
         <w:t xml:space="preserve"> </w:t>
       </w:r>
       <w:r>
-        <w:t>t</w:t>
-      </w:r>
-      <w:r>
-        <w:t>ime</w:t>
-      </w:r>
-      <w:bookmarkEnd w:id="35"/>
-    </w:p>
-    <w:p>
-      <w:r>
-        <w:t xml:space="preserve">Program </w:t>
-      </w:r>
-      <w:r>
-        <w:rPr>
-          <w:rFonts w:ascii="Courier New" w:hAnsi="Courier New" w:cs="Courier New"/>
-        </w:rPr>
-        <w:t>stm32f7_fft256_dma.c</w:t>
-      </w:r>
-      <w:r>
-        <w:t xml:space="preserve"> combines function </w:t>
-      </w:r>
-      <w:r>
-        <w:rPr>
-          <w:rFonts w:ascii="Courier New" w:hAnsi="Courier New" w:cs="Courier New"/>
-        </w:rPr>
-        <w:t>fft()</w:t>
-      </w:r>
-      <w:r>
-        <w:t>with a real-time program to implement a very simple spectrum analy</w:t>
-      </w:r>
-      <w:r>
-        <w:t>z</w:t>
-      </w:r>
-      <w:r>
-        <w:t xml:space="preserve">er. The program uses the DMA-based frame-processing mechanism implemented in program </w:t>
-      </w:r>
-      <w:r>
-        <w:rPr>
-          <w:rFonts w:ascii="Courier New" w:hAnsi="Courier New" w:cs="Courier New"/>
-        </w:rPr>
-        <w:t>stm32f7_loop_dma.c</w:t>
-      </w:r>
-      <w:r>
-        <w:t xml:space="preserve"> and calls function </w:t>
-      </w:r>
-      <w:r>
-        <w:rPr>
-          <w:rFonts w:ascii="Courier New" w:hAnsi="Courier New" w:cs="Courier New"/>
-        </w:rPr>
-        <w:t>fft()</w:t>
-      </w:r>
-      <w:r>
-        <w:t xml:space="preserve">from function </w:t>
-      </w:r>
-      <w:r>
-        <w:rPr>
-          <w:rFonts w:ascii="Courier New" w:hAnsi="Courier New" w:cs="Courier New"/>
-        </w:rPr>
-        <w:t>process_buffer()</w:t>
-      </w:r>
-      <w:r>
-        <w:t>.</w:t>
-      </w:r>
-    </w:p>
-    <w:p>
-      <w:pPr>
-        <w:rPr>
-          <w:rFonts w:cstheme="minorHAnsi"/>
-        </w:rPr>
-      </w:pPr>
-      <w:r>
-        <w:t xml:space="preserve">Blocks of </w:t>
-      </w:r>
-      <w:r>
-        <w:rPr>
-          <w:rFonts w:ascii="Courier New" w:hAnsi="Courier New" w:cs="Courier New"/>
-        </w:rPr>
-        <w:t>PING_PONG_BUFFER_SIZE</w:t>
-      </w:r>
-      <w:r>
-        <w:t xml:space="preserve"> = 256 real-valued input samples (for both left and right channels) are transferred from the WM8994 ADC, via the SAI peripheral, to memory using DMA</w:t>
+        <w:t>2)</w:t>
       </w:r>
       <w:r>
         <w:t>,</w:t>
       </w:r>
       <w:r>
-        <w:t xml:space="preserve"> and their 256-point complex DFTs are computed using function </w:t>
-      </w:r>
-      <w:r>
-        <w:rPr>
-          <w:rFonts w:ascii="Courier New" w:hAnsi="Courier New" w:cs="Courier New"/>
-        </w:rPr>
-        <w:t>fft()</w:t>
-      </w:r>
-      <w:r>
-        <w:t xml:space="preserve">. Left channel input samples are written to buffer </w:t>
-      </w:r>
-      <w:r>
-        <w:rPr>
-          <w:rFonts w:ascii="Courier New" w:hAnsi="Courier New" w:cs="Courier New"/>
-        </w:rPr>
-        <w:t>inbuffer</w:t>
-      </w:r>
-      <w:r>
-        <w:t xml:space="preserve"> for later plotting using MATLAB. The scaled magnitudes of the elements of the frequency-domain representations are written to the DAC (again via the SAI peripheral and using DMA) and to buffer </w:t>
-      </w:r>
-      <w:r>
-        <w:rPr>
-          <w:rFonts w:ascii="Courier New" w:hAnsi="Courier New" w:cs="Courier New"/>
-        </w:rPr>
-        <w:t>outbuffer</w:t>
-      </w:r>
-      <w:r>
-        <w:t xml:space="preserve"> for plotting. The value of </w:t>
-      </w:r>
-      <w:r>
-        <w:rPr>
-          <w:rFonts w:ascii="Courier New" w:hAnsi="Courier New" w:cs="Courier New"/>
-        </w:rPr>
-        <w:t>PING_PONG_BUFFER_SIZE</w:t>
-      </w:r>
-      <w:r>
-        <w:t xml:space="preserve"> is set in file </w:t>
-      </w:r>
-      <w:r>
-        <w:rPr>
-          <w:rFonts w:ascii="Courier New" w:hAnsi="Courier New" w:cs="Courier New"/>
-        </w:rPr>
-        <w:t>stm32f7_wm8994_init.h</w:t>
-      </w:r>
-      <w:r>
-        <w:t xml:space="preserve"> and is equal to the number of sampling instants over which data in one DMA transfer block correspond. Since the WM8994 is a stereo codec, each DMA transfer block comprises </w:t>
-      </w:r>
-      <w:r>
-        <w:rPr>
-          <w:rFonts w:ascii="Courier New" w:hAnsi="Courier New" w:cs="Courier New"/>
-        </w:rPr>
-        <w:t xml:space="preserve">PING_PONG_BUFFER_SIZE </w:t>
-      </w:r>
-      <w:r>
-        <w:rPr>
-          <w:rFonts w:cstheme="minorHAnsi"/>
-        </w:rPr>
-        <w:t xml:space="preserve">16-bit left channel sample values plus </w:t>
-      </w:r>
-      <w:r>
-        <w:rPr>
-          <w:rFonts w:ascii="Courier New" w:hAnsi="Courier New" w:cs="Courier New"/>
-        </w:rPr>
-        <w:t xml:space="preserve">PING_PONG_BUFFER_SIZE </w:t>
-      </w:r>
-      <w:r>
-        <w:rPr>
-          <w:rFonts w:cstheme="minorHAnsi"/>
-        </w:rPr>
-        <w:t>16-bit right channel sample values.</w:t>
-      </w:r>
-    </w:p>
-    <w:p/>
-    <w:p>
-      <w:pPr>
-        <w:pStyle w:val="Heading3"/>
-      </w:pPr>
-      <w:bookmarkStart w:id="36" w:name="_Toc29195672"/>
-      <w:r>
-        <w:t xml:space="preserve">Running </w:t>
-      </w:r>
-      <w:r>
-        <w:t xml:space="preserve">program </w:t>
-      </w:r>
-      <w:r>
-        <w:rPr>
-          <w:rFonts w:ascii="Courier New" w:hAnsi="Courier New" w:cs="Courier New"/>
-        </w:rPr>
-        <w:t>stm32f7_fft256_dma.c</w:t>
-      </w:r>
-      <w:bookmarkEnd w:id="36"/>
-    </w:p>
-    <w:p>
-      <w:r>
-        <w:t xml:space="preserve">Use a signal generator connected to LINE IN on the Discovery board to input a sinusoidal test signal of magnitude approximately 600 mVpp and connect an oscilloscope to HEADPHONE OUT. The input signal (stored in </w:t>
-      </w:r>
-      <w:r>
-        <w:rPr>
-          <w:rFonts w:ascii="Courier New" w:hAnsi="Courier New" w:cs="Courier New"/>
-        </w:rPr>
-        <w:t>inbuffer</w:t>
-      </w:r>
-      <w:r>
-        <w:t xml:space="preserve">) and the magnitude of its FFT (stored in </w:t>
-      </w:r>
-      <w:r>
-        <w:rPr>
-          <w:rFonts w:ascii="Courier New" w:hAnsi="Courier New" w:cs="Courier New"/>
-        </w:rPr>
-        <w:t>outbuffer</w:t>
-      </w:r>
-      <w:r>
-        <w:t>) are output on L and R channels</w:t>
-      </w:r>
-      <w:r>
-        <w:t>,</w:t>
-      </w:r>
-      <w:r>
-        <w:t xml:space="preserve"> respectively.</w:t>
-      </w:r>
-    </w:p>
-    <w:p>
-      <w:r>
-        <w:t xml:space="preserve">Vary the frequency of the input signal between 100 Hz and 4000 Hz. </w:t>
-      </w:r>
-      <w:r>
-        <w:fldChar w:fldCharType="begin"/>
-      </w:r>
-      <w:r>
-        <w:instrText xml:space="preserve"> REF _Ref19113467 \h </w:instrText>
-      </w:r>
-      <w:r>
-        <w:instrText xml:space="preserve"> \* MERGEFORMAT </w:instrText>
-      </w:r>
-      <w:r>
-        <w:fldChar w:fldCharType="separate"/>
-      </w:r>
-      <w:r>
-        <w:t xml:space="preserve">Figure </w:t>
-      </w:r>
-      <w:r>
-        <w:t>4</w:t>
-      </w:r>
-      <w:r>
-        <w:fldChar w:fldCharType="end"/>
-      </w:r>
-      <w:r>
-        <w:t xml:space="preserve"> </w:t>
-      </w:r>
-      <w:r>
-        <w:t xml:space="preserve">shows an example of what you should see on an oscilloscope. The blue trace (channel 2) represents 256-sample blocks of the input signal and the yellow trace (channel 1) represents the magnitudes of their FFTs. In the case illustrated in </w:t>
-      </w:r>
-      <w:r>
-        <w:fldChar w:fldCharType="begin"/>
-      </w:r>
-      <w:r>
-        <w:instrText xml:space="preserve"> REF _Ref19608583 \h </w:instrText>
-      </w:r>
-      <w:r>
-        <w:instrText xml:space="preserve"> \* MERGEFORMAT </w:instrText>
-      </w:r>
-      <w:r>
-        <w:fldChar w:fldCharType="separate"/>
-      </w:r>
-      <w:r>
-        <w:t xml:space="preserve">Figure </w:t>
-      </w:r>
-      <w:r>
-        <w:t>4</w:t>
-      </w:r>
-      <w:r>
-        <w:t>: Oscilloscope display produced using program stm32f7_fft256_dma.c corresponding to a 1750 Hz sinusoidal input signal</w:t>
-      </w:r>
-      <w:r>
-        <w:fldChar w:fldCharType="end"/>
-      </w:r>
-      <w:r>
-        <w:t xml:space="preserve">, </w:t>
-      </w:r>
-      <w:r>
-        <w:t xml:space="preserve">the input signal was a sinusoid with frequency 1750 Hz. The two large pulses correspond to trigger values added to the output signal every 256 samples, replacing the magnitude of sample X(0). One block of data (256 samples) extends from one trigger pulse to the next. The two smaller pulses in between the two larger pulses represent frequency components at +/- 1750 Hz, corresponding to the sinusoidal input signal. Due to the characteristics of the WM8994 DAC (as examined in </w:t>
-      </w:r>
-      <w:r>
-        <w:t>L</w:t>
-      </w:r>
-      <w:r>
-        <w:t>aboratory</w:t>
-      </w:r>
-      <w:r>
-        <w:t xml:space="preserve"> Manual </w:t>
-      </w:r>
-      <w:r>
-        <w:t>2)</w:t>
-      </w:r>
-      <w:r>
-        <w:t>,</w:t>
-      </w:r>
-      <w:r>
-        <w:t xml:space="preserve"> the pulses are highly oscillatory and decay relatively slowly. You will need to look past this aspect of the output waveform to see the underlying frequency domain information.</w:t>
+        <w:t xml:space="preserve"> the pulses are highly oscillatory and decay relatively slowly. You will need to look past this aspect of the output waveform to see the underlying </w:t>
+      </w:r>
+      <w:proofErr w:type="gramStart"/>
+      <w:r>
+        <w:t>frequency</w:t>
+      </w:r>
+      <w:proofErr w:type="gramEnd"/>
+      <w:r>
+        <w:t xml:space="preserve"> domain information.</w:t>
       </w:r>
     </w:p>
     <w:p>
@@ -6226,7 +7384,6 @@
           <w:noProof/>
           <w:lang w:eastAsia="en-GB"/>
         </w:rPr>
-        <w:lastRenderedPageBreak/>
         <w:drawing>
           <wp:inline distT="0" distB="0" distL="0" distR="0" wp14:anchorId="35374DA0" wp14:editId="25A9BA89">
             <wp:extent cx="3047619" cy="2228572"/>
@@ -6269,8 +7426,8 @@
         <w:pStyle w:val="Caption"/>
         <w:jc w:val="center"/>
       </w:pPr>
-      <w:bookmarkStart w:id="37" w:name="_Ref19113467"/>
-      <w:bookmarkStart w:id="38" w:name="_Ref19608583"/>
+      <w:bookmarkStart w:id="36" w:name="_Ref19113467"/>
+      <w:bookmarkStart w:id="37" w:name="_Ref19608583"/>
       <w:r>
         <w:t xml:space="preserve">Figure </w:t>
       </w:r>
@@ -6289,21 +7446,32 @@
       <w:r>
         <w:fldChar w:fldCharType="end"/>
       </w:r>
+      <w:bookmarkEnd w:id="36"/>
+      <w:r>
+        <w:t>: Oscilloscope display produced using program stm32f7_fft256_dma.c corresponding to a 1750 Hz sinusoidal input signal</w:t>
+      </w:r>
       <w:bookmarkEnd w:id="37"/>
-      <w:r>
-        <w:t>: Oscilloscope display produced using program stm32f7_fft256_dma.c corresponding to a 1750 Hz sinusoidal input signal</w:t>
-      </w:r>
-      <w:bookmarkEnd w:id="38"/>
     </w:p>
     <w:p>
       <w:r>
         <w:t xml:space="preserve">The data in each output block </w:t>
       </w:r>
       <w:r>
-        <w:t xml:space="preserve">are </w:t>
-      </w:r>
-      <w:r>
-        <w:t>ordered such that the first value |X(0)| corresponds to a frequency of 0 Hz. The next 128 (</w:t>
+        <w:t>is</w:t>
+      </w:r>
+      <w:r>
+        <w:t xml:space="preserve"> </w:t>
+      </w:r>
+      <w:r>
+        <w:t>ordered such that the first value |</w:t>
+      </w:r>
+      <w:proofErr w:type="gramStart"/>
+      <w:r>
+        <w:t>X(0)|</w:t>
+      </w:r>
+      <w:proofErr w:type="gramEnd"/>
+      <w:r>
+        <w:t xml:space="preserve"> corresponds to a frequency of 0 Hz. The next 128 (</w:t>
       </w:r>
       <w:r>
         <w:rPr>
@@ -6312,19 +7480,53 @@
         <w:t>N</w:t>
       </w:r>
       <w:r>
-        <w:t>/2–1) values (|X(1)| through |X(128)|) correspond to frequencies 31.25 Hz (fs/N) to 4000.00 Hz (fs/2), inclusive, in steps of 31.25 Hz. The next 127 values (|X(129)| through |X(255)|) correspond to frequencies of -3968.75 Hz to -31.25 Hz inclusive, in steps of 31.25 Hz.</w:t>
+        <w:t>/2–1) values (|</w:t>
+      </w:r>
+      <w:proofErr w:type="gramStart"/>
+      <w:r>
+        <w:t>X(1)|</w:t>
+      </w:r>
+      <w:proofErr w:type="gramEnd"/>
+      <w:r>
+        <w:t xml:space="preserve"> through |</w:t>
+      </w:r>
+      <w:proofErr w:type="gramStart"/>
+      <w:r>
+        <w:t>X(128)|</w:t>
+      </w:r>
+      <w:proofErr w:type="gramEnd"/>
+      <w:r>
+        <w:t>) correspond to frequencies 31.25 Hz (fs/N) to 4000.00 Hz (fs/2), inclusive, in steps of 31.25 Hz. The next 127 values (|</w:t>
+      </w:r>
+      <w:proofErr w:type="gramStart"/>
+      <w:r>
+        <w:t>X(129)|</w:t>
+      </w:r>
+      <w:proofErr w:type="gramEnd"/>
+      <w:r>
+        <w:t xml:space="preserve"> through |</w:t>
+      </w:r>
+      <w:proofErr w:type="gramStart"/>
+      <w:r>
+        <w:t>X(255)|</w:t>
+      </w:r>
+      <w:proofErr w:type="gramEnd"/>
+      <w:r>
+        <w:t>) correspond to frequencies of -3968.75 Hz to -31.25 Hz inclusive, in steps of 31.25 Hz.</w:t>
       </w:r>
     </w:p>
     <w:p>
       <w:r>
         <w:t xml:space="preserve">Shown on the LCD are the first 128 values in array </w:t>
       </w:r>
+      <w:proofErr w:type="spellStart"/>
       <w:r>
         <w:rPr>
           <w:rFonts w:ascii="Courier New" w:hAnsi="Courier New" w:cs="Courier New"/>
         </w:rPr>
         <w:t>outbuffer</w:t>
       </w:r>
+      <w:proofErr w:type="spellEnd"/>
       <w:r>
         <w:t>, that is</w:t>
       </w:r>
@@ -6338,7 +7540,7 @@
         <w:fldChar w:fldCharType="begin"/>
       </w:r>
       <w:r>
-        <w:instrText xml:space="preserve"> REF _Ref29195402 \h </w:instrText>
+        <w:instrText xml:space="preserve"> REF _Ref29195487 \h </w:instrText>
       </w:r>
       <w:r>
         <w:fldChar w:fldCharType="separate"/>
@@ -6380,7 +7582,15 @@
         <w:fldChar w:fldCharType="end"/>
       </w:r>
       <w:r>
-        <w:t>. The data plotted on the LCD do not include a trigger value.</w:t>
+        <w:t xml:space="preserve">. The data plotted on the LCD </w:t>
+      </w:r>
+      <w:proofErr w:type="gramStart"/>
+      <w:r>
+        <w:t>do</w:t>
+      </w:r>
+      <w:proofErr w:type="gramEnd"/>
+      <w:r>
+        <w:t xml:space="preserve"> not include a trigger value.</w:t>
       </w:r>
     </w:p>
     <w:p>
@@ -6393,6 +7603,7 @@
           <w:noProof/>
           <w:lang w:eastAsia="en-GB"/>
         </w:rPr>
+        <w:lastRenderedPageBreak/>
         <w:drawing>
           <wp:inline distT="0" distB="0" distL="0" distR="0" wp14:anchorId="7B65D137" wp14:editId="79909C72">
             <wp:extent cx="4409649" cy="2955313"/>
@@ -6435,7 +7646,7 @@
         <w:pStyle w:val="Caption"/>
         <w:jc w:val="center"/>
       </w:pPr>
-      <w:bookmarkStart w:id="39" w:name="_Ref29195402"/>
+      <w:bookmarkStart w:id="38" w:name="_Ref29195487"/>
       <w:r>
         <w:t xml:space="preserve">Figure </w:t>
       </w:r>
@@ -6454,7 +7665,7 @@
       <w:r>
         <w:fldChar w:fldCharType="end"/>
       </w:r>
-      <w:bookmarkEnd w:id="39"/>
+      <w:bookmarkEnd w:id="38"/>
       <w:r>
         <w:t xml:space="preserve">: LCD graph corresponding to oscilloscope display shown in </w:t>
       </w:r>
@@ -6500,20 +7711,26 @@
         <w:t>,</w:t>
       </w:r>
       <w:r>
-        <w:t xml:space="preserve"> you should see one pulse moving further right as the frequency of the input signal is increased. </w:t>
-      </w:r>
-      <w:r>
-        <w:lastRenderedPageBreak/>
-        <w:t>Increase the frequency of the input signal beyond 4 kHz and the two smaller pulses on the oscilloscope trace, and the one pulse on the LCD, should disappear.</w:t>
-      </w:r>
-    </w:p>
-    <w:p>
-      <w:r>
-        <w:t>As the frequency of the input signal is varied between 0 and 4 kHz, not only should the two smaller pulses in the oscilloscope display, and the one pulse on the LCD, move (relative to the trigger pulses), the shape of the pulses should change</w:t>
-      </w:r>
-      <w:r>
-        <w:t>,</w:t>
-      </w:r>
+        <w:t xml:space="preserve"> you should see one pulse moving further right as the frequency of the input signal is increased. Increase the frequency of the input signal beyond 4 kHz and the two smaller pulses on the oscilloscope trace, and the one pulse on the LCD, should disappear.</w:t>
+      </w:r>
+    </w:p>
+    <w:p>
+      <w:r>
+        <w:t xml:space="preserve">As the frequency of the input signal </w:t>
+      </w:r>
+      <w:proofErr w:type="gramStart"/>
+      <w:r>
+        <w:t>is varied</w:t>
+      </w:r>
+      <w:proofErr w:type="gramEnd"/>
+      <w:r>
+        <w:t xml:space="preserve"> between 0 and 4 kHz, not only should the two smaller pulses in the oscilloscope display, and the one pulse on the LCD, move (relative to the trigger pulses), </w:t>
+      </w:r>
+      <w:proofErr w:type="gramStart"/>
+      <w:r>
+        <w:t>the shape of the pulses should change</w:t>
+      </w:r>
+      <w:proofErr w:type="gramEnd"/>
       <w:r>
         <w:t xml:space="preserve"> too.</w:t>
       </w:r>
@@ -6529,7 +7746,7 @@
       <w:pPr>
         <w:pStyle w:val="Heading1"/>
       </w:pPr>
-      <w:bookmarkStart w:id="40" w:name="_Toc29195673"/>
+      <w:bookmarkStart w:id="39" w:name="_Toc225511387"/>
       <w:r>
         <w:t xml:space="preserve">Spectral </w:t>
       </w:r>
@@ -6539,14 +7756,38 @@
       <w:r>
         <w:t>eakage</w:t>
       </w:r>
-      <w:bookmarkEnd w:id="40"/>
+      <w:bookmarkEnd w:id="39"/>
     </w:p>
     <w:p>
       <w:pPr>
         <w:spacing w:after="0"/>
       </w:pPr>
       <w:r>
-        <w:t>If the frequency of the input signal is exactly 1750 Hz, the magnitude of the DFT of a block of samples should in theory be equal to zero except at two points (|X(56)| and |X(200)|), corresponding to frequencies of +/- 1750 Hz. This may be verified by adjusting the frequency of the input signal to 1750 Hz and looking at the graph on the LCD or by halting the program</w:t>
+        <w:t>If the frequency of the input signal is exactly 1750 Hz, the magnitude of the DFT of a block of samples should in theory be equal to zero except at two points (|</w:t>
+      </w:r>
+      <w:proofErr w:type="gramStart"/>
+      <w:r>
+        <w:t>X(56)|</w:t>
+      </w:r>
+      <w:proofErr w:type="gramEnd"/>
+      <w:r>
+        <w:t xml:space="preserve"> and |</w:t>
+      </w:r>
+      <w:proofErr w:type="gramStart"/>
+      <w:r>
+        <w:t>X(200)|</w:t>
+      </w:r>
+      <w:proofErr w:type="gramEnd"/>
+      <w:r>
+        <w:t xml:space="preserve">), corresponding to frequencies of +/- 1750 Hz. This may be verified by adjusting the frequency of </w:t>
+      </w:r>
+      <w:proofErr w:type="gramStart"/>
+      <w:r>
+        <w:t>the input</w:t>
+      </w:r>
+      <w:proofErr w:type="gramEnd"/>
+      <w:r>
+        <w:t xml:space="preserve"> signal to 1750 Hz and looking at the graph on the LCD or by halting the program</w:t>
       </w:r>
       <w:r>
         <w:t xml:space="preserve"> (</w:t>
@@ -6563,12 +7804,14 @@
       <w:r>
         <w:t xml:space="preserve"> and viewing the contents of array </w:t>
       </w:r>
+      <w:proofErr w:type="spellStart"/>
       <w:r>
         <w:rPr>
           <w:rFonts w:ascii="Courier New" w:hAnsi="Courier New" w:cs="Courier New"/>
         </w:rPr>
         <w:t>outbuffer</w:t>
       </w:r>
+      <w:proofErr w:type="spellEnd"/>
       <w:r>
         <w:t xml:space="preserve"> in the </w:t>
       </w:r>
@@ -6593,12 +7836,14 @@
       <w:r>
         <w:t xml:space="preserve"> window. Alternatively, the contents of array </w:t>
       </w:r>
+      <w:proofErr w:type="spellStart"/>
       <w:r>
         <w:rPr>
           <w:rFonts w:ascii="Courier New" w:hAnsi="Courier New" w:cs="Courier New"/>
         </w:rPr>
         <w:t>outbuffer</w:t>
       </w:r>
+      <w:proofErr w:type="spellEnd"/>
       <w:r>
         <w:t xml:space="preserve"> may be saved to a file and plotted using MATLAB function </w:t>
       </w:r>
@@ -6606,7 +7851,21 @@
         <w:rPr>
           <w:rFonts w:ascii="Courier New" w:hAnsi="Courier New" w:cs="Courier New"/>
         </w:rPr>
-        <w:t>stm32f7_bar_real()</w:t>
+        <w:t>stm32f7_bar_</w:t>
+      </w:r>
+      <w:proofErr w:type="gramStart"/>
+      <w:r>
+        <w:rPr>
+          <w:rFonts w:ascii="Courier New" w:hAnsi="Courier New" w:cs="Courier New"/>
+        </w:rPr>
+        <w:t>real(</w:t>
+      </w:r>
+      <w:proofErr w:type="gramEnd"/>
+      <w:r>
+        <w:rPr>
+          <w:rFonts w:ascii="Courier New" w:hAnsi="Courier New" w:cs="Courier New"/>
+        </w:rPr>
+        <w:t>)</w:t>
       </w:r>
       <w:r>
         <w:t>. The results of doing this, for an input frequency of 1750 Hz</w:t>
@@ -6635,6 +7894,7 @@
           <w:noProof/>
           <w:lang w:eastAsia="en-GB"/>
         </w:rPr>
+        <w:lastRenderedPageBreak/>
         <w:drawing>
           <wp:inline distT="0" distB="0" distL="0" distR="0" wp14:anchorId="0D12C174" wp14:editId="2394413B">
             <wp:extent cx="5322570" cy="3994150"/>
@@ -6687,7 +7947,7 @@
         <w:pStyle w:val="Caption"/>
         <w:jc w:val="center"/>
       </w:pPr>
-      <w:bookmarkStart w:id="41" w:name="_Ref19114265"/>
+      <w:bookmarkStart w:id="40" w:name="_Ref19114265"/>
       <w:r>
         <w:t xml:space="preserve">Figure </w:t>
       </w:r>
@@ -6706,9 +7966,25 @@
       <w:r>
         <w:fldChar w:fldCharType="end"/>
       </w:r>
-      <w:bookmarkEnd w:id="41"/>
-      <w:r>
-        <w:t>: Partial contents of array outbuffer, plotted using MATLAB function stm32f7_bar_real(). Input frequency = 1750 Hz</w:t>
+      <w:bookmarkEnd w:id="40"/>
+      <w:r>
+        <w:t xml:space="preserve">: Partial contents of array </w:t>
+      </w:r>
+      <w:proofErr w:type="spellStart"/>
+      <w:r>
+        <w:t>outbuffer</w:t>
+      </w:r>
+      <w:proofErr w:type="spellEnd"/>
+      <w:r>
+        <w:t>, plotted using MATLAB function stm32f7_bar_</w:t>
+      </w:r>
+      <w:proofErr w:type="gramStart"/>
+      <w:r>
+        <w:t>real(</w:t>
+      </w:r>
+      <w:proofErr w:type="gramEnd"/>
+      <w:r>
+        <w:t>). Input frequency = 1750 Hz</w:t>
       </w:r>
     </w:p>
     <w:p>
@@ -6722,7 +7998,6 @@
           <w:noProof/>
           <w:lang w:eastAsia="en-GB"/>
         </w:rPr>
-        <w:lastRenderedPageBreak/>
         <w:drawing>
           <wp:inline distT="0" distB="0" distL="0" distR="0" wp14:anchorId="09972FDB" wp14:editId="0813999D">
             <wp:extent cx="3048000" cy="2228850"/>
@@ -6808,7 +8083,15 @@
         <w:fldChar w:fldCharType="end"/>
       </w:r>
       <w:r>
-        <w:t>. Input frequency = 1750 Hz. Both the trigger pulse and the smaller pulse representing the magnitude of X(56) are essentially impulse responses from the</w:t>
+        <w:t xml:space="preserve">. Input frequency = 1750 Hz. Both the trigger pulse and the smaller pulse representing the magnitude of </w:t>
+      </w:r>
+      <w:proofErr w:type="gramStart"/>
+      <w:r>
+        <w:t>X(</w:t>
+      </w:r>
+      <w:proofErr w:type="gramEnd"/>
+      <w:r>
+        <w:t>56) are essentially impulse responses from the</w:t>
       </w:r>
       <w:r>
         <w:t xml:space="preserve"> </w:t>
@@ -6896,6 +8179,7 @@
           <w:noProof/>
           <w:lang w:eastAsia="en-GB"/>
         </w:rPr>
+        <w:lastRenderedPageBreak/>
         <w:drawing>
           <wp:inline distT="0" distB="0" distL="0" distR="0" wp14:anchorId="72F8C039" wp14:editId="4BF340A5">
             <wp:extent cx="5322570" cy="3994150"/>
@@ -6948,7 +8232,7 @@
         <w:pStyle w:val="Caption"/>
         <w:jc w:val="center"/>
       </w:pPr>
-      <w:bookmarkStart w:id="42" w:name="_Ref19114252"/>
+      <w:bookmarkStart w:id="41" w:name="_Ref19114252"/>
       <w:r>
         <w:t xml:space="preserve">Figure </w:t>
       </w:r>
@@ -6967,9 +8251,17 @@
       <w:r>
         <w:fldChar w:fldCharType="end"/>
       </w:r>
-      <w:bookmarkEnd w:id="42"/>
-      <w:r>
-        <w:t>: Partial contents of array outbuffer, plotted using MATLAB function plot_int16(). Input frequency = 1765 Hz</w:t>
+      <w:bookmarkEnd w:id="41"/>
+      <w:r>
+        <w:t xml:space="preserve">: Partial contents of array </w:t>
+      </w:r>
+      <w:proofErr w:type="spellStart"/>
+      <w:r>
+        <w:t>outbuffer</w:t>
+      </w:r>
+      <w:proofErr w:type="spellEnd"/>
+      <w:r>
+        <w:t>, plotted using MATLAB function plot_int16(). Input frequency = 1765 Hz</w:t>
       </w:r>
     </w:p>
     <w:p>
@@ -6982,7 +8274,6 @@
         <w:rPr>
           <w:noProof/>
         </w:rPr>
-        <w:lastRenderedPageBreak/>
         <w:drawing>
           <wp:inline distT="0" distB="0" distL="0" distR="0" wp14:anchorId="4E03D02F" wp14:editId="0356778A">
             <wp:extent cx="3048000" cy="2228850"/>
@@ -7028,7 +8319,7 @@
           <w:iCs w:val="0"/>
         </w:rPr>
       </w:pPr>
-      <w:bookmarkStart w:id="43" w:name="_Ref19114313"/>
+      <w:bookmarkStart w:id="42" w:name="_Ref19114313"/>
       <w:r>
         <w:t xml:space="preserve">Figure </w:t>
       </w:r>
@@ -7047,7 +8338,7 @@
       <w:r>
         <w:fldChar w:fldCharType="end"/>
       </w:r>
-      <w:bookmarkEnd w:id="43"/>
+      <w:bookmarkEnd w:id="42"/>
       <w:r>
         <w:t xml:space="preserve">: Oscilloscope trace corresponding to data plotted in </w:t>
       </w:r>
@@ -7103,6 +8394,7 @@
           <w:noProof/>
           <w:lang w:eastAsia="en-GB"/>
         </w:rPr>
+        <w:lastRenderedPageBreak/>
         <w:drawing>
           <wp:inline distT="0" distB="0" distL="0" distR="0" wp14:anchorId="2734A228" wp14:editId="293D94C6">
             <wp:extent cx="5303046" cy="3582955"/>
@@ -7145,7 +8437,7 @@
         <w:pStyle w:val="Caption"/>
         <w:jc w:val="center"/>
       </w:pPr>
-      <w:bookmarkStart w:id="44" w:name="_Ref19114329"/>
+      <w:bookmarkStart w:id="43" w:name="_Ref19114329"/>
       <w:r>
         <w:t xml:space="preserve">Figure </w:t>
       </w:r>
@@ -7164,7 +8456,7 @@
       <w:r>
         <w:fldChar w:fldCharType="end"/>
       </w:r>
-      <w:bookmarkEnd w:id="44"/>
+      <w:bookmarkEnd w:id="43"/>
       <w:r>
         <w:t xml:space="preserve">: LCD graph corresponding to oscilloscope display shown in </w:t>
       </w:r>
@@ -7207,36 +8499,35 @@
       <w:pPr>
         <w:pStyle w:val="Heading2"/>
       </w:pPr>
-      <w:bookmarkStart w:id="45" w:name="_Toc29195674"/>
-      <w:r>
-        <w:lastRenderedPageBreak/>
+      <w:bookmarkStart w:id="44" w:name="_Toc225511388"/>
+      <w:r>
         <w:t xml:space="preserve">Modifying the </w:t>
       </w:r>
       <w:r>
-        <w:t>p</w:t>
+        <w:t>P</w:t>
       </w:r>
       <w:r>
         <w:t xml:space="preserve">rogram to </w:t>
       </w:r>
       <w:r>
-        <w:t>r</w:t>
+        <w:t>R</w:t>
       </w:r>
       <w:r>
         <w:t xml:space="preserve">educe </w:t>
       </w:r>
       <w:r>
-        <w:t>s</w:t>
+        <w:t>S</w:t>
       </w:r>
       <w:r>
         <w:t xml:space="preserve">pectral </w:t>
       </w:r>
       <w:r>
-        <w:t>l</w:t>
+        <w:t>L</w:t>
       </w:r>
       <w:r>
         <w:t>eakage</w:t>
       </w:r>
-      <w:bookmarkEnd w:id="45"/>
+      <w:bookmarkEnd w:id="44"/>
     </w:p>
     <w:p>
       <w:pPr>
@@ -7269,8 +8560,39 @@
         <w:pStyle w:val="Codeblock"/>
       </w:pPr>
       <w:r>
-        <w:t xml:space="preserve">   cbuf[i].real = ((float)left_sample);</w:t>
-      </w:r>
+        <w:t xml:space="preserve">   </w:t>
+      </w:r>
+      <w:proofErr w:type="spellStart"/>
+      <w:r>
+        <w:t>cbuf</w:t>
+      </w:r>
+      <w:proofErr w:type="spellEnd"/>
+      <w:r>
+        <w:t>[</w:t>
+      </w:r>
+      <w:proofErr w:type="spellStart"/>
+      <w:r>
+        <w:t>i</w:t>
+      </w:r>
+      <w:proofErr w:type="spellEnd"/>
+      <w:proofErr w:type="gramStart"/>
+      <w:r>
+        <w:t>].real</w:t>
+      </w:r>
+      <w:proofErr w:type="gramEnd"/>
+      <w:r>
+        <w:t xml:space="preserve"> = ((float)</w:t>
+      </w:r>
+      <w:proofErr w:type="spellStart"/>
+      <w:r>
+        <w:t>left_sample</w:t>
+      </w:r>
+      <w:proofErr w:type="spellEnd"/>
+      <w:proofErr w:type="gramStart"/>
+      <w:r>
+        <w:t>);</w:t>
+      </w:r>
+      <w:proofErr w:type="gramEnd"/>
     </w:p>
     <w:p>
       <w:pPr>
@@ -7291,8 +8613,55 @@
         <w:pStyle w:val="Codeblock"/>
       </w:pPr>
       <w:r>
-        <w:t xml:space="preserve">   cbuf[i].real = ((float)left_sample)*hamming[i];</w:t>
-      </w:r>
+        <w:t xml:space="preserve">   </w:t>
+      </w:r>
+      <w:proofErr w:type="spellStart"/>
+      <w:r>
+        <w:t>cbuf</w:t>
+      </w:r>
+      <w:proofErr w:type="spellEnd"/>
+      <w:r>
+        <w:t>[</w:t>
+      </w:r>
+      <w:proofErr w:type="spellStart"/>
+      <w:r>
+        <w:t>i</w:t>
+      </w:r>
+      <w:proofErr w:type="spellEnd"/>
+      <w:proofErr w:type="gramStart"/>
+      <w:r>
+        <w:t>].real</w:t>
+      </w:r>
+      <w:proofErr w:type="gramEnd"/>
+      <w:r>
+        <w:t xml:space="preserve"> = ((float)</w:t>
+      </w:r>
+      <w:proofErr w:type="spellStart"/>
+      <w:r>
+        <w:t>left_</w:t>
+      </w:r>
+      <w:proofErr w:type="gramStart"/>
+      <w:r>
+        <w:t>sample</w:t>
+      </w:r>
+      <w:proofErr w:type="spellEnd"/>
+      <w:r>
+        <w:t>)*</w:t>
+      </w:r>
+      <w:proofErr w:type="gramEnd"/>
+      <w:r>
+        <w:t>hamming[</w:t>
+      </w:r>
+      <w:proofErr w:type="spellStart"/>
+      <w:r>
+        <w:t>i</w:t>
+      </w:r>
+      <w:proofErr w:type="spellEnd"/>
+      <w:proofErr w:type="gramStart"/>
+      <w:r>
+        <w:t>];</w:t>
+      </w:r>
+      <w:proofErr w:type="gramEnd"/>
     </w:p>
     <w:p>
       <w:pPr>
@@ -7559,7 +8928,15 @@
           <w:rFonts w:ascii="Courier New" w:hAnsi="Courier New" w:cs="Courier New"/>
           <w:iCs/>
         </w:rPr>
-        <w:t>kaiser256.h</w:t>
+        <w:t>kaiser</w:t>
+      </w:r>
+      <w:proofErr w:type="gramStart"/>
+      <w:r>
+        <w:rPr>
+          <w:rFonts w:ascii="Courier New" w:hAnsi="Courier New" w:cs="Courier New"/>
+          <w:iCs/>
+        </w:rPr>
+        <w:t>256.h</w:t>
       </w:r>
       <w:r>
         <w:rPr>
@@ -7568,6 +8945,7 @@
         </w:rPr>
         <w:t>.</w:t>
       </w:r>
+      <w:proofErr w:type="gramEnd"/>
     </w:p>
     <w:p>
       <w:pPr>
@@ -7583,6 +8961,7 @@
           <w:noProof/>
           <w:lang w:eastAsia="en-GB"/>
         </w:rPr>
+        <w:lastRenderedPageBreak/>
         <w:drawing>
           <wp:inline distT="0" distB="0" distL="0" distR="0" wp14:anchorId="43792E04" wp14:editId="1AE739B4">
             <wp:extent cx="5322570" cy="3994150"/>
@@ -7638,7 +9017,7 @@
           <w:rFonts w:ascii="Courier New" w:hAnsi="Courier New" w:cs="Courier New"/>
         </w:rPr>
       </w:pPr>
-      <w:bookmarkStart w:id="46" w:name="_Ref19114768"/>
+      <w:bookmarkStart w:id="45" w:name="_Ref19114768"/>
       <w:r>
         <w:t xml:space="preserve">Figure </w:t>
       </w:r>
@@ -7657,9 +9036,17 @@
       <w:r>
         <w:fldChar w:fldCharType="end"/>
       </w:r>
-      <w:bookmarkEnd w:id="46"/>
-      <w:r>
-        <w:t>: Partial contents of array outbuffer, plotted using MATLAB function plot_int16(). Input frequency = 1750 Hz. Hamming window used</w:t>
+      <w:bookmarkEnd w:id="45"/>
+      <w:r>
+        <w:t xml:space="preserve">: Partial contents of array </w:t>
+      </w:r>
+      <w:proofErr w:type="spellStart"/>
+      <w:r>
+        <w:t>outbuffer</w:t>
+      </w:r>
+      <w:proofErr w:type="spellEnd"/>
+      <w:r>
+        <w:t>, plotted using MATLAB function plot_int16(). Input frequency = 1750 Hz. Hamming window used</w:t>
       </w:r>
     </w:p>
     <w:p>
@@ -7674,7 +9061,6 @@
           <w:noProof/>
           <w:lang w:eastAsia="en-GB"/>
         </w:rPr>
-        <w:lastRenderedPageBreak/>
         <w:drawing>
           <wp:inline distT="0" distB="0" distL="0" distR="0" wp14:anchorId="339D7799" wp14:editId="3B01EDD1">
             <wp:extent cx="3048000" cy="2228850"/>
@@ -7765,6 +9151,7 @@
           <w:noProof/>
           <w:lang w:eastAsia="en-GB"/>
         </w:rPr>
+        <w:lastRenderedPageBreak/>
         <w:drawing>
           <wp:inline distT="0" distB="0" distL="0" distR="0" wp14:anchorId="540D3E78" wp14:editId="1B226FBE">
             <wp:extent cx="5322570" cy="3994150"/>
@@ -7839,7 +9226,15 @@
         <w:fldChar w:fldCharType="end"/>
       </w:r>
       <w:r>
-        <w:t>: Partial contents of array outbuffer, plotted using MATLAB function plot_int16(). Input frequency = 1765 Hz. Hamming window used</w:t>
+        <w:t xml:space="preserve">: Partial contents of array </w:t>
+      </w:r>
+      <w:proofErr w:type="spellStart"/>
+      <w:r>
+        <w:t>outbuffer</w:t>
+      </w:r>
+      <w:proofErr w:type="spellEnd"/>
+      <w:r>
+        <w:t>, plotted using MATLAB function plot_int16(). Input frequency = 1765 Hz. Hamming window used</w:t>
       </w:r>
     </w:p>
     <w:p>
@@ -7853,7 +9248,6 @@
           <w:noProof/>
           <w:lang w:eastAsia="en-GB"/>
         </w:rPr>
-        <w:lastRenderedPageBreak/>
         <w:drawing>
           <wp:inline distT="0" distB="0" distL="0" distR="0" wp14:anchorId="13257FF4" wp14:editId="20AA6266">
             <wp:extent cx="3048000" cy="2228850"/>
@@ -7896,7 +9290,7 @@
         <w:pStyle w:val="Caption"/>
         <w:jc w:val="center"/>
       </w:pPr>
-      <w:bookmarkStart w:id="47" w:name="_Ref19114781"/>
+      <w:bookmarkStart w:id="46" w:name="_Ref19114781"/>
       <w:r>
         <w:t xml:space="preserve">Figure </w:t>
       </w:r>
@@ -7915,7 +9309,7 @@
       <w:r>
         <w:fldChar w:fldCharType="end"/>
       </w:r>
-      <w:bookmarkEnd w:id="47"/>
+      <w:bookmarkEnd w:id="46"/>
       <w:r>
         <w:t xml:space="preserve">: Oscilloscope trace corresponding to data plotted in </w:t>
       </w:r>
@@ -7937,24 +9331,25 @@
       <w:pPr>
         <w:pStyle w:val="Heading2"/>
       </w:pPr>
-      <w:bookmarkStart w:id="48" w:name="_Toc29195675"/>
-      <w:r>
+      <w:bookmarkStart w:id="47" w:name="_Toc225511389"/>
+      <w:r>
+        <w:lastRenderedPageBreak/>
         <w:t>Real-</w:t>
       </w:r>
       <w:r>
-        <w:t>t</w:t>
+        <w:t>T</w:t>
       </w:r>
       <w:r>
         <w:t xml:space="preserve">ime </w:t>
       </w:r>
       <w:r>
-        <w:t>p</w:t>
+        <w:t>P</w:t>
       </w:r>
       <w:r>
         <w:t xml:space="preserve">erformance of </w:t>
       </w:r>
       <w:r>
-        <w:t>p</w:t>
+        <w:t>P</w:t>
       </w:r>
       <w:r>
         <w:t xml:space="preserve">rogram </w:t>
@@ -7995,76 +9390,126 @@
         </w:rPr>
         <w:t>256_dma.c</w:t>
       </w:r>
+      <w:bookmarkEnd w:id="47"/>
+    </w:p>
+    <w:p>
+      <w:pPr>
+        <w:rPr>
+          <w:iCs/>
+        </w:rPr>
+      </w:pPr>
+      <w:r>
+        <w:rPr>
+          <w:iCs/>
+        </w:rPr>
+        <w:t xml:space="preserve">The time taken to execute function </w:t>
+      </w:r>
+      <w:proofErr w:type="spellStart"/>
+      <w:r>
+        <w:rPr>
+          <w:rFonts w:ascii="Courier New" w:hAnsi="Courier New" w:cs="Courier New"/>
+          <w:iCs/>
+        </w:rPr>
+        <w:t>process_</w:t>
+      </w:r>
+      <w:proofErr w:type="gramStart"/>
+      <w:r>
+        <w:rPr>
+          <w:rFonts w:ascii="Courier New" w:hAnsi="Courier New" w:cs="Courier New"/>
+          <w:iCs/>
+        </w:rPr>
+        <w:t>buffer</w:t>
+      </w:r>
+      <w:proofErr w:type="spellEnd"/>
+      <w:r>
+        <w:rPr>
+          <w:rFonts w:ascii="Courier New" w:hAnsi="Courier New" w:cs="Courier New"/>
+          <w:iCs/>
+        </w:rPr>
+        <w:t>(</w:t>
+      </w:r>
+      <w:proofErr w:type="gramEnd"/>
+      <w:r>
+        <w:rPr>
+          <w:rFonts w:ascii="Courier New" w:hAnsi="Courier New" w:cs="Courier New"/>
+          <w:iCs/>
+        </w:rPr>
+        <w:t>)</w:t>
+      </w:r>
+      <w:r>
+        <w:rPr>
+          <w:iCs/>
+        </w:rPr>
+        <w:t xml:space="preserve"> in program </w:t>
+      </w:r>
+      <w:r>
+        <w:rPr>
+          <w:rFonts w:ascii="Courier New" w:hAnsi="Courier New" w:cs="Courier New"/>
+          <w:iCs/>
+        </w:rPr>
+        <w:t>stm32f7_ft256_dma.c</w:t>
+      </w:r>
+      <w:r>
+        <w:rPr>
+          <w:iCs/>
+        </w:rPr>
+        <w:t xml:space="preserve"> may be assessed by connecting an oscilloscope probe to GPIO pin PI1 on the Discovery board. This is taken high just before the call to function </w:t>
+      </w:r>
+      <w:proofErr w:type="spellStart"/>
+      <w:r>
+        <w:rPr>
+          <w:rFonts w:ascii="Courier New" w:hAnsi="Courier New" w:cs="Courier New"/>
+          <w:iCs/>
+        </w:rPr>
+        <w:t>process_</w:t>
+      </w:r>
+      <w:proofErr w:type="gramStart"/>
+      <w:r>
+        <w:rPr>
+          <w:rFonts w:ascii="Courier New" w:hAnsi="Courier New" w:cs="Courier New"/>
+          <w:iCs/>
+        </w:rPr>
+        <w:t>buffer</w:t>
+      </w:r>
+      <w:proofErr w:type="spellEnd"/>
+      <w:r>
+        <w:rPr>
+          <w:rFonts w:ascii="Courier New" w:hAnsi="Courier New" w:cs="Courier New"/>
+          <w:iCs/>
+        </w:rPr>
+        <w:t>(</w:t>
+      </w:r>
+      <w:proofErr w:type="gramEnd"/>
+      <w:r>
+        <w:rPr>
+          <w:rFonts w:ascii="Courier New" w:hAnsi="Courier New" w:cs="Courier New"/>
+          <w:iCs/>
+        </w:rPr>
+        <w:t>)</w:t>
+      </w:r>
+      <w:r>
+        <w:rPr>
+          <w:iCs/>
+        </w:rPr>
+        <w:t xml:space="preserve"> and then low again just afterward.</w:t>
+      </w:r>
+    </w:p>
+    <w:p>
+      <w:pPr>
+        <w:rPr>
+          <w:iCs/>
+        </w:rPr>
+      </w:pPr>
+    </w:p>
+    <w:p>
+      <w:pPr>
+        <w:pStyle w:val="Heading3"/>
+      </w:pPr>
+      <w:bookmarkStart w:id="48" w:name="_Toc225511390"/>
+      <w:r>
+        <w:t>Exercise</w:t>
+      </w:r>
       <w:bookmarkEnd w:id="48"/>
-    </w:p>
-    <w:p>
-      <w:pPr>
-        <w:rPr>
-          <w:iCs/>
-        </w:rPr>
-      </w:pPr>
-      <w:r>
-        <w:rPr>
-          <w:iCs/>
-        </w:rPr>
-        <w:t xml:space="preserve">The time taken to execute function </w:t>
-      </w:r>
-      <w:r>
-        <w:rPr>
-          <w:rFonts w:ascii="Courier New" w:hAnsi="Courier New" w:cs="Courier New"/>
-          <w:iCs/>
-        </w:rPr>
-        <w:t>process_buffer()</w:t>
-      </w:r>
-      <w:r>
-        <w:rPr>
-          <w:iCs/>
-        </w:rPr>
-        <w:t xml:space="preserve"> in program </w:t>
-      </w:r>
-      <w:r>
-        <w:rPr>
-          <w:rFonts w:ascii="Courier New" w:hAnsi="Courier New" w:cs="Courier New"/>
-          <w:iCs/>
-        </w:rPr>
-        <w:t>stm32f7_ft256_dma.c</w:t>
-      </w:r>
-      <w:r>
-        <w:rPr>
-          <w:iCs/>
-        </w:rPr>
-        <w:t xml:space="preserve"> may be assessed by connecting an oscilloscope probe to GPIO pin PI1 on the Discovery board. This is taken high just before the call to function </w:t>
-      </w:r>
-      <w:r>
-        <w:rPr>
-          <w:rFonts w:ascii="Courier New" w:hAnsi="Courier New" w:cs="Courier New"/>
-          <w:iCs/>
-        </w:rPr>
-        <w:t>process_buffer()</w:t>
-      </w:r>
-      <w:r>
-        <w:rPr>
-          <w:iCs/>
-        </w:rPr>
-        <w:t xml:space="preserve"> and then low again just afterward.</w:t>
-      </w:r>
-    </w:p>
-    <w:p>
-      <w:pPr>
-        <w:rPr>
-          <w:iCs/>
-        </w:rPr>
-      </w:pPr>
-    </w:p>
-    <w:p>
-      <w:pPr>
-        <w:pStyle w:val="Heading3"/>
-      </w:pPr>
-      <w:bookmarkStart w:id="49" w:name="_Toc29195676"/>
-      <w:r>
-        <w:t>Exercise</w:t>
-      </w:r>
-      <w:bookmarkEnd w:id="49"/>
     </w:p>
     <w:p>
       <w:pPr>
@@ -8083,12 +9528,37 @@
         </w:rPr>
         <w:t xml:space="preserve">Measure the execution time for function </w:t>
       </w:r>
+      <w:proofErr w:type="spellStart"/>
       <w:r>
         <w:rPr>
           <w:rFonts w:ascii="Courier New" w:hAnsi="Courier New" w:cs="Courier New"/>
           <w:iCs/>
         </w:rPr>
-        <w:t>process_buffer()</w:t>
+        <w:t>process_</w:t>
+      </w:r>
+      <w:proofErr w:type="gramStart"/>
+      <w:r>
+        <w:rPr>
+          <w:rFonts w:ascii="Courier New" w:hAnsi="Courier New" w:cs="Courier New"/>
+          <w:iCs/>
+        </w:rPr>
+        <w:t>buffer</w:t>
+      </w:r>
+      <w:proofErr w:type="spellEnd"/>
+      <w:r>
+        <w:rPr>
+          <w:rFonts w:ascii="Courier New" w:hAnsi="Courier New" w:cs="Courier New"/>
+          <w:iCs/>
+        </w:rPr>
+        <w:t>(</w:t>
+      </w:r>
+      <w:proofErr w:type="gramEnd"/>
+      <w:r>
+        <w:rPr>
+          <w:rFonts w:ascii="Courier New" w:hAnsi="Courier New" w:cs="Courier New"/>
+          <w:iCs/>
+        </w:rPr>
+        <w:t>)</w:t>
       </w:r>
       <w:r>
         <w:rPr>
@@ -8167,7 +9637,21 @@
         <w:rPr>
           <w:iCs/>
         </w:rPr>
-        <w:t>Can you account for the discrepancy in these values?</w:t>
+        <w:t xml:space="preserve">Can </w:t>
+      </w:r>
+      <w:proofErr w:type="spellStart"/>
+      <w:r>
+        <w:rPr>
+          <w:iCs/>
+        </w:rPr>
+        <w:t>you</w:t>
+      </w:r>
+      <w:proofErr w:type="spellEnd"/>
+      <w:r>
+        <w:rPr>
+          <w:iCs/>
+        </w:rPr>
+        <w:t xml:space="preserve"> account for the discrepancy in these values?</w:t>
       </w:r>
     </w:p>
     <w:p>
@@ -8192,217 +9676,215 @@
       </w:pPr>
     </w:p>
     <w:p>
-      <w:r>
-        <w:t xml:space="preserve">Now look back at </w:t>
-      </w:r>
-      <w:r>
-        <w:rPr>
-          <w:iCs/>
-        </w:rPr>
-        <w:fldChar w:fldCharType="begin"/>
-      </w:r>
-      <w:r>
-        <w:rPr>
-          <w:iCs/>
-        </w:rPr>
-        <w:instrText xml:space="preserve"> REF _Ref19109289 \h </w:instrText>
-      </w:r>
-      <w:r>
-        <w:rPr>
-          <w:iCs/>
-        </w:rPr>
-        <w:instrText xml:space="preserve"> \* MERGEFORMAT </w:instrText>
-      </w:r>
-      <w:r>
-        <w:rPr>
-          <w:iCs/>
-        </w:rPr>
-      </w:r>
-      <w:r>
-        <w:rPr>
-          <w:iCs/>
-        </w:rPr>
-        <w:fldChar w:fldCharType="separate"/>
-      </w:r>
-      <w:r>
-        <w:t xml:space="preserve">Table </w:t>
-      </w:r>
-      <w:r>
-        <w:t>1</w:t>
-      </w:r>
-      <w:r>
-        <w:rPr>
-          <w:iCs/>
-        </w:rPr>
-        <w:fldChar w:fldCharType="end"/>
-      </w:r>
-      <w:r>
-        <w:t>.</w:t>
-      </w:r>
-    </w:p>
-    <w:p>
       <w:pPr>
         <w:rPr>
           <w:b/>
           <w:bCs/>
         </w:rPr>
       </w:pPr>
-      <w:r>
+    </w:p>
+    <w:p>
+      <w:pPr>
         <w:rPr>
           <w:b/>
           <w:bCs/>
         </w:rPr>
+      </w:pPr>
+    </w:p>
+    <w:p>
+      <w:r>
+        <w:t xml:space="preserve">Now look back at </w:t>
+      </w:r>
+      <w:r>
+        <w:rPr>
+          <w:iCs/>
+        </w:rPr>
+        <w:fldChar w:fldCharType="begin"/>
+      </w:r>
+      <w:r>
+        <w:rPr>
+          <w:iCs/>
+        </w:rPr>
+        <w:instrText xml:space="preserve"> REF _Ref19109289 \h </w:instrText>
+      </w:r>
+      <w:r>
+        <w:rPr>
+          <w:iCs/>
+        </w:rPr>
+        <w:instrText xml:space="preserve"> \* MERGEFORMAT </w:instrText>
+      </w:r>
+      <w:r>
+        <w:rPr>
+          <w:iCs/>
+        </w:rPr>
+      </w:r>
+      <w:r>
+        <w:rPr>
+          <w:iCs/>
+        </w:rPr>
+        <w:fldChar w:fldCharType="separate"/>
+      </w:r>
+      <w:r>
+        <w:t xml:space="preserve">Table </w:t>
+      </w:r>
+      <w:r>
+        <w:t>1</w:t>
+      </w:r>
+      <w:r>
+        <w:rPr>
+          <w:iCs/>
+        </w:rPr>
+        <w:fldChar w:fldCharType="end"/>
+      </w:r>
+      <w:r>
+        <w:t>.</w:t>
+      </w:r>
+    </w:p>
+    <w:p>
+      <w:r>
         <w:t xml:space="preserve">How long did your </w:t>
       </w:r>
-      <w:r>
-        <w:rPr>
-          <w:rFonts w:ascii="Courier New" w:hAnsi="Courier New" w:cs="Courier New"/>
-          <w:b/>
-          <w:bCs/>
-        </w:rPr>
-        <w:t>dftw()</w:t>
-      </w:r>
-      <w:r>
-        <w:rPr>
-          <w:b/>
-          <w:bCs/>
-        </w:rPr>
+      <w:proofErr w:type="spellStart"/>
+      <w:proofErr w:type="gramStart"/>
+      <w:r>
+        <w:rPr>
+          <w:rFonts w:ascii="Courier New" w:hAnsi="Courier New" w:cs="Courier New"/>
+        </w:rPr>
+        <w:t>dftw</w:t>
+      </w:r>
+      <w:proofErr w:type="spellEnd"/>
+      <w:r>
+        <w:rPr>
+          <w:rFonts w:ascii="Courier New" w:hAnsi="Courier New" w:cs="Courier New"/>
+        </w:rPr>
+        <w:t>(</w:t>
+      </w:r>
+      <w:proofErr w:type="gramEnd"/>
+      <w:r>
+        <w:rPr>
+          <w:rFonts w:ascii="Courier New" w:hAnsi="Courier New" w:cs="Courier New"/>
+        </w:rPr>
+        <w:t>)</w:t>
+      </w:r>
+      <w:r>
         <w:t xml:space="preserve"> function take to compute a 256-point DFT?</w:t>
       </w:r>
       <w:r>
-        <w:rPr>
-          <w:b/>
-          <w:bCs/>
-        </w:rPr>
         <w:t xml:space="preserve"> </w:t>
       </w:r>
       <w:r>
-        <w:rPr>
-          <w:b/>
-          <w:bCs/>
-        </w:rPr>
         <w:t>Should it</w:t>
       </w:r>
       <w:r>
-        <w:rPr>
-          <w:b/>
-          <w:bCs/>
-        </w:rPr>
         <w:t xml:space="preserve"> work in real-time?</w:t>
       </w:r>
     </w:p>
     <w:p/>
+    <w:p/>
+    <w:p/>
+    <w:p>
+      <w:pPr>
+        <w:pStyle w:val="Heading1"/>
+      </w:pPr>
+      <w:bookmarkStart w:id="49" w:name="_Toc225511391"/>
+      <w:r>
+        <w:t>Conclusions</w:t>
+      </w:r>
+      <w:bookmarkEnd w:id="49"/>
+    </w:p>
     <w:p>
       <w:pPr>
         <w:rPr>
           <w:iCs/>
         </w:rPr>
       </w:pPr>
-    </w:p>
+      <w:r>
+        <w:rPr>
+          <w:iCs/>
+        </w:rPr>
+        <w:t>In this exercise</w:t>
+      </w:r>
+      <w:r>
+        <w:rPr>
+          <w:iCs/>
+        </w:rPr>
+        <w:t>,</w:t>
+      </w:r>
+      <w:r>
+        <w:rPr>
+          <w:iCs/>
+        </w:rPr>
+        <w:t xml:space="preserve"> you have demonstrated the relative computational efficiency of the </w:t>
+      </w:r>
+      <w:r>
+        <w:rPr>
+          <w:iCs/>
+        </w:rPr>
+        <w:t>F</w:t>
+      </w:r>
+      <w:r>
+        <w:rPr>
+          <w:iCs/>
+        </w:rPr>
+        <w:t xml:space="preserve">ast Fourier </w:t>
+      </w:r>
+      <w:r>
+        <w:rPr>
+          <w:iCs/>
+        </w:rPr>
+        <w:t>T</w:t>
+      </w:r>
+      <w:r>
+        <w:rPr>
+          <w:iCs/>
+        </w:rPr>
+        <w:t xml:space="preserve">ransform algorithm. The use of DMA-based </w:t>
+      </w:r>
+      <w:r>
+        <w:rPr>
+          <w:iCs/>
+        </w:rPr>
+        <w:t>I</w:t>
+      </w:r>
+      <w:r>
+        <w:rPr>
+          <w:iCs/>
+        </w:rPr>
+        <w:t>/</w:t>
+      </w:r>
+      <w:r>
+        <w:rPr>
+          <w:iCs/>
+        </w:rPr>
+        <w:t>O</w:t>
+      </w:r>
+      <w:r>
+        <w:rPr>
+          <w:iCs/>
+        </w:rPr>
+        <w:t xml:space="preserve"> for frame-based processing has been introduced.</w:t>
+      </w:r>
+    </w:p>
+    <w:p/>
     <w:p>
       <w:pPr>
         <w:pStyle w:val="Heading1"/>
       </w:pPr>
-      <w:bookmarkStart w:id="50" w:name="_Toc29195677"/>
-      <w:r>
-        <w:lastRenderedPageBreak/>
-        <w:t>Conclusions</w:t>
+      <w:bookmarkStart w:id="50" w:name="_Toc13839535"/>
+      <w:bookmarkStart w:id="51" w:name="_Toc18505091"/>
+      <w:bookmarkStart w:id="52" w:name="_Toc225511392"/>
+      <w:r>
+        <w:t xml:space="preserve">Additional </w:t>
+      </w:r>
+      <w:r>
+        <w:t>R</w:t>
+      </w:r>
+      <w:r>
+        <w:t>eferences</w:t>
       </w:r>
       <w:bookmarkEnd w:id="50"/>
-    </w:p>
-    <w:p>
-      <w:pPr>
-        <w:rPr>
-          <w:iCs/>
-        </w:rPr>
-      </w:pPr>
-      <w:r>
-        <w:rPr>
-          <w:iCs/>
-        </w:rPr>
-        <w:t>In this exercise</w:t>
-      </w:r>
-      <w:r>
-        <w:rPr>
-          <w:iCs/>
-        </w:rPr>
-        <w:t>,</w:t>
-      </w:r>
-      <w:r>
-        <w:rPr>
-          <w:iCs/>
-        </w:rPr>
-        <w:t xml:space="preserve"> you have demonstrated the relative computational efficiency of the </w:t>
-      </w:r>
-      <w:r>
-        <w:rPr>
-          <w:iCs/>
-        </w:rPr>
-        <w:t>F</w:t>
-      </w:r>
-      <w:r>
-        <w:rPr>
-          <w:iCs/>
-        </w:rPr>
-        <w:t xml:space="preserve">ast Fourier </w:t>
-      </w:r>
-      <w:r>
-        <w:rPr>
-          <w:iCs/>
-        </w:rPr>
-        <w:t>T</w:t>
-      </w:r>
-      <w:r>
-        <w:rPr>
-          <w:iCs/>
-        </w:rPr>
-        <w:t xml:space="preserve">ransform algorithm. The use of DMA-based </w:t>
-      </w:r>
-      <w:r>
-        <w:rPr>
-          <w:iCs/>
-        </w:rPr>
-        <w:t>I</w:t>
-      </w:r>
-      <w:r>
-        <w:rPr>
-          <w:iCs/>
-        </w:rPr>
-        <w:t>/</w:t>
-      </w:r>
-      <w:r>
-        <w:rPr>
-          <w:iCs/>
-        </w:rPr>
-        <w:t>O</w:t>
-      </w:r>
-      <w:r>
-        <w:rPr>
-          <w:iCs/>
-        </w:rPr>
-        <w:t xml:space="preserve"> for frame-based processing has been introduced.</w:t>
-      </w:r>
-    </w:p>
-    <w:p/>
-    <w:p>
-      <w:pPr>
-        <w:pStyle w:val="Heading1"/>
-      </w:pPr>
-      <w:bookmarkStart w:id="51" w:name="_Toc13839535"/>
-      <w:bookmarkStart w:id="52" w:name="_Toc18505091"/>
-      <w:bookmarkStart w:id="53" w:name="_Toc29195678"/>
-      <w:r>
-        <w:t xml:space="preserve">Additional </w:t>
-      </w:r>
-      <w:r>
-        <w:t>R</w:t>
-      </w:r>
-      <w:r>
-        <w:t>eferences</w:t>
-      </w:r>
       <w:bookmarkEnd w:id="51"/>
       <w:bookmarkEnd w:id="52"/>
-      <w:bookmarkEnd w:id="53"/>
     </w:p>
     <w:p>
       <w:pPr>
@@ -8418,7 +9900,21 @@
         <w:rPr>
           <w:b/>
         </w:rPr>
-        <w:t xml:space="preserve">Using DMA controllers in STM Discovery </w:t>
+        <w:t xml:space="preserve">Using DMA controllers </w:t>
+      </w:r>
+      <w:proofErr w:type="gramStart"/>
+      <w:r>
+        <w:rPr>
+          <w:b/>
+        </w:rPr>
+        <w:t>in</w:t>
+      </w:r>
+      <w:proofErr w:type="gramEnd"/>
+      <w:r>
+        <w:rPr>
+          <w:b/>
+        </w:rPr>
+        <w:t xml:space="preserve"> STM Discovery </w:t>
       </w:r>
       <w:r>
         <w:rPr>
@@ -8464,7 +9960,7 @@
 </file>
 
 <file path=word/endnotes.xml><?xml version="1.0" encoding="utf-8"?>
-<w:endnotes xmlns:wpc="http://schemas.microsoft.com/office/word/2010/wordprocessingCanvas" xmlns:cx="http://schemas.microsoft.com/office/drawing/2014/chartex" xmlns:cx1="http://schemas.microsoft.com/office/drawing/2015/9/8/chartex" xmlns:cx2="http://schemas.microsoft.com/office/drawing/2015/10/21/chartex" xmlns:cx3="http://schemas.microsoft.com/office/drawing/2016/5/9/chartex" xmlns:cx4="http://schemas.microsoft.com/office/drawing/2016/5/10/chartex" xmlns:cx5="http://schemas.microsoft.com/office/drawing/2016/5/11/chartex" xmlns:cx6="http://schemas.microsoft.com/office/drawing/2016/5/12/chartex" xmlns:cx7="http://schemas.microsoft.com/office/drawing/2016/5/13/chartex" xmlns:cx8="http://schemas.microsoft.com/office/drawing/2016/5/14/chartex" xmlns:mc="http://schemas.openxmlformats.org/markup-compatibility/2006" xmlns:aink="http://schemas.microsoft.com/office/drawing/2016/ink" xmlns:am3d="http://schemas.microsoft.com/office/drawing/2017/model3d" xmlns:o="urn:schemas-microsoft-com:office:office" xmlns:oel="http://schemas.microsoft.com/office/2019/extlst" xmlns:r="http://schemas.openxmlformats.org/officeDocument/2006/relationships" xmlns:m="http://schemas.openxmlformats.org/officeDocument/2006/math" xmlns:v="urn:schemas-microsoft-com:vml" xmlns:wp14="http://schemas.microsoft.com/office/word/2010/wordprocessingDrawing" xmlns:wp="http://schemas.openxmlformats.org/drawingml/2006/wordprocessingDrawing" xmlns:w10="urn:schemas-microsoft-com:office:word" xmlns:w="http://schemas.openxmlformats.org/wordprocessingml/2006/main" xmlns:w14="http://schemas.microsoft.com/office/word/2010/wordml" xmlns:w15="http://schemas.microsoft.com/office/word/2012/wordml" xmlns:w16cex="http://schemas.microsoft.com/office/word/2018/wordml/cex" xmlns:w16cid="http://schemas.microsoft.com/office/word/2016/wordml/cid" xmlns:w16="http://schemas.microsoft.com/office/word/2018/wordml" xmlns:w16du="http://schemas.microsoft.com/office/word/2023/wordml/word16du" xmlns:w16sdtdh="http://schemas.microsoft.com/office/word/2020/wordml/sdtdatahash" xmlns:w16se="http://schemas.microsoft.com/office/word/2015/wordml/symex" xmlns:wpg="http://schemas.microsoft.com/office/word/2010/wordprocessingGroup" xmlns:wpi="http://schemas.microsoft.com/office/word/2010/wordprocessingInk" xmlns:wne="http://schemas.microsoft.com/office/word/2006/wordml" xmlns:wps="http://schemas.microsoft.com/office/word/2010/wordprocessingShape" mc:Ignorable="w14 w15 w16se w16cid w16 w16cex w16sdtdh wp14">
+<w:endnotes xmlns:wpc="http://schemas.microsoft.com/office/word/2010/wordprocessingCanvas" xmlns:cx="http://schemas.microsoft.com/office/drawing/2014/chartex" xmlns:cx1="http://schemas.microsoft.com/office/drawing/2015/9/8/chartex" xmlns:cx2="http://schemas.microsoft.com/office/drawing/2015/10/21/chartex" xmlns:cx3="http://schemas.microsoft.com/office/drawing/2016/5/9/chartex" xmlns:cx4="http://schemas.microsoft.com/office/drawing/2016/5/10/chartex" xmlns:cx5="http://schemas.microsoft.com/office/drawing/2016/5/11/chartex" xmlns:cx6="http://schemas.microsoft.com/office/drawing/2016/5/12/chartex" xmlns:cx7="http://schemas.microsoft.com/office/drawing/2016/5/13/chartex" xmlns:cx8="http://schemas.microsoft.com/office/drawing/2016/5/14/chartex" xmlns:mc="http://schemas.openxmlformats.org/markup-compatibility/2006" xmlns:aink="http://schemas.microsoft.com/office/drawing/2016/ink" xmlns:am3d="http://schemas.microsoft.com/office/drawing/2017/model3d" xmlns:o="urn:schemas-microsoft-com:office:office" xmlns:oel="http://schemas.microsoft.com/office/2019/extlst" xmlns:r="http://schemas.openxmlformats.org/officeDocument/2006/relationships" xmlns:m="http://schemas.openxmlformats.org/officeDocument/2006/math" xmlns:v="urn:schemas-microsoft-com:vml" xmlns:wp14="http://schemas.microsoft.com/office/word/2010/wordprocessingDrawing" xmlns:wp="http://schemas.openxmlformats.org/drawingml/2006/wordprocessingDrawing" xmlns:w10="urn:schemas-microsoft-com:office:word" xmlns:w="http://schemas.openxmlformats.org/wordprocessingml/2006/main" xmlns:w14="http://schemas.microsoft.com/office/word/2010/wordml" xmlns:w15="http://schemas.microsoft.com/office/word/2012/wordml" xmlns:w16cex="http://schemas.microsoft.com/office/word/2018/wordml/cex" xmlns:w16cid="http://schemas.microsoft.com/office/word/2016/wordml/cid" xmlns:w16="http://schemas.microsoft.com/office/word/2018/wordml" xmlns:w16du="http://schemas.microsoft.com/office/word/2023/wordml/word16du" xmlns:w16sdtdh="http://schemas.microsoft.com/office/word/2020/wordml/sdtdatahash" xmlns:w16sdtfl="http://schemas.microsoft.com/office/word/2024/wordml/sdtformatlock" xmlns:w16se="http://schemas.microsoft.com/office/word/2015/wordml/symex" xmlns:wpg="http://schemas.microsoft.com/office/word/2010/wordprocessingGroup" xmlns:wpi="http://schemas.microsoft.com/office/word/2010/wordprocessingInk" xmlns:wne="http://schemas.microsoft.com/office/word/2006/wordml" xmlns:wps="http://schemas.microsoft.com/office/word/2010/wordprocessingShape" mc:Ignorable="w14 w15 w16se w16cid w16 w16cex w16sdtdh w16sdtfl w16du wp14">
   <w:endnote w:type="separator" w:id="-1">
     <w:p>
       <w:pPr>
@@ -8489,7 +9985,7 @@
 </file>
 
 <file path=word/footer1.xml><?xml version="1.0" encoding="utf-8"?>
-<w:ftr xmlns:wpc="http://schemas.microsoft.com/office/word/2010/wordprocessingCanvas" xmlns:cx="http://schemas.microsoft.com/office/drawing/2014/chartex" xmlns:cx1="http://schemas.microsoft.com/office/drawing/2015/9/8/chartex" xmlns:cx2="http://schemas.microsoft.com/office/drawing/2015/10/21/chartex" xmlns:cx3="http://schemas.microsoft.com/office/drawing/2016/5/9/chartex" xmlns:cx4="http://schemas.microsoft.com/office/drawing/2016/5/10/chartex" xmlns:cx5="http://schemas.microsoft.com/office/drawing/2016/5/11/chartex" xmlns:cx6="http://schemas.microsoft.com/office/drawing/2016/5/12/chartex" xmlns:cx7="http://schemas.microsoft.com/office/drawing/2016/5/13/chartex" xmlns:cx8="http://schemas.microsoft.com/office/drawing/2016/5/14/chartex" xmlns:mc="http://schemas.openxmlformats.org/markup-compatibility/2006" xmlns:aink="http://schemas.microsoft.com/office/drawing/2016/ink" xmlns:am3d="http://schemas.microsoft.com/office/drawing/2017/model3d" xmlns:o="urn:schemas-microsoft-com:office:office" xmlns:oel="http://schemas.microsoft.com/office/2019/extlst" xmlns:r="http://schemas.openxmlformats.org/officeDocument/2006/relationships" xmlns:m="http://schemas.openxmlformats.org/officeDocument/2006/math" xmlns:v="urn:schemas-microsoft-com:vml" xmlns:wp14="http://schemas.microsoft.com/office/word/2010/wordprocessingDrawing" xmlns:wp="http://schemas.openxmlformats.org/drawingml/2006/wordprocessingDrawing" xmlns:w10="urn:schemas-microsoft-com:office:word" xmlns:w="http://schemas.openxmlformats.org/wordprocessingml/2006/main" xmlns:w14="http://schemas.microsoft.com/office/word/2010/wordml" xmlns:w15="http://schemas.microsoft.com/office/word/2012/wordml" xmlns:w16cex="http://schemas.microsoft.com/office/word/2018/wordml/cex" xmlns:w16cid="http://schemas.microsoft.com/office/word/2016/wordml/cid" xmlns:w16="http://schemas.microsoft.com/office/word/2018/wordml" xmlns:w16du="http://schemas.microsoft.com/office/word/2023/wordml/word16du" xmlns:w16sdtdh="http://schemas.microsoft.com/office/word/2020/wordml/sdtdatahash" xmlns:w16se="http://schemas.microsoft.com/office/word/2015/wordml/symex" xmlns:wpg="http://schemas.microsoft.com/office/word/2010/wordprocessingGroup" xmlns:wpi="http://schemas.microsoft.com/office/word/2010/wordprocessingInk" xmlns:wne="http://schemas.microsoft.com/office/word/2006/wordml" xmlns:wps="http://schemas.microsoft.com/office/word/2010/wordprocessingShape" mc:Ignorable="w14 w15 w16se w16cid w16 w16cex w16sdtdh wp14">
+<w:ftr xmlns:wpc="http://schemas.microsoft.com/office/word/2010/wordprocessingCanvas" xmlns:cx="http://schemas.microsoft.com/office/drawing/2014/chartex" xmlns:cx1="http://schemas.microsoft.com/office/drawing/2015/9/8/chartex" xmlns:cx2="http://schemas.microsoft.com/office/drawing/2015/10/21/chartex" xmlns:cx3="http://schemas.microsoft.com/office/drawing/2016/5/9/chartex" xmlns:cx4="http://schemas.microsoft.com/office/drawing/2016/5/10/chartex" xmlns:cx5="http://schemas.microsoft.com/office/drawing/2016/5/11/chartex" xmlns:cx6="http://schemas.microsoft.com/office/drawing/2016/5/12/chartex" xmlns:cx7="http://schemas.microsoft.com/office/drawing/2016/5/13/chartex" xmlns:cx8="http://schemas.microsoft.com/office/drawing/2016/5/14/chartex" xmlns:mc="http://schemas.openxmlformats.org/markup-compatibility/2006" xmlns:aink="http://schemas.microsoft.com/office/drawing/2016/ink" xmlns:am3d="http://schemas.microsoft.com/office/drawing/2017/model3d" xmlns:o="urn:schemas-microsoft-com:office:office" xmlns:oel="http://schemas.microsoft.com/office/2019/extlst" xmlns:r="http://schemas.openxmlformats.org/officeDocument/2006/relationships" xmlns:m="http://schemas.openxmlformats.org/officeDocument/2006/math" xmlns:v="urn:schemas-microsoft-com:vml" xmlns:wp14="http://schemas.microsoft.com/office/word/2010/wordprocessingDrawing" xmlns:wp="http://schemas.openxmlformats.org/drawingml/2006/wordprocessingDrawing" xmlns:w10="urn:schemas-microsoft-com:office:word" xmlns:w="http://schemas.openxmlformats.org/wordprocessingml/2006/main" xmlns:w14="http://schemas.microsoft.com/office/word/2010/wordml" xmlns:w15="http://schemas.microsoft.com/office/word/2012/wordml" xmlns:w16cex="http://schemas.microsoft.com/office/word/2018/wordml/cex" xmlns:w16cid="http://schemas.microsoft.com/office/word/2016/wordml/cid" xmlns:w16="http://schemas.microsoft.com/office/word/2018/wordml" xmlns:w16du="http://schemas.microsoft.com/office/word/2023/wordml/word16du" xmlns:w16sdtdh="http://schemas.microsoft.com/office/word/2020/wordml/sdtdatahash" xmlns:w16sdtfl="http://schemas.microsoft.com/office/word/2024/wordml/sdtformatlock" xmlns:w16se="http://schemas.microsoft.com/office/word/2015/wordml/symex" xmlns:wpg="http://schemas.microsoft.com/office/word/2010/wordprocessingGroup" xmlns:wpi="http://schemas.microsoft.com/office/word/2010/wordprocessingInk" xmlns:wne="http://schemas.microsoft.com/office/word/2006/wordml" xmlns:wps="http://schemas.microsoft.com/office/word/2010/wordprocessingShape" mc:Ignorable="w14 w15 w16se w16cid w16 w16cex w16sdtdh w16sdtfl w16du wp14">
   <w:p>
     <w:pPr>
       <w:pStyle w:val="Footer"/>
@@ -8511,7 +10007,7 @@
 </file>
 
 <file path=word/footer2.xml><?xml version="1.0" encoding="utf-8"?>
-<w:ftr xmlns:wpc="http://schemas.microsoft.com/office/word/2010/wordprocessingCanvas" xmlns:cx="http://schemas.microsoft.com/office/drawing/2014/chartex" xmlns:cx1="http://schemas.microsoft.com/office/drawing/2015/9/8/chartex" xmlns:cx2="http://schemas.microsoft.com/office/drawing/2015/10/21/chartex" xmlns:cx3="http://schemas.microsoft.com/office/drawing/2016/5/9/chartex" xmlns:cx4="http://schemas.microsoft.com/office/drawing/2016/5/10/chartex" xmlns:cx5="http://schemas.microsoft.com/office/drawing/2016/5/11/chartex" xmlns:cx6="http://schemas.microsoft.com/office/drawing/2016/5/12/chartex" xmlns:cx7="http://schemas.microsoft.com/office/drawing/2016/5/13/chartex" xmlns:cx8="http://schemas.microsoft.com/office/drawing/2016/5/14/chartex" xmlns:mc="http://schemas.openxmlformats.org/markup-compatibility/2006" xmlns:aink="http://schemas.microsoft.com/office/drawing/2016/ink" xmlns:am3d="http://schemas.microsoft.com/office/drawing/2017/model3d" xmlns:o="urn:schemas-microsoft-com:office:office" xmlns:oel="http://schemas.microsoft.com/office/2019/extlst" xmlns:r="http://schemas.openxmlformats.org/officeDocument/2006/relationships" xmlns:m="http://schemas.openxmlformats.org/officeDocument/2006/math" xmlns:v="urn:schemas-microsoft-com:vml" xmlns:wp14="http://schemas.microsoft.com/office/word/2010/wordprocessingDrawing" xmlns:wp="http://schemas.openxmlformats.org/drawingml/2006/wordprocessingDrawing" xmlns:w10="urn:schemas-microsoft-com:office:word" xmlns:w="http://schemas.openxmlformats.org/wordprocessingml/2006/main" xmlns:w14="http://schemas.microsoft.com/office/word/2010/wordml" xmlns:w15="http://schemas.microsoft.com/office/word/2012/wordml" xmlns:w16cex="http://schemas.microsoft.com/office/word/2018/wordml/cex" xmlns:w16cid="http://schemas.microsoft.com/office/word/2016/wordml/cid" xmlns:w16="http://schemas.microsoft.com/office/word/2018/wordml" xmlns:w16du="http://schemas.microsoft.com/office/word/2023/wordml/word16du" xmlns:w16sdtdh="http://schemas.microsoft.com/office/word/2020/wordml/sdtdatahash" xmlns:w16se="http://schemas.microsoft.com/office/word/2015/wordml/symex" xmlns:wpg="http://schemas.microsoft.com/office/word/2010/wordprocessingGroup" xmlns:wpi="http://schemas.microsoft.com/office/word/2010/wordprocessingInk" xmlns:wne="http://schemas.microsoft.com/office/word/2006/wordml" xmlns:wps="http://schemas.microsoft.com/office/word/2010/wordprocessingShape" mc:Ignorable="w14 w15 w16se w16cid w16 w16cex w16sdtdh wp14">
+<w:ftr xmlns:wpc="http://schemas.microsoft.com/office/word/2010/wordprocessingCanvas" xmlns:cx="http://schemas.microsoft.com/office/drawing/2014/chartex" xmlns:cx1="http://schemas.microsoft.com/office/drawing/2015/9/8/chartex" xmlns:cx2="http://schemas.microsoft.com/office/drawing/2015/10/21/chartex" xmlns:cx3="http://schemas.microsoft.com/office/drawing/2016/5/9/chartex" xmlns:cx4="http://schemas.microsoft.com/office/drawing/2016/5/10/chartex" xmlns:cx5="http://schemas.microsoft.com/office/drawing/2016/5/11/chartex" xmlns:cx6="http://schemas.microsoft.com/office/drawing/2016/5/12/chartex" xmlns:cx7="http://schemas.microsoft.com/office/drawing/2016/5/13/chartex" xmlns:cx8="http://schemas.microsoft.com/office/drawing/2016/5/14/chartex" xmlns:mc="http://schemas.openxmlformats.org/markup-compatibility/2006" xmlns:aink="http://schemas.microsoft.com/office/drawing/2016/ink" xmlns:am3d="http://schemas.microsoft.com/office/drawing/2017/model3d" xmlns:o="urn:schemas-microsoft-com:office:office" xmlns:oel="http://schemas.microsoft.com/office/2019/extlst" xmlns:r="http://schemas.openxmlformats.org/officeDocument/2006/relationships" xmlns:m="http://schemas.openxmlformats.org/officeDocument/2006/math" xmlns:v="urn:schemas-microsoft-com:vml" xmlns:wp14="http://schemas.microsoft.com/office/word/2010/wordprocessingDrawing" xmlns:wp="http://schemas.openxmlformats.org/drawingml/2006/wordprocessingDrawing" xmlns:w10="urn:schemas-microsoft-com:office:word" xmlns:w="http://schemas.openxmlformats.org/wordprocessingml/2006/main" xmlns:w14="http://schemas.microsoft.com/office/word/2010/wordml" xmlns:w15="http://schemas.microsoft.com/office/word/2012/wordml" xmlns:w16cex="http://schemas.microsoft.com/office/word/2018/wordml/cex" xmlns:w16cid="http://schemas.microsoft.com/office/word/2016/wordml/cid" xmlns:w16="http://schemas.microsoft.com/office/word/2018/wordml" xmlns:w16du="http://schemas.microsoft.com/office/word/2023/wordml/word16du" xmlns:w16sdtdh="http://schemas.microsoft.com/office/word/2020/wordml/sdtdatahash" xmlns:w16sdtfl="http://schemas.microsoft.com/office/word/2024/wordml/sdtformatlock" xmlns:w16se="http://schemas.microsoft.com/office/word/2015/wordml/symex" xmlns:wpg="http://schemas.microsoft.com/office/word/2010/wordprocessingGroup" xmlns:wpi="http://schemas.microsoft.com/office/word/2010/wordprocessingInk" xmlns:wne="http://schemas.microsoft.com/office/word/2006/wordml" xmlns:wps="http://schemas.microsoft.com/office/word/2010/wordprocessingShape" mc:Ignorable="w14 w15 w16se w16cid w16 w16cex w16sdtdh w16sdtfl w16du wp14">
   <w:sdt>
     <w:sdtPr>
       <w:id w:val="-552073365"/>
@@ -8543,7 +10039,7 @@
 </file>
 
 <file path=word/footer3.xml><?xml version="1.0" encoding="utf-8"?>
-<w:ftr xmlns:wpc="http://schemas.microsoft.com/office/word/2010/wordprocessingCanvas" xmlns:cx="http://schemas.microsoft.com/office/drawing/2014/chartex" xmlns:cx1="http://schemas.microsoft.com/office/drawing/2015/9/8/chartex" xmlns:cx2="http://schemas.microsoft.com/office/drawing/2015/10/21/chartex" xmlns:cx3="http://schemas.microsoft.com/office/drawing/2016/5/9/chartex" xmlns:cx4="http://schemas.microsoft.com/office/drawing/2016/5/10/chartex" xmlns:cx5="http://schemas.microsoft.com/office/drawing/2016/5/11/chartex" xmlns:cx6="http://schemas.microsoft.com/office/drawing/2016/5/12/chartex" xmlns:cx7="http://schemas.microsoft.com/office/drawing/2016/5/13/chartex" xmlns:cx8="http://schemas.microsoft.com/office/drawing/2016/5/14/chartex" xmlns:mc="http://schemas.openxmlformats.org/markup-compatibility/2006" xmlns:aink="http://schemas.microsoft.com/office/drawing/2016/ink" xmlns:am3d="http://schemas.microsoft.com/office/drawing/2017/model3d" xmlns:o="urn:schemas-microsoft-com:office:office" xmlns:oel="http://schemas.microsoft.com/office/2019/extlst" xmlns:r="http://schemas.openxmlformats.org/officeDocument/2006/relationships" xmlns:m="http://schemas.openxmlformats.org/officeDocument/2006/math" xmlns:v="urn:schemas-microsoft-com:vml" xmlns:wp14="http://schemas.microsoft.com/office/word/2010/wordprocessingDrawing" xmlns:wp="http://schemas.openxmlformats.org/drawingml/2006/wordprocessingDrawing" xmlns:w10="urn:schemas-microsoft-com:office:word" xmlns:w="http://schemas.openxmlformats.org/wordprocessingml/2006/main" xmlns:w14="http://schemas.microsoft.com/office/word/2010/wordml" xmlns:w15="http://schemas.microsoft.com/office/word/2012/wordml" xmlns:w16cex="http://schemas.microsoft.com/office/word/2018/wordml/cex" xmlns:w16cid="http://schemas.microsoft.com/office/word/2016/wordml/cid" xmlns:w16="http://schemas.microsoft.com/office/word/2018/wordml" xmlns:w16du="http://schemas.microsoft.com/office/word/2023/wordml/word16du" xmlns:w16sdtdh="http://schemas.microsoft.com/office/word/2020/wordml/sdtdatahash" xmlns:w16se="http://schemas.microsoft.com/office/word/2015/wordml/symex" xmlns:wpg="http://schemas.microsoft.com/office/word/2010/wordprocessingGroup" xmlns:wpi="http://schemas.microsoft.com/office/word/2010/wordprocessingInk" xmlns:wne="http://schemas.microsoft.com/office/word/2006/wordml" xmlns:wps="http://schemas.microsoft.com/office/word/2010/wordprocessingShape" mc:Ignorable="w14 w15 w16se w16cid w16 w16cex w16sdtdh wp14">
+<w:ftr xmlns:wpc="http://schemas.microsoft.com/office/word/2010/wordprocessingCanvas" xmlns:cx="http://schemas.microsoft.com/office/drawing/2014/chartex" xmlns:cx1="http://schemas.microsoft.com/office/drawing/2015/9/8/chartex" xmlns:cx2="http://schemas.microsoft.com/office/drawing/2015/10/21/chartex" xmlns:cx3="http://schemas.microsoft.com/office/drawing/2016/5/9/chartex" xmlns:cx4="http://schemas.microsoft.com/office/drawing/2016/5/10/chartex" xmlns:cx5="http://schemas.microsoft.com/office/drawing/2016/5/11/chartex" xmlns:cx6="http://schemas.microsoft.com/office/drawing/2016/5/12/chartex" xmlns:cx7="http://schemas.microsoft.com/office/drawing/2016/5/13/chartex" xmlns:cx8="http://schemas.microsoft.com/office/drawing/2016/5/14/chartex" xmlns:mc="http://schemas.openxmlformats.org/markup-compatibility/2006" xmlns:aink="http://schemas.microsoft.com/office/drawing/2016/ink" xmlns:am3d="http://schemas.microsoft.com/office/drawing/2017/model3d" xmlns:o="urn:schemas-microsoft-com:office:office" xmlns:oel="http://schemas.microsoft.com/office/2019/extlst" xmlns:r="http://schemas.openxmlformats.org/officeDocument/2006/relationships" xmlns:m="http://schemas.openxmlformats.org/officeDocument/2006/math" xmlns:v="urn:schemas-microsoft-com:vml" xmlns:wp14="http://schemas.microsoft.com/office/word/2010/wordprocessingDrawing" xmlns:wp="http://schemas.openxmlformats.org/drawingml/2006/wordprocessingDrawing" xmlns:w10="urn:schemas-microsoft-com:office:word" xmlns:w="http://schemas.openxmlformats.org/wordprocessingml/2006/main" xmlns:w14="http://schemas.microsoft.com/office/word/2010/wordml" xmlns:w15="http://schemas.microsoft.com/office/word/2012/wordml" xmlns:w16cex="http://schemas.microsoft.com/office/word/2018/wordml/cex" xmlns:w16cid="http://schemas.microsoft.com/office/word/2016/wordml/cid" xmlns:w16="http://schemas.microsoft.com/office/word/2018/wordml" xmlns:w16du="http://schemas.microsoft.com/office/word/2023/wordml/word16du" xmlns:w16sdtdh="http://schemas.microsoft.com/office/word/2020/wordml/sdtdatahash" xmlns:w16sdtfl="http://schemas.microsoft.com/office/word/2024/wordml/sdtformatlock" xmlns:w16se="http://schemas.microsoft.com/office/word/2015/wordml/symex" xmlns:wpg="http://schemas.microsoft.com/office/word/2010/wordprocessingGroup" xmlns:wpi="http://schemas.microsoft.com/office/word/2010/wordprocessingInk" xmlns:wne="http://schemas.microsoft.com/office/word/2006/wordml" xmlns:wps="http://schemas.microsoft.com/office/word/2010/wordprocessingShape" mc:Ignorable="w14 w15 w16se w16cid w16 w16cex w16sdtdh w16sdtfl w16du wp14">
   <w:sdt>
     <w:sdtPr>
       <w:id w:val="4715308"/>
@@ -8585,7 +10081,7 @@
               <w:rPr>
                 <w:noProof/>
               </w:rPr>
-              <w:t>2023</w:t>
+              <w:t>2026</w:t>
             </w:r>
             <w:r>
               <w:fldChar w:fldCharType="end"/>
@@ -8665,7 +10161,7 @@
 </file>
 
 <file path=word/footnotes.xml><?xml version="1.0" encoding="utf-8"?>
-<w:footnotes xmlns:wpc="http://schemas.microsoft.com/office/word/2010/wordprocessingCanvas" xmlns:cx="http://schemas.microsoft.com/office/drawing/2014/chartex" xmlns:cx1="http://schemas.microsoft.com/office/drawing/2015/9/8/chartex" xmlns:cx2="http://schemas.microsoft.com/office/drawing/2015/10/21/chartex" xmlns:cx3="http://schemas.microsoft.com/office/drawing/2016/5/9/chartex" xmlns:cx4="http://schemas.microsoft.com/office/drawing/2016/5/10/chartex" xmlns:cx5="http://schemas.microsoft.com/office/drawing/2016/5/11/chartex" xmlns:cx6="http://schemas.microsoft.com/office/drawing/2016/5/12/chartex" xmlns:cx7="http://schemas.microsoft.com/office/drawing/2016/5/13/chartex" xmlns:cx8="http://schemas.microsoft.com/office/drawing/2016/5/14/chartex" xmlns:mc="http://schemas.openxmlformats.org/markup-compatibility/2006" xmlns:aink="http://schemas.microsoft.com/office/drawing/2016/ink" xmlns:am3d="http://schemas.microsoft.com/office/drawing/2017/model3d" xmlns:o="urn:schemas-microsoft-com:office:office" xmlns:oel="http://schemas.microsoft.com/office/2019/extlst" xmlns:r="http://schemas.openxmlformats.org/officeDocument/2006/relationships" xmlns:m="http://schemas.openxmlformats.org/officeDocument/2006/math" xmlns:v="urn:schemas-microsoft-com:vml" xmlns:wp14="http://schemas.microsoft.com/office/word/2010/wordprocessingDrawing" xmlns:wp="http://schemas.openxmlformats.org/drawingml/2006/wordprocessingDrawing" xmlns:w10="urn:schemas-microsoft-com:office:word" xmlns:w="http://schemas.openxmlformats.org/wordprocessingml/2006/main" xmlns:w14="http://schemas.microsoft.com/office/word/2010/wordml" xmlns:w15="http://schemas.microsoft.com/office/word/2012/wordml" xmlns:w16cex="http://schemas.microsoft.com/office/word/2018/wordml/cex" xmlns:w16cid="http://schemas.microsoft.com/office/word/2016/wordml/cid" xmlns:w16="http://schemas.microsoft.com/office/word/2018/wordml" xmlns:w16du="http://schemas.microsoft.com/office/word/2023/wordml/word16du" xmlns:w16sdtdh="http://schemas.microsoft.com/office/word/2020/wordml/sdtdatahash" xmlns:w16se="http://schemas.microsoft.com/office/word/2015/wordml/symex" xmlns:wpg="http://schemas.microsoft.com/office/word/2010/wordprocessingGroup" xmlns:wpi="http://schemas.microsoft.com/office/word/2010/wordprocessingInk" xmlns:wne="http://schemas.microsoft.com/office/word/2006/wordml" xmlns:wps="http://schemas.microsoft.com/office/word/2010/wordprocessingShape" mc:Ignorable="w14 w15 w16se w16cid w16 w16cex w16sdtdh wp14">
+<w:footnotes xmlns:wpc="http://schemas.microsoft.com/office/word/2010/wordprocessingCanvas" xmlns:cx="http://schemas.microsoft.com/office/drawing/2014/chartex" xmlns:cx1="http://schemas.microsoft.com/office/drawing/2015/9/8/chartex" xmlns:cx2="http://schemas.microsoft.com/office/drawing/2015/10/21/chartex" xmlns:cx3="http://schemas.microsoft.com/office/drawing/2016/5/9/chartex" xmlns:cx4="http://schemas.microsoft.com/office/drawing/2016/5/10/chartex" xmlns:cx5="http://schemas.microsoft.com/office/drawing/2016/5/11/chartex" xmlns:cx6="http://schemas.microsoft.com/office/drawing/2016/5/12/chartex" xmlns:cx7="http://schemas.microsoft.com/office/drawing/2016/5/13/chartex" xmlns:cx8="http://schemas.microsoft.com/office/drawing/2016/5/14/chartex" xmlns:mc="http://schemas.openxmlformats.org/markup-compatibility/2006" xmlns:aink="http://schemas.microsoft.com/office/drawing/2016/ink" xmlns:am3d="http://schemas.microsoft.com/office/drawing/2017/model3d" xmlns:o="urn:schemas-microsoft-com:office:office" xmlns:oel="http://schemas.microsoft.com/office/2019/extlst" xmlns:r="http://schemas.openxmlformats.org/officeDocument/2006/relationships" xmlns:m="http://schemas.openxmlformats.org/officeDocument/2006/math" xmlns:v="urn:schemas-microsoft-com:vml" xmlns:wp14="http://schemas.microsoft.com/office/word/2010/wordprocessingDrawing" xmlns:wp="http://schemas.openxmlformats.org/drawingml/2006/wordprocessingDrawing" xmlns:w10="urn:schemas-microsoft-com:office:word" xmlns:w="http://schemas.openxmlformats.org/wordprocessingml/2006/main" xmlns:w14="http://schemas.microsoft.com/office/word/2010/wordml" xmlns:w15="http://schemas.microsoft.com/office/word/2012/wordml" xmlns:w16cex="http://schemas.microsoft.com/office/word/2018/wordml/cex" xmlns:w16cid="http://schemas.microsoft.com/office/word/2016/wordml/cid" xmlns:w16="http://schemas.microsoft.com/office/word/2018/wordml" xmlns:w16du="http://schemas.microsoft.com/office/word/2023/wordml/word16du" xmlns:w16sdtdh="http://schemas.microsoft.com/office/word/2020/wordml/sdtdatahash" xmlns:w16sdtfl="http://schemas.microsoft.com/office/word/2024/wordml/sdtformatlock" xmlns:w16se="http://schemas.microsoft.com/office/word/2015/wordml/symex" xmlns:wpg="http://schemas.microsoft.com/office/word/2010/wordprocessingGroup" xmlns:wpi="http://schemas.microsoft.com/office/word/2010/wordprocessingInk" xmlns:wne="http://schemas.microsoft.com/office/word/2006/wordml" xmlns:wps="http://schemas.microsoft.com/office/word/2010/wordprocessingShape" mc:Ignorable="w14 w15 w16se w16cid w16 w16cex w16sdtdh w16sdtfl w16du wp14">
   <w:footnote w:type="separator" w:id="-1">
     <w:p>
       <w:pPr>
@@ -8692,7 +10188,7 @@
 </file>
 
 <file path=word/header1.xml><?xml version="1.0" encoding="utf-8"?>
-<w:hdr xmlns:wpc="http://schemas.microsoft.com/office/word/2010/wordprocessingCanvas" xmlns:cx="http://schemas.microsoft.com/office/drawing/2014/chartex" xmlns:cx1="http://schemas.microsoft.com/office/drawing/2015/9/8/chartex" xmlns:cx2="http://schemas.microsoft.com/office/drawing/2015/10/21/chartex" xmlns:cx3="http://schemas.microsoft.com/office/drawing/2016/5/9/chartex" xmlns:cx4="http://schemas.microsoft.com/office/drawing/2016/5/10/chartex" xmlns:cx5="http://schemas.microsoft.com/office/drawing/2016/5/11/chartex" xmlns:cx6="http://schemas.microsoft.com/office/drawing/2016/5/12/chartex" xmlns:cx7="http://schemas.microsoft.com/office/drawing/2016/5/13/chartex" xmlns:cx8="http://schemas.microsoft.com/office/drawing/2016/5/14/chartex" xmlns:mc="http://schemas.openxmlformats.org/markup-compatibility/2006" xmlns:aink="http://schemas.microsoft.com/office/drawing/2016/ink" xmlns:am3d="http://schemas.microsoft.com/office/drawing/2017/model3d" xmlns:o="urn:schemas-microsoft-com:office:office" xmlns:oel="http://schemas.microsoft.com/office/2019/extlst" xmlns:r="http://schemas.openxmlformats.org/officeDocument/2006/relationships" xmlns:m="http://schemas.openxmlformats.org/officeDocument/2006/math" xmlns:v="urn:schemas-microsoft-com:vml" xmlns:wp14="http://schemas.microsoft.com/office/word/2010/wordprocessingDrawing" xmlns:wp="http://schemas.openxmlformats.org/drawingml/2006/wordprocessingDrawing" xmlns:w10="urn:schemas-microsoft-com:office:word" xmlns:w="http://schemas.openxmlformats.org/wordprocessingml/2006/main" xmlns:w14="http://schemas.microsoft.com/office/word/2010/wordml" xmlns:w15="http://schemas.microsoft.com/office/word/2012/wordml" xmlns:w16cex="http://schemas.microsoft.com/office/word/2018/wordml/cex" xmlns:w16cid="http://schemas.microsoft.com/office/word/2016/wordml/cid" xmlns:w16="http://schemas.microsoft.com/office/word/2018/wordml" xmlns:w16du="http://schemas.microsoft.com/office/word/2023/wordml/word16du" xmlns:w16sdtdh="http://schemas.microsoft.com/office/word/2020/wordml/sdtdatahash" xmlns:w16se="http://schemas.microsoft.com/office/word/2015/wordml/symex" xmlns:wpg="http://schemas.microsoft.com/office/word/2010/wordprocessingGroup" xmlns:wpi="http://schemas.microsoft.com/office/word/2010/wordprocessingInk" xmlns:wne="http://schemas.microsoft.com/office/word/2006/wordml" xmlns:wps="http://schemas.microsoft.com/office/word/2010/wordprocessingShape" mc:Ignorable="w14 w15 w16se w16cid w16 w16cex w16sdtdh wp14">
+<w:hdr xmlns:wpc="http://schemas.microsoft.com/office/word/2010/wordprocessingCanvas" xmlns:cx="http://schemas.microsoft.com/office/drawing/2014/chartex" xmlns:cx1="http://schemas.microsoft.com/office/drawing/2015/9/8/chartex" xmlns:cx2="http://schemas.microsoft.com/office/drawing/2015/10/21/chartex" xmlns:cx3="http://schemas.microsoft.com/office/drawing/2016/5/9/chartex" xmlns:cx4="http://schemas.microsoft.com/office/drawing/2016/5/10/chartex" xmlns:cx5="http://schemas.microsoft.com/office/drawing/2016/5/11/chartex" xmlns:cx6="http://schemas.microsoft.com/office/drawing/2016/5/12/chartex" xmlns:cx7="http://schemas.microsoft.com/office/drawing/2016/5/13/chartex" xmlns:cx8="http://schemas.microsoft.com/office/drawing/2016/5/14/chartex" xmlns:mc="http://schemas.openxmlformats.org/markup-compatibility/2006" xmlns:aink="http://schemas.microsoft.com/office/drawing/2016/ink" xmlns:am3d="http://schemas.microsoft.com/office/drawing/2017/model3d" xmlns:o="urn:schemas-microsoft-com:office:office" xmlns:oel="http://schemas.microsoft.com/office/2019/extlst" xmlns:r="http://schemas.openxmlformats.org/officeDocument/2006/relationships" xmlns:m="http://schemas.openxmlformats.org/officeDocument/2006/math" xmlns:v="urn:schemas-microsoft-com:vml" xmlns:wp14="http://schemas.microsoft.com/office/word/2010/wordprocessingDrawing" xmlns:wp="http://schemas.openxmlformats.org/drawingml/2006/wordprocessingDrawing" xmlns:w10="urn:schemas-microsoft-com:office:word" xmlns:w="http://schemas.openxmlformats.org/wordprocessingml/2006/main" xmlns:w14="http://schemas.microsoft.com/office/word/2010/wordml" xmlns:w15="http://schemas.microsoft.com/office/word/2012/wordml" xmlns:w16cex="http://schemas.microsoft.com/office/word/2018/wordml/cex" xmlns:w16cid="http://schemas.microsoft.com/office/word/2016/wordml/cid" xmlns:w16="http://schemas.microsoft.com/office/word/2018/wordml" xmlns:w16du="http://schemas.microsoft.com/office/word/2023/wordml/word16du" xmlns:w16sdtdh="http://schemas.microsoft.com/office/word/2020/wordml/sdtdatahash" xmlns:w16sdtfl="http://schemas.microsoft.com/office/word/2024/wordml/sdtformatlock" xmlns:w16se="http://schemas.microsoft.com/office/word/2015/wordml/symex" xmlns:wpg="http://schemas.microsoft.com/office/word/2010/wordprocessingGroup" xmlns:wpi="http://schemas.microsoft.com/office/word/2010/wordprocessingInk" xmlns:wne="http://schemas.microsoft.com/office/word/2006/wordml" xmlns:wps="http://schemas.microsoft.com/office/word/2010/wordprocessingShape" mc:Ignorable="w14 w15 w16se w16cid w16 w16cex w16sdtdh w16sdtfl w16du wp14">
   <w:p>
     <w:pPr>
       <w:pStyle w:val="Header"/>
@@ -8797,7 +10293,7 @@
 </file>
 
 <file path=word/header2.xml><?xml version="1.0" encoding="utf-8"?>
-<w:hdr xmlns:wpc="http://schemas.microsoft.com/office/word/2010/wordprocessingCanvas" xmlns:cx="http://schemas.microsoft.com/office/drawing/2014/chartex" xmlns:cx1="http://schemas.microsoft.com/office/drawing/2015/9/8/chartex" xmlns:cx2="http://schemas.microsoft.com/office/drawing/2015/10/21/chartex" xmlns:cx3="http://schemas.microsoft.com/office/drawing/2016/5/9/chartex" xmlns:cx4="http://schemas.microsoft.com/office/drawing/2016/5/10/chartex" xmlns:cx5="http://schemas.microsoft.com/office/drawing/2016/5/11/chartex" xmlns:cx6="http://schemas.microsoft.com/office/drawing/2016/5/12/chartex" xmlns:cx7="http://schemas.microsoft.com/office/drawing/2016/5/13/chartex" xmlns:cx8="http://schemas.microsoft.com/office/drawing/2016/5/14/chartex" xmlns:mc="http://schemas.openxmlformats.org/markup-compatibility/2006" xmlns:aink="http://schemas.microsoft.com/office/drawing/2016/ink" xmlns:am3d="http://schemas.microsoft.com/office/drawing/2017/model3d" xmlns:o="urn:schemas-microsoft-com:office:office" xmlns:oel="http://schemas.microsoft.com/office/2019/extlst" xmlns:r="http://schemas.openxmlformats.org/officeDocument/2006/relationships" xmlns:m="http://schemas.openxmlformats.org/officeDocument/2006/math" xmlns:v="urn:schemas-microsoft-com:vml" xmlns:wp14="http://schemas.microsoft.com/office/word/2010/wordprocessingDrawing" xmlns:wp="http://schemas.openxmlformats.org/drawingml/2006/wordprocessingDrawing" xmlns:w10="urn:schemas-microsoft-com:office:word" xmlns:w="http://schemas.openxmlformats.org/wordprocessingml/2006/main" xmlns:w14="http://schemas.microsoft.com/office/word/2010/wordml" xmlns:w15="http://schemas.microsoft.com/office/word/2012/wordml" xmlns:w16cex="http://schemas.microsoft.com/office/word/2018/wordml/cex" xmlns:w16cid="http://schemas.microsoft.com/office/word/2016/wordml/cid" xmlns:w16="http://schemas.microsoft.com/office/word/2018/wordml" xmlns:w16du="http://schemas.microsoft.com/office/word/2023/wordml/word16du" xmlns:w16sdtdh="http://schemas.microsoft.com/office/word/2020/wordml/sdtdatahash" xmlns:w16se="http://schemas.microsoft.com/office/word/2015/wordml/symex" xmlns:wpg="http://schemas.microsoft.com/office/word/2010/wordprocessingGroup" xmlns:wpi="http://schemas.microsoft.com/office/word/2010/wordprocessingInk" xmlns:wne="http://schemas.microsoft.com/office/word/2006/wordml" xmlns:wps="http://schemas.microsoft.com/office/word/2010/wordprocessingShape" mc:Ignorable="w14 w15 w16se w16cid w16 w16cex w16sdtdh wp14">
+<w:hdr xmlns:wpc="http://schemas.microsoft.com/office/word/2010/wordprocessingCanvas" xmlns:cx="http://schemas.microsoft.com/office/drawing/2014/chartex" xmlns:cx1="http://schemas.microsoft.com/office/drawing/2015/9/8/chartex" xmlns:cx2="http://schemas.microsoft.com/office/drawing/2015/10/21/chartex" xmlns:cx3="http://schemas.microsoft.com/office/drawing/2016/5/9/chartex" xmlns:cx4="http://schemas.microsoft.com/office/drawing/2016/5/10/chartex" xmlns:cx5="http://schemas.microsoft.com/office/drawing/2016/5/11/chartex" xmlns:cx6="http://schemas.microsoft.com/office/drawing/2016/5/12/chartex" xmlns:cx7="http://schemas.microsoft.com/office/drawing/2016/5/13/chartex" xmlns:cx8="http://schemas.microsoft.com/office/drawing/2016/5/14/chartex" xmlns:mc="http://schemas.openxmlformats.org/markup-compatibility/2006" xmlns:aink="http://schemas.microsoft.com/office/drawing/2016/ink" xmlns:am3d="http://schemas.microsoft.com/office/drawing/2017/model3d" xmlns:o="urn:schemas-microsoft-com:office:office" xmlns:oel="http://schemas.microsoft.com/office/2019/extlst" xmlns:r="http://schemas.openxmlformats.org/officeDocument/2006/relationships" xmlns:m="http://schemas.openxmlformats.org/officeDocument/2006/math" xmlns:v="urn:schemas-microsoft-com:vml" xmlns:wp14="http://schemas.microsoft.com/office/word/2010/wordprocessingDrawing" xmlns:wp="http://schemas.openxmlformats.org/drawingml/2006/wordprocessingDrawing" xmlns:w10="urn:schemas-microsoft-com:office:word" xmlns:w="http://schemas.openxmlformats.org/wordprocessingml/2006/main" xmlns:w14="http://schemas.microsoft.com/office/word/2010/wordml" xmlns:w15="http://schemas.microsoft.com/office/word/2012/wordml" xmlns:w16cex="http://schemas.microsoft.com/office/word/2018/wordml/cex" xmlns:w16cid="http://schemas.microsoft.com/office/word/2016/wordml/cid" xmlns:w16="http://schemas.microsoft.com/office/word/2018/wordml" xmlns:w16du="http://schemas.microsoft.com/office/word/2023/wordml/word16du" xmlns:w16sdtdh="http://schemas.microsoft.com/office/word/2020/wordml/sdtdatahash" xmlns:w16sdtfl="http://schemas.microsoft.com/office/word/2024/wordml/sdtformatlock" xmlns:w16se="http://schemas.microsoft.com/office/word/2015/wordml/symex" xmlns:wpg="http://schemas.microsoft.com/office/word/2010/wordprocessingGroup" xmlns:wpi="http://schemas.microsoft.com/office/word/2010/wordprocessingInk" xmlns:wne="http://schemas.microsoft.com/office/word/2006/wordml" xmlns:wps="http://schemas.microsoft.com/office/word/2010/wordprocessingShape" mc:Ignorable="w14 w15 w16se w16cid w16 w16cex w16sdtdh w16sdtfl w16du wp14">
   <w:p>
     <w:pPr>
       <w:pStyle w:val="Header"/>
@@ -8878,7 +10374,7 @@
 </file>
 
 <file path=word/header3.xml><?xml version="1.0" encoding="utf-8"?>
-<w:hdr xmlns:wpc="http://schemas.microsoft.com/office/word/2010/wordprocessingCanvas" xmlns:cx="http://schemas.microsoft.com/office/drawing/2014/chartex" xmlns:cx1="http://schemas.microsoft.com/office/drawing/2015/9/8/chartex" xmlns:cx2="http://schemas.microsoft.com/office/drawing/2015/10/21/chartex" xmlns:cx3="http://schemas.microsoft.com/office/drawing/2016/5/9/chartex" xmlns:cx4="http://schemas.microsoft.com/office/drawing/2016/5/10/chartex" xmlns:cx5="http://schemas.microsoft.com/office/drawing/2016/5/11/chartex" xmlns:cx6="http://schemas.microsoft.com/office/drawing/2016/5/12/chartex" xmlns:cx7="http://schemas.microsoft.com/office/drawing/2016/5/13/chartex" xmlns:cx8="http://schemas.microsoft.com/office/drawing/2016/5/14/chartex" xmlns:mc="http://schemas.openxmlformats.org/markup-compatibility/2006" xmlns:aink="http://schemas.microsoft.com/office/drawing/2016/ink" xmlns:am3d="http://schemas.microsoft.com/office/drawing/2017/model3d" xmlns:o="urn:schemas-microsoft-com:office:office" xmlns:oel="http://schemas.microsoft.com/office/2019/extlst" xmlns:r="http://schemas.openxmlformats.org/officeDocument/2006/relationships" xmlns:m="http://schemas.openxmlformats.org/officeDocument/2006/math" xmlns:v="urn:schemas-microsoft-com:vml" xmlns:wp14="http://schemas.microsoft.com/office/word/2010/wordprocessingDrawing" xmlns:wp="http://schemas.openxmlformats.org/drawingml/2006/wordprocessingDrawing" xmlns:w10="urn:schemas-microsoft-com:office:word" xmlns:w="http://schemas.openxmlformats.org/wordprocessingml/2006/main" xmlns:w14="http://schemas.microsoft.com/office/word/2010/wordml" xmlns:w15="http://schemas.microsoft.com/office/word/2012/wordml" xmlns:w16cex="http://schemas.microsoft.com/office/word/2018/wordml/cex" xmlns:w16cid="http://schemas.microsoft.com/office/word/2016/wordml/cid" xmlns:w16="http://schemas.microsoft.com/office/word/2018/wordml" xmlns:w16du="http://schemas.microsoft.com/office/word/2023/wordml/word16du" xmlns:w16sdtdh="http://schemas.microsoft.com/office/word/2020/wordml/sdtdatahash" xmlns:w16se="http://schemas.microsoft.com/office/word/2015/wordml/symex" xmlns:wpg="http://schemas.microsoft.com/office/word/2010/wordprocessingGroup" xmlns:wpi="http://schemas.microsoft.com/office/word/2010/wordprocessingInk" xmlns:wne="http://schemas.microsoft.com/office/word/2006/wordml" xmlns:wps="http://schemas.microsoft.com/office/word/2010/wordprocessingShape" mc:Ignorable="w14 w15 w16se w16cid w16 w16cex w16sdtdh wp14">
+<w:hdr xmlns:wpc="http://schemas.microsoft.com/office/word/2010/wordprocessingCanvas" xmlns:cx="http://schemas.microsoft.com/office/drawing/2014/chartex" xmlns:cx1="http://schemas.microsoft.com/office/drawing/2015/9/8/chartex" xmlns:cx2="http://schemas.microsoft.com/office/drawing/2015/10/21/chartex" xmlns:cx3="http://schemas.microsoft.com/office/drawing/2016/5/9/chartex" xmlns:cx4="http://schemas.microsoft.com/office/drawing/2016/5/10/chartex" xmlns:cx5="http://schemas.microsoft.com/office/drawing/2016/5/11/chartex" xmlns:cx6="http://schemas.microsoft.com/office/drawing/2016/5/12/chartex" xmlns:cx7="http://schemas.microsoft.com/office/drawing/2016/5/13/chartex" xmlns:cx8="http://schemas.microsoft.com/office/drawing/2016/5/14/chartex" xmlns:mc="http://schemas.openxmlformats.org/markup-compatibility/2006" xmlns:aink="http://schemas.microsoft.com/office/drawing/2016/ink" xmlns:am3d="http://schemas.microsoft.com/office/drawing/2017/model3d" xmlns:o="urn:schemas-microsoft-com:office:office" xmlns:oel="http://schemas.microsoft.com/office/2019/extlst" xmlns:r="http://schemas.openxmlformats.org/officeDocument/2006/relationships" xmlns:m="http://schemas.openxmlformats.org/officeDocument/2006/math" xmlns:v="urn:schemas-microsoft-com:vml" xmlns:wp14="http://schemas.microsoft.com/office/word/2010/wordprocessingDrawing" xmlns:wp="http://schemas.openxmlformats.org/drawingml/2006/wordprocessingDrawing" xmlns:w10="urn:schemas-microsoft-com:office:word" xmlns:w="http://schemas.openxmlformats.org/wordprocessingml/2006/main" xmlns:w14="http://schemas.microsoft.com/office/word/2010/wordml" xmlns:w15="http://schemas.microsoft.com/office/word/2012/wordml" xmlns:w16cex="http://schemas.microsoft.com/office/word/2018/wordml/cex" xmlns:w16cid="http://schemas.microsoft.com/office/word/2016/wordml/cid" xmlns:w16="http://schemas.microsoft.com/office/word/2018/wordml" xmlns:w16du="http://schemas.microsoft.com/office/word/2023/wordml/word16du" xmlns:w16sdtdh="http://schemas.microsoft.com/office/word/2020/wordml/sdtdatahash" xmlns:w16sdtfl="http://schemas.microsoft.com/office/word/2024/wordml/sdtformatlock" xmlns:w16se="http://schemas.microsoft.com/office/word/2015/wordml/symex" xmlns:wpg="http://schemas.microsoft.com/office/word/2010/wordprocessingGroup" xmlns:wpi="http://schemas.microsoft.com/office/word/2010/wordprocessingInk" xmlns:wne="http://schemas.microsoft.com/office/word/2006/wordml" xmlns:wps="http://schemas.microsoft.com/office/word/2010/wordprocessingShape" mc:Ignorable="w14 w15 w16se w16cid w16 w16cex w16sdtdh w16sdtfl w16du wp14">
   <w:p>
     <w:pPr>
       <w:pStyle w:val="Header"/>
@@ -8888,7 +10384,7 @@
 </file>
 
 <file path=word/numbering.xml><?xml version="1.0" encoding="utf-8"?>
-<w:numbering xmlns:wpc="http://schemas.microsoft.com/office/word/2010/wordprocessingCanvas" xmlns:cx="http://schemas.microsoft.com/office/drawing/2014/chartex" xmlns:cx1="http://schemas.microsoft.com/office/drawing/2015/9/8/chartex" xmlns:cx2="http://schemas.microsoft.com/office/drawing/2015/10/21/chartex" xmlns:cx3="http://schemas.microsoft.com/office/drawing/2016/5/9/chartex" xmlns:cx4="http://schemas.microsoft.com/office/drawing/2016/5/10/chartex" xmlns:cx5="http://schemas.microsoft.com/office/drawing/2016/5/11/chartex" xmlns:cx6="http://schemas.microsoft.com/office/drawing/2016/5/12/chartex" xmlns:cx7="http://schemas.microsoft.com/office/drawing/2016/5/13/chartex" xmlns:cx8="http://schemas.microsoft.com/office/drawing/2016/5/14/chartex" xmlns:mc="http://schemas.openxmlformats.org/markup-compatibility/2006" xmlns:aink="http://schemas.microsoft.com/office/drawing/2016/ink" xmlns:am3d="http://schemas.microsoft.com/office/drawing/2017/model3d" xmlns:o="urn:schemas-microsoft-com:office:office" xmlns:oel="http://schemas.microsoft.com/office/2019/extlst" xmlns:r="http://schemas.openxmlformats.org/officeDocument/2006/relationships" xmlns:m="http://schemas.openxmlformats.org/officeDocument/2006/math" xmlns:v="urn:schemas-microsoft-com:vml" xmlns:wp14="http://schemas.microsoft.com/office/word/2010/wordprocessingDrawing" xmlns:wp="http://schemas.openxmlformats.org/drawingml/2006/wordprocessingDrawing" xmlns:w10="urn:schemas-microsoft-com:office:word" xmlns:w="http://schemas.openxmlformats.org/wordprocessingml/2006/main" xmlns:w14="http://schemas.microsoft.com/office/word/2010/wordml" xmlns:w15="http://schemas.microsoft.com/office/word/2012/wordml" xmlns:w16cex="http://schemas.microsoft.com/office/word/2018/wordml/cex" xmlns:w16cid="http://schemas.microsoft.com/office/word/2016/wordml/cid" xmlns:w16="http://schemas.microsoft.com/office/word/2018/wordml" xmlns:w16du="http://schemas.microsoft.com/office/word/2023/wordml/word16du" xmlns:w16sdtdh="http://schemas.microsoft.com/office/word/2020/wordml/sdtdatahash" xmlns:w16se="http://schemas.microsoft.com/office/word/2015/wordml/symex" xmlns:wpg="http://schemas.microsoft.com/office/word/2010/wordprocessingGroup" xmlns:wpi="http://schemas.microsoft.com/office/word/2010/wordprocessingInk" xmlns:wne="http://schemas.microsoft.com/office/word/2006/wordml" xmlns:wps="http://schemas.microsoft.com/office/word/2010/wordprocessingShape" mc:Ignorable="w14 w15 w16se w16cid w16 w16cex w16sdtdh wp14">
+<w:numbering xmlns:wpc="http://schemas.microsoft.com/office/word/2010/wordprocessingCanvas" xmlns:cx="http://schemas.microsoft.com/office/drawing/2014/chartex" xmlns:cx1="http://schemas.microsoft.com/office/drawing/2015/9/8/chartex" xmlns:cx2="http://schemas.microsoft.com/office/drawing/2015/10/21/chartex" xmlns:cx3="http://schemas.microsoft.com/office/drawing/2016/5/9/chartex" xmlns:cx4="http://schemas.microsoft.com/office/drawing/2016/5/10/chartex" xmlns:cx5="http://schemas.microsoft.com/office/drawing/2016/5/11/chartex" xmlns:cx6="http://schemas.microsoft.com/office/drawing/2016/5/12/chartex" xmlns:cx7="http://schemas.microsoft.com/office/drawing/2016/5/13/chartex" xmlns:cx8="http://schemas.microsoft.com/office/drawing/2016/5/14/chartex" xmlns:mc="http://schemas.openxmlformats.org/markup-compatibility/2006" xmlns:aink="http://schemas.microsoft.com/office/drawing/2016/ink" xmlns:am3d="http://schemas.microsoft.com/office/drawing/2017/model3d" xmlns:o="urn:schemas-microsoft-com:office:office" xmlns:oel="http://schemas.microsoft.com/office/2019/extlst" xmlns:r="http://schemas.openxmlformats.org/officeDocument/2006/relationships" xmlns:m="http://schemas.openxmlformats.org/officeDocument/2006/math" xmlns:v="urn:schemas-microsoft-com:vml" xmlns:wp14="http://schemas.microsoft.com/office/word/2010/wordprocessingDrawing" xmlns:wp="http://schemas.openxmlformats.org/drawingml/2006/wordprocessingDrawing" xmlns:w10="urn:schemas-microsoft-com:office:word" xmlns:w="http://schemas.openxmlformats.org/wordprocessingml/2006/main" xmlns:w14="http://schemas.microsoft.com/office/word/2010/wordml" xmlns:w15="http://schemas.microsoft.com/office/word/2012/wordml" xmlns:w16cex="http://schemas.microsoft.com/office/word/2018/wordml/cex" xmlns:w16cid="http://schemas.microsoft.com/office/word/2016/wordml/cid" xmlns:w16="http://schemas.microsoft.com/office/word/2018/wordml" xmlns:w16du="http://schemas.microsoft.com/office/word/2023/wordml/word16du" xmlns:w16sdtdh="http://schemas.microsoft.com/office/word/2020/wordml/sdtdatahash" xmlns:w16sdtfl="http://schemas.microsoft.com/office/word/2024/wordml/sdtformatlock" xmlns:w16se="http://schemas.microsoft.com/office/word/2015/wordml/symex" xmlns:wpg="http://schemas.microsoft.com/office/word/2010/wordprocessingGroup" xmlns:wpi="http://schemas.microsoft.com/office/word/2010/wordprocessingInk" xmlns:wne="http://schemas.microsoft.com/office/word/2006/wordml" xmlns:wps="http://schemas.microsoft.com/office/word/2010/wordprocessingShape" mc:Ignorable="w14 w15 w16se w16cid w16 w16cex w16sdtdh w16sdtfl w16du wp14">
   <w:abstractNum w:abstractNumId="0" w15:restartNumberingAfterBreak="0">
     <w:nsid w:val="FFFFFF80"/>
     <w:multiLevelType w:val="singleLevel"/>
@@ -11498,112 +12994,104 @@
       </w:pPr>
     </w:lvl>
   </w:abstractNum>
-  <w:num w:numId="1" w16cid:durableId="545219580">
+  <w:num w:numId="1" w16cid:durableId="66273730">
     <w:abstractNumId w:val="4"/>
   </w:num>
-  <w:num w:numId="2" w16cid:durableId="615672639">
+  <w:num w:numId="2" w16cid:durableId="1006708809">
     <w:abstractNumId w:val="18"/>
   </w:num>
-  <w:num w:numId="3" w16cid:durableId="906956504">
+  <w:num w:numId="3" w16cid:durableId="411201407">
     <w:abstractNumId w:val="26"/>
   </w:num>
-  <w:num w:numId="4" w16cid:durableId="1623416851">
+  <w:num w:numId="4" w16cid:durableId="886836030">
     <w:abstractNumId w:val="26"/>
     <w:lvlOverride w:ilvl="0">
       <w:startOverride w:val="1"/>
     </w:lvlOverride>
   </w:num>
-  <w:num w:numId="5" w16cid:durableId="1407530074">
+  <w:num w:numId="5" w16cid:durableId="999115687">
     <w:abstractNumId w:val="13"/>
   </w:num>
-  <w:num w:numId="6" w16cid:durableId="119304072">
+  <w:num w:numId="6" w16cid:durableId="1910916578">
     <w:abstractNumId w:val="3"/>
   </w:num>
-  <w:num w:numId="7" w16cid:durableId="1999114229">
+  <w:num w:numId="7" w16cid:durableId="1729526975">
     <w:abstractNumId w:val="20"/>
   </w:num>
-  <w:num w:numId="8" w16cid:durableId="121927221">
+  <w:num w:numId="8" w16cid:durableId="1892770695">
     <w:abstractNumId w:val="2"/>
   </w:num>
-  <w:num w:numId="9" w16cid:durableId="1201864893">
+  <w:num w:numId="9" w16cid:durableId="1322469208">
     <w:abstractNumId w:val="12"/>
   </w:num>
-  <w:num w:numId="10" w16cid:durableId="2038001232">
+  <w:num w:numId="10" w16cid:durableId="2100639383">
     <w:abstractNumId w:val="24"/>
   </w:num>
-  <w:num w:numId="11" w16cid:durableId="326833498">
+  <w:num w:numId="11" w16cid:durableId="1196237933">
     <w:abstractNumId w:val="14"/>
   </w:num>
-  <w:num w:numId="12" w16cid:durableId="1833714215">
+  <w:num w:numId="12" w16cid:durableId="1963878464">
     <w:abstractNumId w:val="25"/>
   </w:num>
-  <w:num w:numId="13" w16cid:durableId="1541549671">
+  <w:num w:numId="13" w16cid:durableId="1020010621">
     <w:abstractNumId w:val="15"/>
   </w:num>
-  <w:num w:numId="14" w16cid:durableId="911962582">
+  <w:num w:numId="14" w16cid:durableId="1950576729">
     <w:abstractNumId w:val="23"/>
   </w:num>
-  <w:num w:numId="15" w16cid:durableId="393552397">
+  <w:num w:numId="15" w16cid:durableId="682588039">
     <w:abstractNumId w:val="22"/>
   </w:num>
-  <w:num w:numId="16" w16cid:durableId="689405673">
+  <w:num w:numId="16" w16cid:durableId="1562521358">
     <w:abstractNumId w:val="10"/>
   </w:num>
-  <w:num w:numId="17" w16cid:durableId="517429459">
+  <w:num w:numId="17" w16cid:durableId="1463838677">
     <w:abstractNumId w:val="5"/>
   </w:num>
-  <w:num w:numId="18" w16cid:durableId="1812792843">
+  <w:num w:numId="18" w16cid:durableId="604849588">
     <w:abstractNumId w:val="9"/>
   </w:num>
-  <w:num w:numId="19" w16cid:durableId="891231609">
+  <w:num w:numId="19" w16cid:durableId="595794228">
     <w:abstractNumId w:val="1"/>
   </w:num>
-  <w:num w:numId="20" w16cid:durableId="1592544359">
+  <w:num w:numId="20" w16cid:durableId="1923296112">
     <w:abstractNumId w:val="8"/>
   </w:num>
-  <w:num w:numId="21" w16cid:durableId="1261451585">
+  <w:num w:numId="21" w16cid:durableId="381101315">
     <w:abstractNumId w:val="6"/>
   </w:num>
-  <w:num w:numId="22" w16cid:durableId="926425745">
+  <w:num w:numId="22" w16cid:durableId="1182360383">
     <w:abstractNumId w:val="11"/>
   </w:num>
-  <w:num w:numId="23" w16cid:durableId="1936402973">
+  <w:num w:numId="23" w16cid:durableId="1052997358">
     <w:abstractNumId w:val="19"/>
   </w:num>
-  <w:num w:numId="24" w16cid:durableId="212546907">
+  <w:num w:numId="24" w16cid:durableId="1213153972">
     <w:abstractNumId w:val="21"/>
   </w:num>
-  <w:num w:numId="25" w16cid:durableId="1258292527">
+  <w:num w:numId="25" w16cid:durableId="94323869">
     <w:abstractNumId w:val="0"/>
   </w:num>
-  <w:num w:numId="26" w16cid:durableId="1858423606">
+  <w:num w:numId="26" w16cid:durableId="1521815502">
     <w:abstractNumId w:val="7"/>
   </w:num>
-  <w:num w:numId="27" w16cid:durableId="56705054">
+  <w:num w:numId="27" w16cid:durableId="1600483268">
     <w:abstractNumId w:val="7"/>
     <w:lvlOverride w:ilvl="0">
       <w:startOverride w:val="1"/>
     </w:lvlOverride>
   </w:num>
-  <w:num w:numId="28" w16cid:durableId="2142577348">
+  <w:num w:numId="28" w16cid:durableId="155072256">
     <w:abstractNumId w:val="16"/>
   </w:num>
-  <w:num w:numId="29" w16cid:durableId="1747456650">
+  <w:num w:numId="29" w16cid:durableId="1972319368">
     <w:abstractNumId w:val="17"/>
   </w:num>
 </w:numbering>
 </file>
 
-<file path=word/people.xml><?xml version="1.0" encoding="utf-8"?>
-<w15:people xmlns:wpc="http://schemas.microsoft.com/office/word/2010/wordprocessingCanvas" xmlns:cx="http://schemas.microsoft.com/office/drawing/2014/chartex" xmlns:cx1="http://schemas.microsoft.com/office/drawing/2015/9/8/chartex" xmlns:cx2="http://schemas.microsoft.com/office/drawing/2015/10/21/chartex" xmlns:cx3="http://schemas.microsoft.com/office/drawing/2016/5/9/chartex" xmlns:cx4="http://schemas.microsoft.com/office/drawing/2016/5/10/chartex" xmlns:cx5="http://schemas.microsoft.com/office/drawing/2016/5/11/chartex" xmlns:cx6="http://schemas.microsoft.com/office/drawing/2016/5/12/chartex" xmlns:cx7="http://schemas.microsoft.com/office/drawing/2016/5/13/chartex" xmlns:cx8="http://schemas.microsoft.com/office/drawing/2016/5/14/chartex" xmlns:mc="http://schemas.openxmlformats.org/markup-compatibility/2006" xmlns:aink="http://schemas.microsoft.com/office/drawing/2016/ink" xmlns:am3d="http://schemas.microsoft.com/office/drawing/2017/model3d" xmlns:o="urn:schemas-microsoft-com:office:office" xmlns:oel="http://schemas.microsoft.com/office/2019/extlst" xmlns:r="http://schemas.openxmlformats.org/officeDocument/2006/relationships" xmlns:m="http://schemas.openxmlformats.org/officeDocument/2006/math" xmlns:v="urn:schemas-microsoft-com:vml" xmlns:wp14="http://schemas.microsoft.com/office/word/2010/wordprocessingDrawing" xmlns:wp="http://schemas.openxmlformats.org/drawingml/2006/wordprocessingDrawing" xmlns:w10="urn:schemas-microsoft-com:office:word" xmlns:w="http://schemas.openxmlformats.org/wordprocessingml/2006/main" xmlns:w14="http://schemas.microsoft.com/office/word/2010/wordml" xmlns:w15="http://schemas.microsoft.com/office/word/2012/wordml" xmlns:w16cex="http://schemas.microsoft.com/office/word/2018/wordml/cex" xmlns:w16cid="http://schemas.microsoft.com/office/word/2016/wordml/cid" xmlns:w16="http://schemas.microsoft.com/office/word/2018/wordml" xmlns:w16du="http://schemas.microsoft.com/office/word/2023/wordml/word16du" xmlns:w16sdtdh="http://schemas.microsoft.com/office/word/2020/wordml/sdtdatahash" xmlns:w16se="http://schemas.microsoft.com/office/word/2015/wordml/symex" xmlns:wpg="http://schemas.microsoft.com/office/word/2010/wordprocessingGroup" xmlns:wpi="http://schemas.microsoft.com/office/word/2010/wordprocessingInk" xmlns:wne="http://schemas.microsoft.com/office/word/2006/wordml" xmlns:wps="http://schemas.microsoft.com/office/word/2010/wordprocessingShape" mc:Ignorable="w14 w15 w16se w16cid w16 w16cex w16sdtdh wp14">
-  <w15:person w15:author="Author">
-    <w15:presenceInfo w15:providerId="None" w15:userId="Author"/>
-  </w15:person>
-</w15:people>
-</file>
-
 <file path=word/styles.xml><?xml version="1.0" encoding="utf-8"?>
-<w:styles xmlns:mc="http://schemas.openxmlformats.org/markup-compatibility/2006" xmlns:r="http://schemas.openxmlformats.org/officeDocument/2006/relationships" xmlns:w="http://schemas.openxmlformats.org/wordprocessingml/2006/main" xmlns:w14="http://schemas.microsoft.com/office/word/2010/wordml" xmlns:w15="http://schemas.microsoft.com/office/word/2012/wordml" xmlns:w16cex="http://schemas.microsoft.com/office/word/2018/wordml/cex" xmlns:w16cid="http://schemas.microsoft.com/office/word/2016/wordml/cid" xmlns:w16="http://schemas.microsoft.com/office/word/2018/wordml" xmlns:w16sdtdh="http://schemas.microsoft.com/office/word/2020/wordml/sdtdatahash" xmlns:w16se="http://schemas.microsoft.com/office/word/2015/wordml/symex" mc:Ignorable="w14 w15 w16se w16cid w16 w16cex w16sdtdh">
+<w:styles xmlns:mc="http://schemas.openxmlformats.org/markup-compatibility/2006" xmlns:r="http://schemas.openxmlformats.org/officeDocument/2006/relationships" xmlns:w="http://schemas.openxmlformats.org/wordprocessingml/2006/main" xmlns:w14="http://schemas.microsoft.com/office/word/2010/wordml" xmlns:w15="http://schemas.microsoft.com/office/word/2012/wordml" xmlns:w16cex="http://schemas.microsoft.com/office/word/2018/wordml/cex" xmlns:w16cid="http://schemas.microsoft.com/office/word/2016/wordml/cid" xmlns:w16="http://schemas.microsoft.com/office/word/2018/wordml" xmlns:w16du="http://schemas.microsoft.com/office/word/2023/wordml/word16du" xmlns:w16sdtdh="http://schemas.microsoft.com/office/word/2020/wordml/sdtdatahash" xmlns:w16sdtfl="http://schemas.microsoft.com/office/word/2024/wordml/sdtformatlock" xmlns:w16se="http://schemas.microsoft.com/office/word/2015/wordml/symex" mc:Ignorable="w14 w15 w16se w16cid w16 w16cex w16sdtdh w16sdtfl w16du">
   <w:docDefaults>
     <w:rPrDefault>
       <w:rPr>
@@ -13257,6 +14745,19 @@
 </file>
 
 <file path=customXml/item1.xml><?xml version="1.0" encoding="utf-8"?>
+<p:properties xmlns:p="http://schemas.microsoft.com/office/2006/metadata/properties" xmlns:xsi="http://www.w3.org/2001/XMLSchema-instance" xmlns:pc="http://schemas.microsoft.com/office/infopath/2007/PartnerControls">
+  <documentManagement>
+    <Complete_x003f_ xmlns="62716bce-2e5b-4137-9339-0c56d67fb532">false</Complete_x003f_>
+    <_dlc_DocId xmlns="066b1fa1-e673-41bd-87ba-8687893fe173">2VSTCW3YR7TP-1413294526-11024</_dlc_DocId>
+    <_dlc_DocIdUrl xmlns="066b1fa1-e673-41bd-87ba-8687893fe173">
+      <Url>https://armh.sharepoint.com/sites/TS-ArmEducationNew/ConTech/_layouts/15/DocIdRedir.aspx?ID=2VSTCW3YR7TP-1413294526-11024</Url>
+      <Description>2VSTCW3YR7TP-1413294526-11024</Description>
+    </_dlc_DocIdUrl>
+  </documentManagement>
+</p:properties>
+</file>
+
+<file path=customXml/item2.xml><?xml version="1.0" encoding="utf-8"?>
 <?mso-contentType ?>
 <spe:Receivers xmlns:spe="http://schemas.microsoft.com/sharepoint/events">
   <Receiver>
@@ -13306,16 +14807,11 @@
 </spe:Receivers>
 </file>
 
-<file path=customXml/item2.xml><?xml version="1.0" encoding="utf-8"?>
-<b:Sources xmlns:b="http://schemas.openxmlformats.org/officeDocument/2006/bibliography" xmlns="http://schemas.openxmlformats.org/officeDocument/2006/bibliography" SelectedStyle="\APASixthEditionOfficeOnline.xsl" StyleName="APA" Version="6"/>
-</file>
-
 <file path=customXml/item3.xml><?xml version="1.0" encoding="utf-8"?>
-<ct:contentTypeSchema xmlns:ct="http://schemas.microsoft.com/office/2006/metadata/contentType" xmlns:ma="http://schemas.microsoft.com/office/2006/metadata/properties/metaAttributes" ct:_="" ma:_="" ma:contentTypeName="Document" ma:contentTypeID="0x01010050DA06D914BDE34CBFBF32CE2E7912F8" ma:contentTypeVersion="19" ma:contentTypeDescription="Create a new document." ma:contentTypeScope="" ma:versionID="76675610a4b07ba32dc99688af23a91c">
-  <xsd:schema xmlns:xsd="http://www.w3.org/2001/XMLSchema" xmlns:xs="http://www.w3.org/2001/XMLSchema" xmlns:p="http://schemas.microsoft.com/office/2006/metadata/properties" xmlns:ns2="066b1fa1-e673-41bd-87ba-8687893fe173" xmlns:ns3="62716bce-2e5b-4137-9339-0c56d67fb532" xmlns:ns4="73088aa1-bb70-4e27-95fc-187c5437fa54" targetNamespace="http://schemas.microsoft.com/office/2006/metadata/properties" ma:root="true" ma:fieldsID="e4945c22c07b70bfc9f0e7af6a4e344b" ns2:_="" ns3:_="" ns4:_="">
+<ct:contentTypeSchema xmlns:ct="http://schemas.microsoft.com/office/2006/metadata/contentType" xmlns:ma="http://schemas.microsoft.com/office/2006/metadata/properties/metaAttributes" ct:_="" ma:_="" ma:contentTypeName="Document" ma:contentTypeID="0x01010050DA06D914BDE34CBFBF32CE2E7912F8" ma:contentTypeVersion="14" ma:contentTypeDescription="Create a new document." ma:contentTypeScope="" ma:versionID="b618f742d6e177fc5b6975c676c03623">
+  <xsd:schema xmlns:xsd="http://www.w3.org/2001/XMLSchema" xmlns:xs="http://www.w3.org/2001/XMLSchema" xmlns:p="http://schemas.microsoft.com/office/2006/metadata/properties" xmlns:ns2="066b1fa1-e673-41bd-87ba-8687893fe173" xmlns:ns3="62716bce-2e5b-4137-9339-0c56d67fb532" targetNamespace="http://schemas.microsoft.com/office/2006/metadata/properties" ma:root="true" ma:fieldsID="d5bce55925777f3b4884316d1d3fa24e" ns2:_="" ns3:_="">
     <xsd:import namespace="066b1fa1-e673-41bd-87ba-8687893fe173"/>
     <xsd:import namespace="62716bce-2e5b-4137-9339-0c56d67fb532"/>
-    <xsd:import namespace="73088aa1-bb70-4e27-95fc-187c5437fa54"/>
     <xsd:element name="properties">
       <xsd:complexType>
         <xsd:sequence>
@@ -13339,8 +14835,6 @@
                 <xsd:element ref="ns3:Complete_x003f_" minOccurs="0"/>
                 <xsd:element ref="ns3:MediaServiceLocation" minOccurs="0"/>
                 <xsd:element ref="ns3:MediaLengthInSeconds" minOccurs="0"/>
-                <xsd:element ref="ns4:TaxCatchAll" minOccurs="0"/>
-                <xsd:element ref="ns3:lcf76f155ced4ddcb4097134ff3c332f" minOccurs="0"/>
               </xsd:all>
             </xsd:complexType>
           </xsd:element>
@@ -13467,28 +14961,6 @@
         <xsd:restriction base="dms:Unknown"/>
       </xsd:simpleType>
     </xsd:element>
-    <xsd:element name="lcf76f155ced4ddcb4097134ff3c332f" ma:index="27" nillable="true" ma:taxonomy="true" ma:internalName="lcf76f155ced4ddcb4097134ff3c332f" ma:taxonomyFieldName="MediaServiceImageTags" ma:displayName="Image Tags" ma:readOnly="false" ma:fieldId="{5cf76f15-5ced-4ddc-b409-7134ff3c332f}" ma:taxonomyMulti="true" ma:sspId="f61796df-71c9-4044-bd3e-1edca60bec75" ma:termSetId="09814cd3-568e-fe90-9814-8d621ff8fb84" ma:anchorId="fba54fb3-c3e1-fe81-a776-ca4b69148c4d" ma:open="true" ma:isKeyword="false">
-      <xsd:complexType>
-        <xsd:sequence>
-          <xsd:element ref="pc:Terms" minOccurs="0" maxOccurs="1"/>
-        </xsd:sequence>
-      </xsd:complexType>
-    </xsd:element>
-  </xsd:schema>
-  <xsd:schema xmlns:xsd="http://www.w3.org/2001/XMLSchema" xmlns:xs="http://www.w3.org/2001/XMLSchema" xmlns:dms="http://schemas.microsoft.com/office/2006/documentManagement/types" xmlns:pc="http://schemas.microsoft.com/office/infopath/2007/PartnerControls" targetNamespace="73088aa1-bb70-4e27-95fc-187c5437fa54" elementFormDefault="qualified">
-    <xsd:import namespace="http://schemas.microsoft.com/office/2006/documentManagement/types"/>
-    <xsd:import namespace="http://schemas.microsoft.com/office/infopath/2007/PartnerControls"/>
-    <xsd:element name="TaxCatchAll" ma:index="25" nillable="true" ma:displayName="Taxonomy Catch All Column" ma:hidden="true" ma:list="{bdbb7f30-1cba-46b0-9c32-e3bc1cc23d13}" ma:internalName="TaxCatchAll" ma:showField="CatchAllData" ma:web="066b1fa1-e673-41bd-87ba-8687893fe173">
-      <xsd:complexType>
-        <xsd:complexContent>
-          <xsd:extension base="dms:MultiChoiceLookup">
-            <xsd:sequence>
-              <xsd:element name="Value" type="dms:Lookup" maxOccurs="unbounded" minOccurs="0" nillable="true"/>
-            </xsd:sequence>
-          </xsd:extension>
-        </xsd:complexContent>
-      </xsd:complexType>
-    </xsd:element>
   </xsd:schema>
   <xsd:schema xmlns="http://schemas.openxmlformats.org/package/2006/metadata/core-properties" xmlns:xsd="http://www.w3.org/2001/XMLSchema" xmlns:xsi="http://www.w3.org/2001/XMLSchema-instance" xmlns:dc="http://purl.org/dc/elements/1.1/" xmlns:dcterms="http://purl.org/dc/terms/" xmlns:odoc="http://schemas.microsoft.com/internal/obd" targetNamespace="http://schemas.openxmlformats.org/package/2006/metadata/core-properties" elementFormDefault="qualified" attributeFormDefault="unqualified" blockDefault="#all">
     <xsd:import namespace="http://purl.org/dc/elements/1.1/" schemaLocation="http://dublincore.org/schemas/xmls/qdc/2003/04/02/dc.xsd"/>
@@ -13590,23 +15062,6 @@
 </file>
 
 <file path=customXml/item4.xml><?xml version="1.0" encoding="utf-8"?>
-<p:properties xmlns:p="http://schemas.microsoft.com/office/2006/metadata/properties" xmlns:xsi="http://www.w3.org/2001/XMLSchema-instance" xmlns:pc="http://schemas.microsoft.com/office/infopath/2007/PartnerControls">
-  <documentManagement>
-    <Complete_x003f_ xmlns="62716bce-2e5b-4137-9339-0c56d67fb532">false</Complete_x003f_>
-    <_dlc_DocId xmlns="066b1fa1-e673-41bd-87ba-8687893fe173">2VSTCW3YR7TP-1413294526-11001</_dlc_DocId>
-    <_dlc_DocIdUrl xmlns="066b1fa1-e673-41bd-87ba-8687893fe173">
-      <Url>https://armh.sharepoint.com/sites/TS-ArmEducationNew/ConTech/_layouts/15/DocIdRedir.aspx?ID=2VSTCW3YR7TP-1413294526-11001</Url>
-      <Description>2VSTCW3YR7TP-1413294526-11001</Description>
-    </_dlc_DocIdUrl>
-    <TaxCatchAll xmlns="73088aa1-bb70-4e27-95fc-187c5437fa54" xsi:nil="true"/>
-    <lcf76f155ced4ddcb4097134ff3c332f xmlns="62716bce-2e5b-4137-9339-0c56d67fb532">
-      <Terms xmlns="http://schemas.microsoft.com/office/infopath/2007/PartnerControls"/>
-    </lcf76f155ced4ddcb4097134ff3c332f>
-  </documentManagement>
-</p:properties>
-</file>
-
-<file path=customXml/item5.xml><?xml version="1.0" encoding="utf-8"?>
 <?mso-contentType ?>
 <FormTemplates xmlns="http://schemas.microsoft.com/sharepoint/v3/contenttype/forms">
   <Display>DocumentLibraryForm</Display>
@@ -13615,24 +15070,31 @@
 </FormTemplates>
 </file>
 
+<file path=customXml/item5.xml><?xml version="1.0" encoding="utf-8"?>
+<b:Sources xmlns:b="http://schemas.openxmlformats.org/officeDocument/2006/bibliography" xmlns="http://schemas.openxmlformats.org/officeDocument/2006/bibliography" SelectedStyle="\APASixthEditionOfficeOnline.xsl" StyleName="APA" Version="6"/>
+</file>
+
 <file path=customXml/itemProps1.xml><?xml version="1.0" encoding="utf-8"?>
-<ds:datastoreItem xmlns:ds="http://schemas.openxmlformats.org/officeDocument/2006/customXml" ds:itemID="{6294D16F-BF2F-412C-8221-5CC5132D0E77}">
+<ds:datastoreItem xmlns:ds="http://schemas.openxmlformats.org/officeDocument/2006/customXml" ds:itemID="{DEBE9AC6-84BA-480F-AFB3-EBE440895C66}">
+  <ds:schemaRefs>
+    <ds:schemaRef ds:uri="http://schemas.microsoft.com/office/2006/metadata/properties"/>
+    <ds:schemaRef ds:uri="http://schemas.microsoft.com/office/infopath/2007/PartnerControls"/>
+    <ds:schemaRef ds:uri="62716bce-2e5b-4137-9339-0c56d67fb532"/>
+    <ds:schemaRef ds:uri="066b1fa1-e673-41bd-87ba-8687893fe173"/>
+  </ds:schemaRefs>
+</ds:datastoreItem>
+</file>
+
+<file path=customXml/itemProps2.xml><?xml version="1.0" encoding="utf-8"?>
+<ds:datastoreItem xmlns:ds="http://schemas.openxmlformats.org/officeDocument/2006/customXml" ds:itemID="{BA4263C0-E23A-43BD-98FD-1D8C57943F89}">
   <ds:schemaRefs>
     <ds:schemaRef ds:uri="http://schemas.microsoft.com/sharepoint/events"/>
   </ds:schemaRefs>
 </ds:datastoreItem>
 </file>
 
-<file path=customXml/itemProps2.xml><?xml version="1.0" encoding="utf-8"?>
-<ds:datastoreItem xmlns:ds="http://schemas.openxmlformats.org/officeDocument/2006/customXml" ds:itemID="{F0ED766C-1D84-4A6E-8C07-62AC3036B299}">
-  <ds:schemaRefs>
-    <ds:schemaRef ds:uri="http://schemas.openxmlformats.org/officeDocument/2006/bibliography"/>
-  </ds:schemaRefs>
-</ds:datastoreItem>
-</file>
-
 <file path=customXml/itemProps3.xml><?xml version="1.0" encoding="utf-8"?>
-<ds:datastoreItem xmlns:ds="http://schemas.openxmlformats.org/officeDocument/2006/customXml" ds:itemID="{A303675C-7E88-46F8-A3EA-929B914BC929}">
+<ds:datastoreItem xmlns:ds="http://schemas.openxmlformats.org/officeDocument/2006/customXml" ds:itemID="{42E42F24-0C85-4EBD-B174-FE8AD5A630E0}">
   <ds:schemaRefs>
     <ds:schemaRef ds:uri="http://schemas.microsoft.com/office/2006/metadata/contentType"/>
     <ds:schemaRef ds:uri="http://schemas.microsoft.com/office/2006/metadata/properties/metaAttributes"/>
@@ -13640,7 +15102,6 @@
     <ds:schemaRef ds:uri="http://schemas.microsoft.com/office/2006/metadata/properties"/>
     <ds:schemaRef ds:uri="066b1fa1-e673-41bd-87ba-8687893fe173"/>
     <ds:schemaRef ds:uri="62716bce-2e5b-4137-9339-0c56d67fb532"/>
-    <ds:schemaRef ds:uri="73088aa1-bb70-4e27-95fc-187c5437fa54"/>
     <ds:schemaRef ds:uri="http://schemas.microsoft.com/office/2006/documentManagement/types"/>
     <ds:schemaRef ds:uri="http://schemas.microsoft.com/office/infopath/2007/PartnerControls"/>
     <ds:schemaRef ds:uri="http://schemas.openxmlformats.org/package/2006/metadata/core-properties"/>
@@ -13652,21 +15113,17 @@
 </file>
 
 <file path=customXml/itemProps4.xml><?xml version="1.0" encoding="utf-8"?>
-<ds:datastoreItem xmlns:ds="http://schemas.openxmlformats.org/officeDocument/2006/customXml" ds:itemID="{D66F0BEC-56DF-4D9A-B3C1-D22B6EF92C2F}">
+<ds:datastoreItem xmlns:ds="http://schemas.openxmlformats.org/officeDocument/2006/customXml" ds:itemID="{DC6260A8-12AE-4B61-94FF-B581A9257B82}">
   <ds:schemaRefs>
-    <ds:schemaRef ds:uri="http://schemas.microsoft.com/office/2006/metadata/properties"/>
-    <ds:schemaRef ds:uri="http://schemas.microsoft.com/office/infopath/2007/PartnerControls"/>
-    <ds:schemaRef ds:uri="62716bce-2e5b-4137-9339-0c56d67fb532"/>
-    <ds:schemaRef ds:uri="066b1fa1-e673-41bd-87ba-8687893fe173"/>
-    <ds:schemaRef ds:uri="73088aa1-bb70-4e27-95fc-187c5437fa54"/>
+    <ds:schemaRef ds:uri="http://schemas.microsoft.com/sharepoint/v3/contenttype/forms"/>
   </ds:schemaRefs>
 </ds:datastoreItem>
 </file>
 
 <file path=customXml/itemProps5.xml><?xml version="1.0" encoding="utf-8"?>
-<ds:datastoreItem xmlns:ds="http://schemas.openxmlformats.org/officeDocument/2006/customXml" ds:itemID="{75BE4F4C-988F-478A-B582-2594F0347022}">
+<ds:datastoreItem xmlns:ds="http://schemas.openxmlformats.org/officeDocument/2006/customXml" ds:itemID="{A7BFA0F2-CA2A-4F8E-8FAD-D13417FEF956}">
   <ds:schemaRefs>
-    <ds:schemaRef ds:uri="http://schemas.microsoft.com/sharepoint/v3/contenttype/forms"/>
+    <ds:schemaRef ds:uri="http://schemas.openxmlformats.org/officeDocument/2006/bibliography"/>
   </ds:schemaRefs>
 </ds:datastoreItem>
 </file>